--- a/tai-lieu-hoc-vien/workbooks/WORKBOOK-2.docx
+++ b/tai-lieu-hoc-vien/workbooks/WORKBOOK-2.docx
@@ -338,6 +338,78 @@
     <w:p>
       <w:pPr>
         <w:pBdr>
+          <w:top w:val="single" w:color="FBF2E1" w:sz="2" w:space="4"/>
+          <w:bottom w:val="single" w:color="FBF2E1" w:sz="2" w:space="4"/>
+          <w:left w:val="single" w:color="B8860B" w:sz="24" w:space="8"/>
+          <w:right w:val="single" w:color="FBF2E1" w:sz="2" w:space="4"/>
+        </w:pBdr>
+        <w:shd w:fill="FBF2E1" w:val="clear"/>
+        <w:spacing w:after="200" w:before="100" w:line="300"/>
+        <w:ind w:left="100"/>
+      </w:pPr>
+      <w:r>
+        <w:rPr>
+          <w:rFonts w:ascii="Calibri" w:cs="Calibri" w:eastAsia="Calibri" w:hAnsi="Calibri"/>
+          <w:i/>
+          <w:iCs/>
+          <w:color w:val="1B1F1F"/>
+          <w:sz w:val="20"/>
+          <w:szCs w:val="20"/>
+        </w:rPr>
+        <w:t xml:space="preserve">Buổi sáng chốt </w:t>
+      </w:r>
+      <w:r>
+        <w:rPr>
+          <w:rFonts w:ascii="Calibri" w:cs="Calibri" w:eastAsia="Calibri" w:hAnsi="Calibri"/>
+          <w:b/>
+          <w:bCs/>
+          <w:i/>
+          <w:iCs/>
+          <w:color w:val="1B1F1F"/>
+          <w:sz w:val="20"/>
+          <w:szCs w:val="20"/>
+        </w:rPr>
+        <w:t xml:space="preserve">AI nên làm gì</w:t>
+      </w:r>
+      <w:r>
+        <w:rPr>
+          <w:rFonts w:ascii="Calibri" w:cs="Calibri" w:eastAsia="Calibri" w:hAnsi="Calibri"/>
+          <w:i/>
+          <w:iCs/>
+          <w:color w:val="1B1F1F"/>
+          <w:sz w:val="20"/>
+          <w:szCs w:val="20"/>
+        </w:rPr>
+        <w:t xml:space="preserve"> (Canvas). Buổi chiều này chốt </w:t>
+      </w:r>
+      <w:r>
+        <w:rPr>
+          <w:rFonts w:ascii="Calibri" w:cs="Calibri" w:eastAsia="Calibri" w:hAnsi="Calibri"/>
+          <w:b/>
+          <w:bCs/>
+          <w:i/>
+          <w:iCs/>
+          <w:color w:val="1B1F1F"/>
+          <w:sz w:val="20"/>
+          <w:szCs w:val="20"/>
+        </w:rPr>
+        <w:t xml:space="preserve">hệ thống được ghép từ những mảnh nào, và mảnh nào hỏng thì xử lý ra sao</w:t>
+      </w:r>
+      <w:r>
+        <w:rPr>
+          <w:rFonts w:ascii="Calibri" w:cs="Calibri" w:eastAsia="Calibri" w:hAnsi="Calibri"/>
+          <w:i/>
+          <w:iCs/>
+          <w:color w:val="1B1F1F"/>
+          <w:sz w:val="20"/>
+          <w:szCs w:val="20"/>
+        </w:rPr>
+        <w:t xml:space="preserve"> (Blueprint). Không viết code mới — Bước 1 là đọc code đã có sẵn để hiểu nó vận hành thế nào trước khi vẽ lại thành sơ đồ.</w:t>
+      </w:r>
+    </w:p>
+    <w:p>
+      <w:pPr>
+        <w:pBdr>
           <w:bottom w:val="single" w:color="BFD3D2" w:sz="4" w:space="1"/>
         </w:pBdr>
         <w:spacing w:after="200" w:before="120"/>
@@ -499,6 +571,87 @@
           <w:szCs w:val="22"/>
         </w:rPr>
         <w:t xml:space="preserve">Câu 1 — Luồng dữ liệu khi gửi một ticket</w:t>
+      </w:r>
+    </w:p>
+    <w:p>
+      <w:pPr>
+        <w:pBdr>
+          <w:top w:val="single" w:color="FBF2E1" w:sz="2" w:space="4"/>
+          <w:bottom w:val="single" w:color="FBF2E1" w:sz="2" w:space="4"/>
+          <w:left w:val="single" w:color="B8860B" w:sz="24" w:space="8"/>
+          <w:right w:val="single" w:color="FBF2E1" w:sz="2" w:space="4"/>
+        </w:pBdr>
+        <w:shd w:fill="FBF2E1" w:val="clear"/>
+        <w:spacing w:after="200" w:before="100" w:line="300"/>
+        <w:ind w:left="100"/>
+      </w:pPr>
+      <w:r>
+        <w:rPr>
+          <w:rFonts w:ascii="Calibri" w:cs="Calibri" w:eastAsia="Calibri" w:hAnsi="Calibri"/>
+          <w:b/>
+          <w:bCs/>
+          <w:i/>
+          <w:iCs/>
+          <w:color w:val="1B1F1F"/>
+          <w:sz w:val="20"/>
+          <w:szCs w:val="20"/>
+        </w:rPr>
+        <w:t xml:space="preserve">Cách nghĩ:</w:t>
+      </w:r>
+      <w:r>
+        <w:rPr>
+          <w:rFonts w:ascii="Calibri" w:cs="Calibri" w:eastAsia="Calibri" w:hAnsi="Calibri"/>
+          <w:i/>
+          <w:iCs/>
+          <w:color w:val="1B1F1F"/>
+          <w:sz w:val="20"/>
+          <w:szCs w:val="20"/>
+        </w:rPr>
+        <w:t xml:space="preserve"> đừng đọc toàn bộ code — lần theo đúng MỘT đường đi của một ticket, từ lúc vào tới lúc ra. Điểm bắt đầu tốt nhất là </w:t>
+      </w:r>
+      <w:r>
+        <w:rPr>
+          <w:rFonts w:ascii="Consolas" w:cs="Consolas" w:eastAsia="Consolas" w:hAnsi="Consolas"/>
+          <w:i/>
+          <w:iCs/>
+          <w:color w:val="0B3F41"/>
+          <w:sz w:val="19"/>
+          <w:szCs w:val="19"/>
+        </w:rPr>
+        <w:t xml:space="preserve">src/agent/workflow.py</w:t>
+      </w:r>
+      <w:r>
+        <w:rPr>
+          <w:rFonts w:ascii="Calibri" w:cs="Calibri" w:eastAsia="Calibri" w:hAnsi="Calibri"/>
+          <w:i/>
+          <w:iCs/>
+          <w:color w:val="1B1F1F"/>
+          <w:sz w:val="20"/>
+          <w:szCs w:val="20"/>
+        </w:rPr>
+        <w:t xml:space="preserve"> (hàm </w:t>
+      </w:r>
+      <w:r>
+        <w:rPr>
+          <w:rFonts w:ascii="Consolas" w:cs="Consolas" w:eastAsia="Consolas" w:hAnsi="Consolas"/>
+          <w:i/>
+          <w:iCs/>
+          <w:color w:val="0B3F41"/>
+          <w:sz w:val="19"/>
+          <w:szCs w:val="19"/>
+        </w:rPr>
+        <w:t xml:space="preserve">process_ticket</w:t>
+      </w:r>
+      <w:r>
+        <w:rPr>
+          <w:rFonts w:ascii="Calibri" w:cs="Calibri" w:eastAsia="Calibri" w:hAnsi="Calibri"/>
+          <w:i/>
+          <w:iCs/>
+          <w:color w:val="1B1F1F"/>
+          <w:sz w:val="20"/>
+          <w:szCs w:val="20"/>
+        </w:rPr>
+        <w:t xml:space="preserve">) — đọc phần thân hàm theo thứ tự, mỗi lần thấy gọi sang module khác thì ghi tên tệp đó vào một ô trống. Bạn sẽ đi qua đúng 6 tệp trước khi tới "dự thảo chờ duyệt".</w:t>
       </w:r>
     </w:p>
     <w:p>
@@ -618,6 +771,43 @@
           <w:szCs w:val="22"/>
         </w:rPr>
         <w:t xml:space="preserve">Câu 2 — Trách nhiệm từng tệp</w:t>
+      </w:r>
+    </w:p>
+    <w:p>
+      <w:pPr>
+        <w:pBdr>
+          <w:top w:val="single" w:color="FBF2E1" w:sz="2" w:space="4"/>
+          <w:bottom w:val="single" w:color="FBF2E1" w:sz="2" w:space="4"/>
+          <w:left w:val="single" w:color="B8860B" w:sz="24" w:space="8"/>
+          <w:right w:val="single" w:color="FBF2E1" w:sz="2" w:space="4"/>
+        </w:pBdr>
+        <w:shd w:fill="FBF2E1" w:val="clear"/>
+        <w:spacing w:after="200" w:before="100" w:line="300"/>
+        <w:ind w:left="100"/>
+      </w:pPr>
+      <w:r>
+        <w:rPr>
+          <w:rFonts w:ascii="Calibri" w:cs="Calibri" w:eastAsia="Calibri" w:hAnsi="Calibri"/>
+          <w:b/>
+          <w:bCs/>
+          <w:i/>
+          <w:iCs/>
+          <w:color w:val="1B1F1F"/>
+          <w:sz w:val="20"/>
+          <w:szCs w:val="20"/>
+        </w:rPr>
+        <w:t xml:space="preserve">Cách nghĩ:</w:t>
+      </w:r>
+      <w:r>
+        <w:rPr>
+          <w:rFonts w:ascii="Calibri" w:cs="Calibri" w:eastAsia="Calibri" w:hAnsi="Calibri"/>
+          <w:i/>
+          <w:iCs/>
+          <w:color w:val="1B1F1F"/>
+          <w:sz w:val="20"/>
+          <w:szCs w:val="20"/>
+        </w:rPr>
+        <w:t xml:space="preserve"> "chịu trách nhiệm gì" nghĩa là — nếu xóa tệp này, hệ thống mất khả năng gì? Trả lời bằng một hành động (ví dụ "đọc biến môi trường", "gọi model qua API"), không phải bằng cách diễn giải lại tên tệp.</w:t>
       </w:r>
     </w:p>
     <w:tbl>
@@ -633,8 +823,8 @@
         </w:tblBorders>
       </w:tblPr>
       <w:tblGrid>
-        <w:gridCol w:w="3200"/>
-        <w:gridCol w:w="6300"/>
+        <w:gridCol w:w="3300"/>
+        <w:gridCol w:w="6200"/>
       </w:tblGrid>
       <w:tr>
         <w:trPr>
@@ -642,7 +832,7 @@
         </w:trPr>
         <w:tc>
           <w:tcPr>
-            <w:tcW w:type="dxa" w:w="3200"/>
+            <w:tcW w:type="dxa" w:w="3300"/>
             <w:shd w:fill="DCEBEA" w:val="clear"/>
             <w:tcMar>
               <w:top w:type="dxa" w:w="80"/>
@@ -668,7 +858,7 @@
         </w:tc>
         <w:tc>
           <w:tcPr>
-            <w:tcW w:type="dxa" w:w="6300"/>
+            <w:tcW w:type="dxa" w:w="6200"/>
             <w:shd w:fill="DCEBEA" w:val="clear"/>
             <w:tcMar>
               <w:top w:type="dxa" w:w="80"/>
@@ -699,7 +889,7 @@
         </w:trPr>
         <w:tc>
           <w:tcPr>
-            <w:tcW w:type="dxa" w:w="3200"/>
+            <w:tcW w:type="dxa" w:w="3300"/>
             <w:tcMar>
               <w:top w:type="dxa" w:w="80"/>
               <w:left w:type="dxa" w:w="100"/>
@@ -724,7 +914,7 @@
         </w:tc>
         <w:tc>
           <w:tcPr>
-            <w:tcW w:type="dxa" w:w="6300"/>
+            <w:tcW w:type="dxa" w:w="6200"/>
             <w:tcMar>
               <w:top w:type="dxa" w:w="80"/>
               <w:left w:type="dxa" w:w="100"/>
@@ -754,7 +944,7 @@
         </w:trPr>
         <w:tc>
           <w:tcPr>
-            <w:tcW w:type="dxa" w:w="3200"/>
+            <w:tcW w:type="dxa" w:w="3300"/>
             <w:shd w:fill="F2F7F6" w:val="clear"/>
             <w:tcMar>
               <w:top w:type="dxa" w:w="80"/>
@@ -780,7 +970,7 @@
         </w:tc>
         <w:tc>
           <w:tcPr>
-            <w:tcW w:type="dxa" w:w="6300"/>
+            <w:tcW w:type="dxa" w:w="6200"/>
             <w:shd w:fill="F2F7F6" w:val="clear"/>
             <w:tcMar>
               <w:top w:type="dxa" w:w="80"/>
@@ -811,7 +1001,7 @@
         </w:trPr>
         <w:tc>
           <w:tcPr>
-            <w:tcW w:type="dxa" w:w="3200"/>
+            <w:tcW w:type="dxa" w:w="3300"/>
             <w:tcMar>
               <w:top w:type="dxa" w:w="80"/>
               <w:left w:type="dxa" w:w="100"/>
@@ -836,7 +1026,7 @@
         </w:tc>
         <w:tc>
           <w:tcPr>
-            <w:tcW w:type="dxa" w:w="6300"/>
+            <w:tcW w:type="dxa" w:w="6200"/>
             <w:tcMar>
               <w:top w:type="dxa" w:w="80"/>
               <w:left w:type="dxa" w:w="100"/>
@@ -866,7 +1056,7 @@
         </w:trPr>
         <w:tc>
           <w:tcPr>
-            <w:tcW w:type="dxa" w:w="3200"/>
+            <w:tcW w:type="dxa" w:w="3300"/>
             <w:shd w:fill="F2F7F6" w:val="clear"/>
             <w:tcMar>
               <w:top w:type="dxa" w:w="80"/>
@@ -892,7 +1082,7 @@
         </w:tc>
         <w:tc>
           <w:tcPr>
-            <w:tcW w:type="dxa" w:w="6300"/>
+            <w:tcW w:type="dxa" w:w="6200"/>
             <w:shd w:fill="F2F7F6" w:val="clear"/>
             <w:tcMar>
               <w:top w:type="dxa" w:w="80"/>
@@ -923,7 +1113,7 @@
         </w:trPr>
         <w:tc>
           <w:tcPr>
-            <w:tcW w:type="dxa" w:w="3200"/>
+            <w:tcW w:type="dxa" w:w="3300"/>
             <w:tcMar>
               <w:top w:type="dxa" w:w="80"/>
               <w:left w:type="dxa" w:w="100"/>
@@ -948,7 +1138,7 @@
         </w:tc>
         <w:tc>
           <w:tcPr>
-            <w:tcW w:type="dxa" w:w="6300"/>
+            <w:tcW w:type="dxa" w:w="6200"/>
             <w:tcMar>
               <w:top w:type="dxa" w:w="80"/>
               <w:left w:type="dxa" w:w="100"/>
@@ -978,7 +1168,7 @@
         </w:trPr>
         <w:tc>
           <w:tcPr>
-            <w:tcW w:type="dxa" w:w="3200"/>
+            <w:tcW w:type="dxa" w:w="3300"/>
             <w:shd w:fill="F2F7F6" w:val="clear"/>
             <w:tcMar>
               <w:top w:type="dxa" w:w="80"/>
@@ -1004,7 +1194,7 @@
         </w:tc>
         <w:tc>
           <w:tcPr>
-            <w:tcW w:type="dxa" w:w="6300"/>
+            <w:tcW w:type="dxa" w:w="6200"/>
             <w:shd w:fill="F2F7F6" w:val="clear"/>
             <w:tcMar>
               <w:top w:type="dxa" w:w="80"/>
@@ -1035,7 +1225,7 @@
         </w:trPr>
         <w:tc>
           <w:tcPr>
-            <w:tcW w:type="dxa" w:w="3200"/>
+            <w:tcW w:type="dxa" w:w="3300"/>
             <w:tcMar>
               <w:top w:type="dxa" w:w="80"/>
               <w:left w:type="dxa" w:w="100"/>
@@ -1060,7 +1250,7 @@
         </w:tc>
         <w:tc>
           <w:tcPr>
-            <w:tcW w:type="dxa" w:w="6300"/>
+            <w:tcW w:type="dxa" w:w="6200"/>
             <w:tcMar>
               <w:top w:type="dxa" w:w="80"/>
               <w:left w:type="dxa" w:w="100"/>
@@ -1177,7 +1367,7 @@
           <w:sz w:val="20"/>
           <w:szCs w:val="20"/>
         </w:rPr>
-        <w:t xml:space="preserve">__________________________________________________________________</w:t>
+        <w:t xml:space="preserve">_____________________________________________________________________</w:t>
       </w:r>
     </w:p>
     <w:p>
@@ -1222,7 +1412,7 @@
           <w:sz w:val="21"/>
           <w:szCs w:val="21"/>
         </w:rPr>
-        <w:t xml:space="preserve">.)</w:t>
+        <w:t xml:space="preserve"> — tốc độ không liên quan gì tới nội dung khóa cache.)</w:t>
       </w:r>
     </w:p>
     <w:p>
@@ -1236,7 +1426,7 @@
           <w:sz w:val="20"/>
           <w:szCs w:val="20"/>
         </w:rPr>
-        <w:t xml:space="preserve">__________________________________________________________________</w:t>
+        <w:t xml:space="preserve">_____________________________________________________________________</w:t>
       </w:r>
     </w:p>
     <w:p>
@@ -1250,19 +1440,29 @@
           <w:sz w:val="20"/>
           <w:szCs w:val="20"/>
         </w:rPr>
-        <w:t xml:space="preserve">__________________________________________________________________</w:t>
-      </w:r>
-    </w:p>
-    <w:p>
-      <w:pPr>
-        <w:spacing w:after="140" w:line="300"/>
-      </w:pPr>
-      <w:r>
-        <w:rPr>
-          <w:rFonts w:ascii="Calibri" w:cs="Calibri" w:eastAsia="Calibri" w:hAnsi="Calibri"/>
-          <w:color w:val="1B1F1F"/>
-          <w:sz w:val="21"/>
-          <w:szCs w:val="21"/>
+        <w:t xml:space="preserve">_____________________________________________________________________</w:t>
+      </w:r>
+    </w:p>
+    <w:p>
+      <w:pPr>
+        <w:pBdr>
+          <w:top w:val="single" w:color="FBF2E1" w:sz="2" w:space="4"/>
+          <w:bottom w:val="single" w:color="FBF2E1" w:sz="2" w:space="4"/>
+          <w:left w:val="single" w:color="B8860B" w:sz="24" w:space="8"/>
+          <w:right w:val="single" w:color="FBF2E1" w:sz="2" w:space="4"/>
+        </w:pBdr>
+        <w:shd w:fill="FBF2E1" w:val="clear"/>
+        <w:spacing w:after="200" w:before="100" w:line="300"/>
+        <w:ind w:left="100"/>
+      </w:pPr>
+      <w:r>
+        <w:rPr>
+          <w:rFonts w:ascii="Calibri" w:cs="Calibri" w:eastAsia="Calibri" w:hAnsi="Calibri"/>
+          <w:i/>
+          <w:iCs/>
+          <w:color w:val="1B1F1F"/>
+          <w:sz w:val="20"/>
+          <w:szCs w:val="20"/>
         </w:rPr>
         <w:t xml:space="preserve">Chuyện gì xảy ra nếu bỏ hai trường đó, và vì sao </w:t>
       </w:r>
@@ -1271,20 +1471,35 @@
           <w:rFonts w:ascii="Calibri" w:cs="Calibri" w:eastAsia="Calibri" w:hAnsi="Calibri"/>
           <w:b/>
           <w:bCs/>
-          <w:color w:val="1B1F1F"/>
-          <w:sz w:val="21"/>
-          <w:szCs w:val="21"/>
+          <w:i/>
+          <w:iCs/>
+          <w:color w:val="1B1F1F"/>
+          <w:sz w:val="20"/>
+          <w:szCs w:val="20"/>
         </w:rPr>
         <w:t xml:space="preserve">không ai phát hiện ra</w:t>
       </w:r>
       <w:r>
         <w:rPr>
           <w:rFonts w:ascii="Calibri" w:cs="Calibri" w:eastAsia="Calibri" w:hAnsi="Calibri"/>
-          <w:color w:val="1B1F1F"/>
-          <w:sz w:val="21"/>
-          <w:szCs w:val="21"/>
-        </w:rPr>
-        <w:t xml:space="preserve">?</w:t>
+          <w:i/>
+          <w:iCs/>
+          <w:color w:val="1B1F1F"/>
+          <w:sz w:val="20"/>
+          <w:szCs w:val="20"/>
+        </w:rPr>
+        <w:t xml:space="preserve">? </w:t>
+      </w:r>
+      <w:r>
+        <w:rPr>
+          <w:rFonts w:ascii="Calibri" w:cs="Calibri" w:eastAsia="Calibri" w:hAnsi="Calibri"/>
+          <w:i/>
+          <w:iCs/>
+          <w:color w:val="1B1F1F"/>
+          <w:sz w:val="20"/>
+          <w:szCs w:val="20"/>
+        </w:rPr>
+        <w:t xml:space="preserve">(Gợi ý cách nghĩ: hai nhóm dùng hai cấu hình khác nhau nhưng tra cùng một khóa cache thì chuyện gì xảy ra với kết quả của họ?)</w:t>
       </w:r>
     </w:p>
     <w:p>
@@ -1298,7 +1513,7 @@
           <w:sz w:val="20"/>
           <w:szCs w:val="20"/>
         </w:rPr>
-        <w:t xml:space="preserve">__________________________________________________________________</w:t>
+        <w:t xml:space="preserve">_____________________________________________________________________</w:t>
       </w:r>
     </w:p>
     <w:p>
@@ -1343,6 +1558,40 @@
           <w:szCs w:val="21"/>
         </w:rPr>
         <w:t xml:space="preserve">`___:___` → `___:___`</w:t>
+      </w:r>
+    </w:p>
+    <w:p>
+      <w:pPr>
+        <w:spacing w:after="140" w:line="300"/>
+      </w:pPr>
+      <w:r>
+        <w:rPr>
+          <w:rFonts w:ascii="Calibri" w:cs="Calibri" w:eastAsia="Calibri" w:hAnsi="Calibri"/>
+          <w:color w:val="1B1F1F"/>
+          <w:sz w:val="21"/>
+          <w:szCs w:val="21"/>
+        </w:rPr>
+        <w:t xml:space="preserve">Cùng một model, đo qua hai cấu hình hạ tầng (Ollama/L, vLLM/S) ở hai mức nhiệt độ. Mục tiêu không phải để biết "cấu hình nào nhanh hơn" — mà để tự tay đo ra vì sao một ứng dụng AI cần </w:t>
+      </w:r>
+      <w:r>
+        <w:rPr>
+          <w:rFonts w:ascii="Calibri" w:cs="Calibri" w:eastAsia="Calibri" w:hAnsi="Calibri"/>
+          <w:b/>
+          <w:bCs/>
+          <w:color w:val="1B1F1F"/>
+          <w:sz w:val="21"/>
+          <w:szCs w:val="21"/>
+        </w:rPr>
+        <w:t xml:space="preserve">tham số khác nhau cho từng tác vụ</w:t>
+      </w:r>
+      <w:r>
+        <w:rPr>
+          <w:rFonts w:ascii="Calibri" w:cs="Calibri" w:eastAsia="Calibri" w:hAnsi="Calibri"/>
+          <w:color w:val="1B1F1F"/>
+          <w:sz w:val="21"/>
+          <w:szCs w:val="21"/>
+        </w:rPr>
+        <w:t xml:space="preserve">, thay vì nghe giảng viên nói suông.</w:t>
       </w:r>
     </w:p>
     <w:p>
@@ -1411,7 +1660,7 @@
     </w:p>
     <w:tbl>
       <w:tblPr>
-        <w:tblW w:type="dxa" w:w="9200"/>
+        <w:tblW w:type="dxa" w:w="9300"/>
         <w:tblBorders>
           <w:top w:val="single" w:color="BFD3D2" w:sz="4"/>
           <w:left w:val="single" w:color="BFD3D2" w:sz="4"/>
@@ -1422,11 +1671,11 @@
         </w:tblBorders>
       </w:tblPr>
       <w:tblGrid>
-        <w:gridCol w:w="2400"/>
+        <w:gridCol w:w="3200"/>
+        <w:gridCol w:w="1300"/>
+        <w:gridCol w:w="1200"/>
         <w:gridCol w:w="1400"/>
-        <w:gridCol w:w="1300"/>
-        <w:gridCol w:w="1500"/>
-        <w:gridCol w:w="2600"/>
+        <w:gridCol w:w="2200"/>
       </w:tblGrid>
       <w:tr>
         <w:trPr>
@@ -1434,7 +1683,7 @@
         </w:trPr>
         <w:tc>
           <w:tcPr>
-            <w:tcW w:type="dxa" w:w="2400"/>
+            <w:tcW w:type="dxa" w:w="3200"/>
             <w:shd w:fill="DCEBEA" w:val="clear"/>
             <w:tcMar>
               <w:top w:type="dxa" w:w="80"/>
@@ -1460,7 +1709,7 @@
         </w:tc>
         <w:tc>
           <w:tcPr>
-            <w:tcW w:type="dxa" w:w="1400"/>
+            <w:tcW w:type="dxa" w:w="1300"/>
             <w:shd w:fill="DCEBEA" w:val="clear"/>
             <w:tcMar>
               <w:top w:type="dxa" w:w="80"/>
@@ -1486,7 +1735,7 @@
         </w:tc>
         <w:tc>
           <w:tcPr>
-            <w:tcW w:type="dxa" w:w="1300"/>
+            <w:tcW w:type="dxa" w:w="1200"/>
             <w:shd w:fill="DCEBEA" w:val="clear"/>
             <w:tcMar>
               <w:top w:type="dxa" w:w="80"/>
@@ -1512,7 +1761,7 @@
         </w:tc>
         <w:tc>
           <w:tcPr>
-            <w:tcW w:type="dxa" w:w="1500"/>
+            <w:tcW w:type="dxa" w:w="1400"/>
             <w:shd w:fill="DCEBEA" w:val="clear"/>
             <w:tcMar>
               <w:top w:type="dxa" w:w="80"/>
@@ -1538,7 +1787,7 @@
         </w:tc>
         <w:tc>
           <w:tcPr>
-            <w:tcW w:type="dxa" w:w="2600"/>
+            <w:tcW w:type="dxa" w:w="2200"/>
             <w:shd w:fill="DCEBEA" w:val="clear"/>
             <w:tcMar>
               <w:top w:type="dxa" w:w="80"/>
@@ -1569,7 +1818,7 @@
         </w:trPr>
         <w:tc>
           <w:tcPr>
-            <w:tcW w:type="dxa" w:w="2400"/>
+            <w:tcW w:type="dxa" w:w="3200"/>
             <w:tcMar>
               <w:top w:type="dxa" w:w="80"/>
               <w:left w:type="dxa" w:w="100"/>
@@ -1594,7 +1843,7 @@
         </w:tc>
         <w:tc>
           <w:tcPr>
-            <w:tcW w:type="dxa" w:w="1400"/>
+            <w:tcW w:type="dxa" w:w="1300"/>
             <w:tcMar>
               <w:top w:type="dxa" w:w="80"/>
               <w:left w:type="dxa" w:w="100"/>
@@ -1619,7 +1868,7 @@
         </w:tc>
         <w:tc>
           <w:tcPr>
-            <w:tcW w:type="dxa" w:w="1300"/>
+            <w:tcW w:type="dxa" w:w="1200"/>
             <w:tcMar>
               <w:top w:type="dxa" w:w="80"/>
               <w:left w:type="dxa" w:w="100"/>
@@ -1644,7 +1893,7 @@
         </w:tc>
         <w:tc>
           <w:tcPr>
-            <w:tcW w:type="dxa" w:w="1500"/>
+            <w:tcW w:type="dxa" w:w="1400"/>
             <w:tcMar>
               <w:top w:type="dxa" w:w="80"/>
               <w:left w:type="dxa" w:w="100"/>
@@ -1669,7 +1918,7 @@
         </w:tc>
         <w:tc>
           <w:tcPr>
-            <w:tcW w:type="dxa" w:w="2600"/>
+            <w:tcW w:type="dxa" w:w="2200"/>
             <w:tcMar>
               <w:top w:type="dxa" w:w="80"/>
               <w:left w:type="dxa" w:w="100"/>
@@ -1699,7 +1948,7 @@
         </w:trPr>
         <w:tc>
           <w:tcPr>
-            <w:tcW w:type="dxa" w:w="2400"/>
+            <w:tcW w:type="dxa" w:w="3200"/>
             <w:shd w:fill="F2F7F6" w:val="clear"/>
             <w:tcMar>
               <w:top w:type="dxa" w:w="80"/>
@@ -1725,7 +1974,7 @@
         </w:tc>
         <w:tc>
           <w:tcPr>
-            <w:tcW w:type="dxa" w:w="1400"/>
+            <w:tcW w:type="dxa" w:w="1300"/>
             <w:shd w:fill="F2F7F6" w:val="clear"/>
             <w:tcMar>
               <w:top w:type="dxa" w:w="80"/>
@@ -1751,7 +2000,7 @@
         </w:tc>
         <w:tc>
           <w:tcPr>
-            <w:tcW w:type="dxa" w:w="1300"/>
+            <w:tcW w:type="dxa" w:w="1200"/>
             <w:shd w:fill="F2F7F6" w:val="clear"/>
             <w:tcMar>
               <w:top w:type="dxa" w:w="80"/>
@@ -1777,7 +2026,7 @@
         </w:tc>
         <w:tc>
           <w:tcPr>
-            <w:tcW w:type="dxa" w:w="1500"/>
+            <w:tcW w:type="dxa" w:w="1400"/>
             <w:shd w:fill="F2F7F6" w:val="clear"/>
             <w:tcMar>
               <w:top w:type="dxa" w:w="80"/>
@@ -1803,7 +2052,7 @@
         </w:tc>
         <w:tc>
           <w:tcPr>
-            <w:tcW w:type="dxa" w:w="2600"/>
+            <w:tcW w:type="dxa" w:w="2200"/>
             <w:shd w:fill="F2F7F6" w:val="clear"/>
             <w:tcMar>
               <w:top w:type="dxa" w:w="80"/>
@@ -1834,7 +2083,7 @@
         </w:trPr>
         <w:tc>
           <w:tcPr>
-            <w:tcW w:type="dxa" w:w="2400"/>
+            <w:tcW w:type="dxa" w:w="3200"/>
             <w:tcMar>
               <w:top w:type="dxa" w:w="80"/>
               <w:left w:type="dxa" w:w="100"/>
@@ -1859,7 +2108,7 @@
         </w:tc>
         <w:tc>
           <w:tcPr>
-            <w:tcW w:type="dxa" w:w="1400"/>
+            <w:tcW w:type="dxa" w:w="1300"/>
             <w:tcMar>
               <w:top w:type="dxa" w:w="80"/>
               <w:left w:type="dxa" w:w="100"/>
@@ -1884,7 +2133,7 @@
         </w:tc>
         <w:tc>
           <w:tcPr>
-            <w:tcW w:type="dxa" w:w="1300"/>
+            <w:tcW w:type="dxa" w:w="1200"/>
             <w:tcMar>
               <w:top w:type="dxa" w:w="80"/>
               <w:left w:type="dxa" w:w="100"/>
@@ -1909,7 +2158,7 @@
         </w:tc>
         <w:tc>
           <w:tcPr>
-            <w:tcW w:type="dxa" w:w="1500"/>
+            <w:tcW w:type="dxa" w:w="1400"/>
             <w:tcMar>
               <w:top w:type="dxa" w:w="80"/>
               <w:left w:type="dxa" w:w="100"/>
@@ -1934,7 +2183,7 @@
         </w:tc>
         <w:tc>
           <w:tcPr>
-            <w:tcW w:type="dxa" w:w="2600"/>
+            <w:tcW w:type="dxa" w:w="2200"/>
             <w:tcMar>
               <w:top w:type="dxa" w:w="80"/>
               <w:left w:type="dxa" w:w="100"/>
@@ -1964,7 +2213,7 @@
         </w:trPr>
         <w:tc>
           <w:tcPr>
-            <w:tcW w:type="dxa" w:w="2400"/>
+            <w:tcW w:type="dxa" w:w="3200"/>
             <w:shd w:fill="F2F7F6" w:val="clear"/>
             <w:tcMar>
               <w:top w:type="dxa" w:w="80"/>
@@ -1990,7 +2239,7 @@
         </w:tc>
         <w:tc>
           <w:tcPr>
-            <w:tcW w:type="dxa" w:w="1400"/>
+            <w:tcW w:type="dxa" w:w="1300"/>
             <w:shd w:fill="F2F7F6" w:val="clear"/>
             <w:tcMar>
               <w:top w:type="dxa" w:w="80"/>
@@ -2016,7 +2265,7 @@
         </w:tc>
         <w:tc>
           <w:tcPr>
-            <w:tcW w:type="dxa" w:w="1300"/>
+            <w:tcW w:type="dxa" w:w="1200"/>
             <w:shd w:fill="F2F7F6" w:val="clear"/>
             <w:tcMar>
               <w:top w:type="dxa" w:w="80"/>
@@ -2042,7 +2291,7 @@
         </w:tc>
         <w:tc>
           <w:tcPr>
-            <w:tcW w:type="dxa" w:w="1500"/>
+            <w:tcW w:type="dxa" w:w="1400"/>
             <w:shd w:fill="F2F7F6" w:val="clear"/>
             <w:tcMar>
               <w:top w:type="dxa" w:w="80"/>
@@ -2068,7 +2317,7 @@
         </w:tc>
         <w:tc>
           <w:tcPr>
-            <w:tcW w:type="dxa" w:w="2600"/>
+            <w:tcW w:type="dxa" w:w="2200"/>
             <w:shd w:fill="F2F7F6" w:val="clear"/>
             <w:tcMar>
               <w:top w:type="dxa" w:w="80"/>
@@ -2156,119 +2405,7 @@
           <w:sz w:val="20"/>
           <w:szCs w:val="20"/>
         </w:rPr>
-        <w:t xml:space="preserve">__________________________________________________________________</w:t>
-      </w:r>
-    </w:p>
-    <w:p>
-      <w:pPr>
-        <w:spacing w:after="140" w:line="300"/>
-      </w:pPr>
-      <w:r>
-        <w:rPr>
-          <w:rFonts w:ascii="Calibri" w:cs="Calibri" w:eastAsia="Calibri" w:hAnsi="Calibri"/>
-          <w:color w:val="1B1F1F"/>
-          <w:sz w:val="21"/>
-          <w:szCs w:val="21"/>
-        </w:rPr>
-        <w:t xml:space="preserve">Còn với </w:t>
-      </w:r>
-      <w:r>
-        <w:rPr>
-          <w:rFonts w:ascii="Calibri" w:cs="Calibri" w:eastAsia="Calibri" w:hAnsi="Calibri"/>
-          <w:b/>
-          <w:bCs/>
-          <w:color w:val="1B1F1F"/>
-          <w:sz w:val="21"/>
-          <w:szCs w:val="21"/>
-        </w:rPr>
-        <w:t xml:space="preserve">soạn phản hồi</w:t>
-      </w:r>
-      <w:r>
-        <w:rPr>
-          <w:rFonts w:ascii="Calibri" w:cs="Calibri" w:eastAsia="Calibri" w:hAnsi="Calibri"/>
-          <w:color w:val="1B1F1F"/>
-          <w:sz w:val="21"/>
-          <w:szCs w:val="21"/>
-        </w:rPr>
-        <w:t xml:space="preserve"> thì sao? Vì sao khác?</w:t>
-      </w:r>
-    </w:p>
-    <w:p>
-      <w:pPr>
-        <w:spacing w:after="140" w:line="300"/>
-      </w:pPr>
-      <w:r>
-        <w:rPr>
-          <w:rFonts w:ascii="Consolas" w:cs="Consolas" w:eastAsia="Consolas" w:hAnsi="Consolas"/>
-          <w:color w:val="0B3F41"/>
-          <w:sz w:val="20"/>
-          <w:szCs w:val="20"/>
-        </w:rPr>
-        <w:t xml:space="preserve">__________________________________________________________________</w:t>
-      </w:r>
-    </w:p>
-    <w:p>
-      <w:pPr>
-        <w:spacing w:after="140" w:line="300"/>
-      </w:pPr>
-      <w:r>
-        <w:rPr>
-          <w:rFonts w:ascii="Calibri" w:cs="Calibri" w:eastAsia="Calibri" w:hAnsi="Calibri"/>
-          <w:color w:val="1B1F1F"/>
-          <w:sz w:val="21"/>
-          <w:szCs w:val="21"/>
-        </w:rPr>
-        <w:t xml:space="preserve">Mở </w:t>
-      </w:r>
-      <w:r>
-        <w:rPr>
-          <w:rFonts w:ascii="Consolas" w:cs="Consolas" w:eastAsia="Consolas" w:hAnsi="Consolas"/>
-          <w:color w:val="0B3F41"/>
-          <w:sz w:val="20"/>
-          <w:szCs w:val="20"/>
-        </w:rPr>
-        <w:t xml:space="preserve">src/config.py</w:t>
-      </w:r>
-      <w:r>
-        <w:rPr>
-          <w:rFonts w:ascii="Calibri" w:cs="Calibri" w:eastAsia="Calibri" w:hAnsi="Calibri"/>
-          <w:color w:val="1B1F1F"/>
-          <w:sz w:val="21"/>
-          <w:szCs w:val="21"/>
-        </w:rPr>
-        <w:t xml:space="preserve">, tìm </w:t>
-      </w:r>
-      <w:r>
-        <w:rPr>
-          <w:rFonts w:ascii="Consolas" w:cs="Consolas" w:eastAsia="Consolas" w:hAnsi="Consolas"/>
-          <w:color w:val="0B3F41"/>
-          <w:sz w:val="20"/>
-          <w:szCs w:val="20"/>
-        </w:rPr>
-        <w:t xml:space="preserve">TASK_PARAMS</w:t>
-      </w:r>
-      <w:r>
-        <w:rPr>
-          <w:rFonts w:ascii="Calibri" w:cs="Calibri" w:eastAsia="Calibri" w:hAnsi="Calibri"/>
-          <w:color w:val="1B1F1F"/>
-          <w:sz w:val="21"/>
-          <w:szCs w:val="21"/>
-        </w:rPr>
-        <w:t xml:space="preserve">. Nhóm có đồng ý với các giá trị ở đó không? Nếu đổi, đổi cái gì và vì sao?</w:t>
-      </w:r>
-    </w:p>
-    <w:p>
-      <w:pPr>
-        <w:spacing w:after="140" w:line="300"/>
-      </w:pPr>
-      <w:r>
-        <w:rPr>
-          <w:rFonts w:ascii="Consolas" w:cs="Consolas" w:eastAsia="Consolas" w:hAnsi="Consolas"/>
-          <w:color w:val="0B3F41"/>
-          <w:sz w:val="20"/>
-          <w:szCs w:val="20"/>
-        </w:rPr>
-        <w:t xml:space="preserve">__________________________________________________________________</w:t>
+        <w:t xml:space="preserve">_____________________________________________________________________</w:t>
       </w:r>
     </w:p>
     <w:p>
@@ -2292,6 +2429,143 @@
           <w:sz w:val="20"/>
           <w:szCs w:val="20"/>
         </w:rPr>
+        <w:t xml:space="preserve">Còn với </w:t>
+      </w:r>
+      <w:r>
+        <w:rPr>
+          <w:rFonts w:ascii="Calibri" w:cs="Calibri" w:eastAsia="Calibri" w:hAnsi="Calibri"/>
+          <w:b/>
+          <w:bCs/>
+          <w:i/>
+          <w:iCs/>
+          <w:color w:val="1B1F1F"/>
+          <w:sz w:val="20"/>
+          <w:szCs w:val="20"/>
+        </w:rPr>
+        <w:t xml:space="preserve">soạn phản hồi</w:t>
+      </w:r>
+      <w:r>
+        <w:rPr>
+          <w:rFonts w:ascii="Calibri" w:cs="Calibri" w:eastAsia="Calibri" w:hAnsi="Calibri"/>
+          <w:i/>
+          <w:iCs/>
+          <w:color w:val="1B1F1F"/>
+          <w:sz w:val="20"/>
+          <w:szCs w:val="20"/>
+        </w:rPr>
+        <w:t xml:space="preserve"> thì sao? Vì sao khác? </w:t>
+      </w:r>
+      <w:r>
+        <w:rPr>
+          <w:rFonts w:ascii="Calibri" w:cs="Calibri" w:eastAsia="Calibri" w:hAnsi="Calibri"/>
+          <w:i/>
+          <w:iCs/>
+          <w:color w:val="1B1F1F"/>
+          <w:sz w:val="20"/>
+          <w:szCs w:val="20"/>
+        </w:rPr>
+        <w:t xml:space="preserve">(Gợi ý cách nghĩ: phân loại cần MỘT đáp án đúng lặp lại được; soạn phản hồi cần câu chữ không bị cứng nhắc lặp lại giống hệt nhau mỗi lần.)</w:t>
+      </w:r>
+    </w:p>
+    <w:p>
+      <w:pPr>
+        <w:spacing w:after="140" w:line="300"/>
+      </w:pPr>
+      <w:r>
+        <w:rPr>
+          <w:rFonts w:ascii="Consolas" w:cs="Consolas" w:eastAsia="Consolas" w:hAnsi="Consolas"/>
+          <w:color w:val="0B3F41"/>
+          <w:sz w:val="20"/>
+          <w:szCs w:val="20"/>
+        </w:rPr>
+        <w:t xml:space="preserve">_____________________________________________________________________</w:t>
+      </w:r>
+    </w:p>
+    <w:p>
+      <w:pPr>
+        <w:spacing w:after="140" w:line="300"/>
+      </w:pPr>
+      <w:r>
+        <w:rPr>
+          <w:rFonts w:ascii="Calibri" w:cs="Calibri" w:eastAsia="Calibri" w:hAnsi="Calibri"/>
+          <w:color w:val="1B1F1F"/>
+          <w:sz w:val="21"/>
+          <w:szCs w:val="21"/>
+        </w:rPr>
+        <w:t xml:space="preserve">Mở </w:t>
+      </w:r>
+      <w:r>
+        <w:rPr>
+          <w:rFonts w:ascii="Consolas" w:cs="Consolas" w:eastAsia="Consolas" w:hAnsi="Consolas"/>
+          <w:color w:val="0B3F41"/>
+          <w:sz w:val="20"/>
+          <w:szCs w:val="20"/>
+        </w:rPr>
+        <w:t xml:space="preserve">src/config.py</w:t>
+      </w:r>
+      <w:r>
+        <w:rPr>
+          <w:rFonts w:ascii="Calibri" w:cs="Calibri" w:eastAsia="Calibri" w:hAnsi="Calibri"/>
+          <w:color w:val="1B1F1F"/>
+          <w:sz w:val="21"/>
+          <w:szCs w:val="21"/>
+        </w:rPr>
+        <w:t xml:space="preserve">, tìm </w:t>
+      </w:r>
+      <w:r>
+        <w:rPr>
+          <w:rFonts w:ascii="Consolas" w:cs="Consolas" w:eastAsia="Consolas" w:hAnsi="Consolas"/>
+          <w:color w:val="0B3F41"/>
+          <w:sz w:val="20"/>
+          <w:szCs w:val="20"/>
+        </w:rPr>
+        <w:t xml:space="preserve">TASK_PARAMS</w:t>
+      </w:r>
+      <w:r>
+        <w:rPr>
+          <w:rFonts w:ascii="Calibri" w:cs="Calibri" w:eastAsia="Calibri" w:hAnsi="Calibri"/>
+          <w:color w:val="1B1F1F"/>
+          <w:sz w:val="21"/>
+          <w:szCs w:val="21"/>
+        </w:rPr>
+        <w:t xml:space="preserve">. Nhóm có đồng ý với các giá trị ở đó không? Nếu đổi, đổi cái gì và vì sao?</w:t>
+      </w:r>
+    </w:p>
+    <w:p>
+      <w:pPr>
+        <w:spacing w:after="140" w:line="300"/>
+      </w:pPr>
+      <w:r>
+        <w:rPr>
+          <w:rFonts w:ascii="Consolas" w:cs="Consolas" w:eastAsia="Consolas" w:hAnsi="Consolas"/>
+          <w:color w:val="0B3F41"/>
+          <w:sz w:val="20"/>
+          <w:szCs w:val="20"/>
+        </w:rPr>
+        <w:t xml:space="preserve">_____________________________________________________________________</w:t>
+      </w:r>
+    </w:p>
+    <w:p>
+      <w:pPr>
+        <w:pBdr>
+          <w:top w:val="single" w:color="FBF2E1" w:sz="2" w:space="4"/>
+          <w:bottom w:val="single" w:color="FBF2E1" w:sz="2" w:space="4"/>
+          <w:left w:val="single" w:color="B8860B" w:sz="24" w:space="8"/>
+          <w:right w:val="single" w:color="FBF2E1" w:sz="2" w:space="4"/>
+        </w:pBdr>
+        <w:shd w:fill="FBF2E1" w:val="clear"/>
+        <w:spacing w:after="200" w:before="100" w:line="300"/>
+        <w:ind w:left="100"/>
+      </w:pPr>
+      <w:r>
+        <w:rPr>
+          <w:rFonts w:ascii="Calibri" w:cs="Calibri" w:eastAsia="Calibri" w:hAnsi="Calibri"/>
+          <w:i/>
+          <w:iCs/>
+          <w:color w:val="1B1F1F"/>
+          <w:sz w:val="20"/>
+          <w:szCs w:val="20"/>
+        </w:rPr>
         <w:t xml:space="preserve">Kết luận cần chốt: </w:t>
       </w:r>
       <w:r>
@@ -2371,61 +2645,92 @@
     </w:p>
     <w:p>
       <w:pPr>
-        <w:spacing w:after="140" w:line="300"/>
-      </w:pPr>
-      <w:r>
-        <w:rPr>
-          <w:rFonts w:ascii="Calibri" w:cs="Calibri" w:eastAsia="Calibri" w:hAnsi="Calibri"/>
-          <w:color w:val="1B1F1F"/>
-          <w:sz w:val="21"/>
-          <w:szCs w:val="21"/>
-        </w:rPr>
-        <w:t xml:space="preserve">Với </w:t>
-      </w:r>
+        <w:pBdr>
+          <w:top w:val="single" w:color="FBF2E1" w:sz="2" w:space="4"/>
+          <w:bottom w:val="single" w:color="FBF2E1" w:sz="2" w:space="4"/>
+          <w:left w:val="single" w:color="B8860B" w:sz="24" w:space="8"/>
+          <w:right w:val="single" w:color="FBF2E1" w:sz="2" w:space="4"/>
+        </w:pBdr>
+        <w:shd w:fill="FBF2E1" w:val="clear"/>
+        <w:spacing w:after="200" w:before="100" w:line="300"/>
+        <w:ind w:left="100"/>
+      </w:pPr>
       <w:r>
         <w:rPr>
           <w:rFonts w:ascii="Calibri" w:cs="Calibri" w:eastAsia="Calibri" w:hAnsi="Calibri"/>
           <w:b/>
           <w:bCs/>
-          <w:color w:val="1B1F1F"/>
-          <w:sz w:val="21"/>
-          <w:szCs w:val="21"/>
-        </w:rPr>
-        <w:t xml:space="preserve">mỗi</w:t>
-      </w:r>
-      <w:r>
-        <w:rPr>
-          <w:rFonts w:ascii="Calibri" w:cs="Calibri" w:eastAsia="Calibri" w:hAnsi="Calibri"/>
-          <w:color w:val="1B1F1F"/>
-          <w:sz w:val="21"/>
-          <w:szCs w:val="21"/>
-        </w:rPr>
-        <w:t xml:space="preserve"> thành phần, phần </w:t>
-      </w:r>
-      <w:r>
-        <w:rPr>
-          <w:rFonts w:ascii="Calibri" w:cs="Calibri" w:eastAsia="Calibri" w:hAnsi="Calibri"/>
           <w:i/>
           <w:iCs/>
           <w:color w:val="1B1F1F"/>
-          <w:sz w:val="21"/>
-          <w:szCs w:val="21"/>
-        </w:rPr>
-        <w:t xml:space="preserve">phương án dự phòng</w:t>
-      </w:r>
-      <w:r>
-        <w:rPr>
-          <w:rFonts w:ascii="Calibri" w:cs="Calibri" w:eastAsia="Calibri" w:hAnsi="Calibri"/>
-          <w:color w:val="1B1F1F"/>
-          <w:sz w:val="21"/>
-          <w:szCs w:val="21"/>
-        </w:rPr>
-        <w:t xml:space="preserve"> là chỗ hay bị bỏ trống nhất — giảng viên sẽ kiểm đúng cột đó.</w:t>
+          <w:sz w:val="20"/>
+          <w:szCs w:val="20"/>
+        </w:rPr>
+        <w:t xml:space="preserve">Cách nghĩ:</w:t>
+      </w:r>
+      <w:r>
+        <w:rPr>
+          <w:rFonts w:ascii="Calibri" w:cs="Calibri" w:eastAsia="Calibri" w:hAnsi="Calibri"/>
+          <w:i/>
+          <w:iCs/>
+          <w:color w:val="1B1F1F"/>
+          <w:sz w:val="20"/>
+          <w:szCs w:val="20"/>
+        </w:rPr>
+        <w:t xml:space="preserve"> Blueprint mô tả </w:t>
+      </w:r>
+      <w:r>
+        <w:rPr>
+          <w:rFonts w:ascii="Calibri" w:cs="Calibri" w:eastAsia="Calibri" w:hAnsi="Calibri"/>
+          <w:b/>
+          <w:bCs/>
+          <w:i/>
+          <w:iCs/>
+          <w:color w:val="1B1F1F"/>
+          <w:sz w:val="20"/>
+          <w:szCs w:val="20"/>
+        </w:rPr>
+        <w:t xml:space="preserve">trách nhiệm và giao diện giữa các thành phần</w:t>
+      </w:r>
+      <w:r>
+        <w:rPr>
+          <w:rFonts w:ascii="Calibri" w:cs="Calibri" w:eastAsia="Calibri" w:hAnsi="Calibri"/>
+          <w:i/>
+          <w:iCs/>
+          <w:color w:val="1B1F1F"/>
+          <w:sz w:val="20"/>
+          <w:szCs w:val="20"/>
+        </w:rPr>
+        <w:t xml:space="preserve">, không mô tả cách hiện thực bên trong — vẽ tới mức mã nguồn là lỗi thường gặp nhất ở bước này. Với </w:t>
+      </w:r>
+      <w:r>
+        <w:rPr>
+          <w:rFonts w:ascii="Calibri" w:cs="Calibri" w:eastAsia="Calibri" w:hAnsi="Calibri"/>
+          <w:b/>
+          <w:bCs/>
+          <w:i/>
+          <w:iCs/>
+          <w:color w:val="1B1F1F"/>
+          <w:sz w:val="20"/>
+          <w:szCs w:val="20"/>
+        </w:rPr>
+        <w:t xml:space="preserve">mỗi</w:t>
+      </w:r>
+      <w:r>
+        <w:rPr>
+          <w:rFonts w:ascii="Calibri" w:cs="Calibri" w:eastAsia="Calibri" w:hAnsi="Calibri"/>
+          <w:i/>
+          <w:iCs/>
+          <w:color w:val="1B1F1F"/>
+          <w:sz w:val="20"/>
+          <w:szCs w:val="20"/>
+        </w:rPr>
+        <w:t xml:space="preserve"> thành phần, tự hỏi: nếu thành phần này lỗi/không phản hồi giữa lúc đang xử lý, hệ thống làm gì tiếp theo? Đó chính là "phương án dự phòng" — cột hay bị bỏ trống nhất, giảng viên sẽ kiểm đúng cột đó. (Nếu buổi chiều có nhắc tới các mẫu thiết kế như Grounded Generation, Controlled Action, AI-Augmented Workflow, Bounded Agent — cột "dự phòng" chính là chỗ áp dụng những mẫu đó cho từng tầng.)</w:t>
       </w:r>
     </w:p>
     <w:tbl>
       <w:tblPr>
-        <w:tblW w:type="dxa" w:w="9400"/>
+        <w:tblW w:type="dxa" w:w="9500"/>
         <w:tblBorders>
           <w:top w:val="single" w:color="BFD3D2" w:sz="4"/>
           <w:left w:val="single" w:color="BFD3D2" w:sz="4"/>
@@ -2436,8 +2741,8 @@
         </w:tblBorders>
       </w:tblPr>
       <w:tblGrid>
-        <w:gridCol w:w="1600"/>
-        <w:gridCol w:w="1800"/>
+        <w:gridCol w:w="1500"/>
+        <w:gridCol w:w="2000"/>
         <w:gridCol w:w="1700"/>
         <w:gridCol w:w="1700"/>
         <w:gridCol w:w="2600"/>
@@ -2448,7 +2753,7 @@
         </w:trPr>
         <w:tc>
           <w:tcPr>
-            <w:tcW w:type="dxa" w:w="1600"/>
+            <w:tcW w:type="dxa" w:w="1500"/>
             <w:shd w:fill="DCEBEA" w:val="clear"/>
             <w:tcMar>
               <w:top w:type="dxa" w:w="80"/>
@@ -2474,7 +2779,7 @@
         </w:tc>
         <w:tc>
           <w:tcPr>
-            <w:tcW w:type="dxa" w:w="1800"/>
+            <w:tcW w:type="dxa" w:w="2000"/>
             <w:shd w:fill="DCEBEA" w:val="clear"/>
             <w:tcMar>
               <w:top w:type="dxa" w:w="80"/>
@@ -2583,7 +2888,7 @@
         </w:trPr>
         <w:tc>
           <w:tcPr>
-            <w:tcW w:type="dxa" w:w="1600"/>
+            <w:tcW w:type="dxa" w:w="1500"/>
             <w:tcMar>
               <w:top w:type="dxa" w:w="80"/>
               <w:left w:type="dxa" w:w="100"/>
@@ -2608,7 +2913,7 @@
         </w:tc>
         <w:tc>
           <w:tcPr>
-            <w:tcW w:type="dxa" w:w="1800"/>
+            <w:tcW w:type="dxa" w:w="2000"/>
             <w:tcMar>
               <w:top w:type="dxa" w:w="80"/>
               <w:left w:type="dxa" w:w="100"/>
@@ -2713,7 +3018,7 @@
         </w:trPr>
         <w:tc>
           <w:tcPr>
-            <w:tcW w:type="dxa" w:w="1600"/>
+            <w:tcW w:type="dxa" w:w="1500"/>
             <w:shd w:fill="F2F7F6" w:val="clear"/>
             <w:tcMar>
               <w:top w:type="dxa" w:w="80"/>
@@ -2739,7 +3044,7 @@
         </w:tc>
         <w:tc>
           <w:tcPr>
-            <w:tcW w:type="dxa" w:w="1800"/>
+            <w:tcW w:type="dxa" w:w="2000"/>
             <w:shd w:fill="F2F7F6" w:val="clear"/>
             <w:tcMar>
               <w:top w:type="dxa" w:w="80"/>
@@ -2848,7 +3153,7 @@
         </w:trPr>
         <w:tc>
           <w:tcPr>
-            <w:tcW w:type="dxa" w:w="1600"/>
+            <w:tcW w:type="dxa" w:w="1500"/>
             <w:tcMar>
               <w:top w:type="dxa" w:w="80"/>
               <w:left w:type="dxa" w:w="100"/>
@@ -2873,7 +3178,7 @@
         </w:tc>
         <w:tc>
           <w:tcPr>
-            <w:tcW w:type="dxa" w:w="1800"/>
+            <w:tcW w:type="dxa" w:w="2000"/>
             <w:tcMar>
               <w:top w:type="dxa" w:w="80"/>
               <w:left w:type="dxa" w:w="100"/>
@@ -2978,7 +3283,7 @@
         </w:trPr>
         <w:tc>
           <w:tcPr>
-            <w:tcW w:type="dxa" w:w="1600"/>
+            <w:tcW w:type="dxa" w:w="1500"/>
             <w:shd w:fill="F2F7F6" w:val="clear"/>
             <w:tcMar>
               <w:top w:type="dxa" w:w="80"/>
@@ -3004,7 +3309,7 @@
         </w:tc>
         <w:tc>
           <w:tcPr>
-            <w:tcW w:type="dxa" w:w="1800"/>
+            <w:tcW w:type="dxa" w:w="2000"/>
             <w:shd w:fill="F2F7F6" w:val="clear"/>
             <w:tcMar>
               <w:top w:type="dxa" w:w="80"/>
@@ -3113,7 +3418,7 @@
         </w:trPr>
         <w:tc>
           <w:tcPr>
-            <w:tcW w:type="dxa" w:w="1600"/>
+            <w:tcW w:type="dxa" w:w="1500"/>
             <w:tcMar>
               <w:top w:type="dxa" w:w="80"/>
               <w:left w:type="dxa" w:w="100"/>
@@ -3138,7 +3443,7 @@
         </w:tc>
         <w:tc>
           <w:tcPr>
-            <w:tcW w:type="dxa" w:w="1800"/>
+            <w:tcW w:type="dxa" w:w="2000"/>
             <w:tcMar>
               <w:top w:type="dxa" w:w="80"/>
               <w:left w:type="dxa" w:w="100"/>
@@ -3243,7 +3548,7 @@
         </w:trPr>
         <w:tc>
           <w:tcPr>
-            <w:tcW w:type="dxa" w:w="1600"/>
+            <w:tcW w:type="dxa" w:w="1500"/>
             <w:shd w:fill="F2F7F6" w:val="clear"/>
             <w:tcMar>
               <w:top w:type="dxa" w:w="80"/>
@@ -3269,7 +3574,7 @@
         </w:tc>
         <w:tc>
           <w:tcPr>
-            <w:tcW w:type="dxa" w:w="1800"/>
+            <w:tcW w:type="dxa" w:w="2000"/>
             <w:shd w:fill="F2F7F6" w:val="clear"/>
             <w:tcMar>
               <w:top w:type="dxa" w:w="80"/>
@@ -3375,18 +3680,50 @@
     </w:tbl>
     <w:p>
       <w:pPr>
-        <w:spacing w:after="140" w:line="300"/>
+        <w:pBdr>
+          <w:top w:val="single" w:color="FBF2E1" w:sz="2" w:space="4"/>
+          <w:bottom w:val="single" w:color="FBF2E1" w:sz="2" w:space="4"/>
+          <w:left w:val="single" w:color="B8860B" w:sz="24" w:space="8"/>
+          <w:right w:val="single" w:color="FBF2E1" w:sz="2" w:space="4"/>
+        </w:pBdr>
+        <w:shd w:fill="FBF2E1" w:val="clear"/>
+        <w:spacing w:after="200" w:before="100" w:line="300"/>
+        <w:ind w:left="100"/>
       </w:pPr>
       <w:r>
         <w:rPr>
           <w:rFonts w:ascii="Calibri" w:cs="Calibri" w:eastAsia="Calibri" w:hAnsi="Calibri"/>
           <w:b/>
           <w:bCs/>
-          <w:color w:val="1B1F1F"/>
-          <w:sz w:val="21"/>
-          <w:szCs w:val="21"/>
+          <w:i/>
+          <w:iCs/>
+          <w:color w:val="1B1F1F"/>
+          <w:sz w:val="20"/>
+          <w:szCs w:val="20"/>
         </w:rPr>
         <w:t xml:space="preserve">Nguyên tắc tầng trên không gọi vượt cấp — vì sao?</w:t>
+      </w:r>
+      <w:r>
+        <w:rPr>
+          <w:rFonts w:ascii="Calibri" w:cs="Calibri" w:eastAsia="Calibri" w:hAnsi="Calibri"/>
+          <w:i/>
+          <w:iCs/>
+          <w:color w:val="1B1F1F"/>
+          <w:sz w:val="20"/>
+          <w:szCs w:val="20"/>
+        </w:rPr>
+        <w:t xml:space="preserve"> </w:t>
+      </w:r>
+      <w:r>
+        <w:rPr>
+          <w:rFonts w:ascii="Calibri" w:cs="Calibri" w:eastAsia="Calibri" w:hAnsi="Calibri"/>
+          <w:i/>
+          <w:iCs/>
+          <w:color w:val="1B1F1F"/>
+          <w:sz w:val="20"/>
+          <w:szCs w:val="20"/>
+        </w:rPr>
+        <w:t xml:space="preserve">(Gợi ý cách nghĩ: nếu tầng Giao diện gọi thẳng xuống tầng Năng lực AI, bỏ qua tầng Điều phối ở giữa, điều gì đặt ở tầng Điều phối sẽ bị bỏ sót?)</w:t>
       </w:r>
     </w:p>
     <w:p>
@@ -3400,7 +3737,7 @@
           <w:sz w:val="20"/>
           <w:szCs w:val="20"/>
         </w:rPr>
-        <w:t xml:space="preserve">__________________________________________________________________</w:t>
+        <w:t xml:space="preserve">_____________________________________________________________________</w:t>
       </w:r>
     </w:p>
     <w:p>
@@ -3422,59 +3759,145 @@
     </w:p>
     <w:p>
       <w:pPr>
-        <w:spacing w:after="140" w:line="300"/>
-      </w:pPr>
-      <w:r>
-        <w:rPr>
-          <w:rFonts w:ascii="Calibri" w:cs="Calibri" w:eastAsia="Calibri" w:hAnsi="Calibri"/>
-          <w:color w:val="1B1F1F"/>
-          <w:sz w:val="21"/>
-          <w:szCs w:val="21"/>
-        </w:rPr>
-        <w:t xml:space="preserve">Mẫu bốn phần ở </w:t>
-      </w:r>
-      <w:r>
-        <w:rPr>
-          <w:rFonts w:ascii="Consolas" w:cs="Consolas" w:eastAsia="Consolas" w:hAnsi="Consolas"/>
-          <w:color w:val="0B3F41"/>
-          <w:sz w:val="20"/>
-          <w:szCs w:val="20"/>
-        </w:rPr>
-        <w:t xml:space="preserve">docs/adr/0000-template.md</w:t>
-      </w:r>
-      <w:r>
-        <w:rPr>
-          <w:rFonts w:ascii="Calibri" w:cs="Calibri" w:eastAsia="Calibri" w:hAnsi="Calibri"/>
-          <w:color w:val="1B1F1F"/>
-          <w:sz w:val="21"/>
-          <w:szCs w:val="21"/>
-        </w:rPr>
-        <w:t xml:space="preserve">. ⚠︎ Phần </w:t>
-      </w:r>
+        <w:pBdr>
+          <w:top w:val="single" w:color="FBF2E1" w:sz="2" w:space="4"/>
+          <w:bottom w:val="single" w:color="FBF2E1" w:sz="2" w:space="4"/>
+          <w:left w:val="single" w:color="B8860B" w:sz="24" w:space="8"/>
+          <w:right w:val="single" w:color="FBF2E1" w:sz="2" w:space="4"/>
+        </w:pBdr>
+        <w:shd w:fill="FBF2E1" w:val="clear"/>
+        <w:spacing w:after="200" w:before="100" w:line="300"/>
+        <w:ind w:left="100"/>
+      </w:pPr>
       <w:r>
         <w:rPr>
           <w:rFonts w:ascii="Calibri" w:cs="Calibri" w:eastAsia="Calibri" w:hAnsi="Calibri"/>
           <w:b/>
           <w:bCs/>
-          <w:color w:val="1B1F1F"/>
-          <w:sz w:val="21"/>
-          <w:szCs w:val="21"/>
-        </w:rPr>
-        <w:t xml:space="preserve">"Các phương án đã cân nhắc"</w:t>
-      </w:r>
-      <w:r>
-        <w:rPr>
-          <w:rFonts w:ascii="Calibri" w:cs="Calibri" w:eastAsia="Calibri" w:hAnsi="Calibri"/>
-          <w:color w:val="1B1F1F"/>
-          <w:sz w:val="21"/>
-          <w:szCs w:val="21"/>
-        </w:rPr>
-        <w:t xml:space="preserve"> là phần hay bị bỏ nhất — thiếu nó thì đó không phải ADR.</w:t>
+          <w:i/>
+          <w:iCs/>
+          <w:color w:val="1B1F1F"/>
+          <w:sz w:val="20"/>
+          <w:szCs w:val="20"/>
+        </w:rPr>
+        <w:t xml:space="preserve">Cách nghĩ:</w:t>
+      </w:r>
+      <w:r>
+        <w:rPr>
+          <w:rFonts w:ascii="Calibri" w:cs="Calibri" w:eastAsia="Calibri" w:hAnsi="Calibri"/>
+          <w:i/>
+          <w:iCs/>
+          <w:color w:val="1B1F1F"/>
+          <w:sz w:val="20"/>
+          <w:szCs w:val="20"/>
+        </w:rPr>
+        <w:t xml:space="preserve"> một ADR (Architecture Decision Record) không phải "báo cáo đã làm gì" — nó ghi lại </w:t>
+      </w:r>
+      <w:r>
+        <w:rPr>
+          <w:rFonts w:ascii="Calibri" w:cs="Calibri" w:eastAsia="Calibri" w:hAnsi="Calibri"/>
+          <w:b/>
+          <w:bCs/>
+          <w:i/>
+          <w:iCs/>
+          <w:color w:val="1B1F1F"/>
+          <w:sz w:val="20"/>
+          <w:szCs w:val="20"/>
+        </w:rPr>
+        <w:t xml:space="preserve">đã cân nhắc và LOẠI những phương án nào, vì sao</w:t>
+      </w:r>
+      <w:r>
+        <w:rPr>
+          <w:rFonts w:ascii="Calibri" w:cs="Calibri" w:eastAsia="Calibri" w:hAnsi="Calibri"/>
+          <w:i/>
+          <w:iCs/>
+          <w:color w:val="1B1F1F"/>
+          <w:sz w:val="20"/>
+          <w:szCs w:val="20"/>
+        </w:rPr>
+        <w:t xml:space="preserve">. Mẫu bốn phần ở </w:t>
+      </w:r>
+      <w:r>
+        <w:rPr>
+          <w:rFonts w:ascii="Consolas" w:cs="Consolas" w:eastAsia="Consolas" w:hAnsi="Consolas"/>
+          <w:i/>
+          <w:iCs/>
+          <w:color w:val="0B3F41"/>
+          <w:sz w:val="19"/>
+          <w:szCs w:val="19"/>
+        </w:rPr>
+        <w:t xml:space="preserve">docs/adr/0000-template.md</w:t>
+      </w:r>
+      <w:r>
+        <w:rPr>
+          <w:rFonts w:ascii="Calibri" w:cs="Calibri" w:eastAsia="Calibri" w:hAnsi="Calibri"/>
+          <w:i/>
+          <w:iCs/>
+          <w:color w:val="1B1F1F"/>
+          <w:sz w:val="20"/>
+          <w:szCs w:val="20"/>
+        </w:rPr>
+        <w:t xml:space="preserve">, và 5 ADR mẫu có sẵn trong </w:t>
+      </w:r>
+      <w:r>
+        <w:rPr>
+          <w:rFonts w:ascii="Consolas" w:cs="Consolas" w:eastAsia="Consolas" w:hAnsi="Consolas"/>
+          <w:i/>
+          <w:iCs/>
+          <w:color w:val="0B3F41"/>
+          <w:sz w:val="19"/>
+          <w:szCs w:val="19"/>
+        </w:rPr>
+        <w:t xml:space="preserve">docs/adr/</w:t>
+      </w:r>
+      <w:r>
+        <w:rPr>
+          <w:rFonts w:ascii="Calibri" w:cs="Calibri" w:eastAsia="Calibri" w:hAnsi="Calibri"/>
+          <w:i/>
+          <w:iCs/>
+          <w:color w:val="1B1F1F"/>
+          <w:sz w:val="20"/>
+          <w:szCs w:val="20"/>
+        </w:rPr>
+        <w:t xml:space="preserve"> để tham khảo cách viết — đọc một bản trước khi viết bản của nhóm.</w:t>
+      </w:r>
+    </w:p>
+    <w:p>
+      <w:pPr>
+        <w:pBdr>
+          <w:top w:val="single" w:color="FCEBE9" w:sz="2" w:space="4"/>
+          <w:bottom w:val="single" w:color="FCEBE9" w:sz="2" w:space="4"/>
+          <w:left w:val="single" w:color="B3261E" w:sz="24" w:space="8"/>
+          <w:right w:val="single" w:color="FCEBE9" w:sz="2" w:space="4"/>
+        </w:pBdr>
+        <w:shd w:fill="FCEBE9" w:val="clear"/>
+        <w:spacing w:after="200" w:before="100" w:line="300"/>
+        <w:ind w:left="100"/>
+      </w:pPr>
+      <w:r>
+        <w:rPr>
+          <w:rFonts w:ascii="Calibri" w:cs="Calibri" w:eastAsia="Calibri" w:hAnsi="Calibri"/>
+          <w:b/>
+          <w:bCs/>
+          <w:color w:val="B3261E"/>
+          <w:sz w:val="20"/>
+          <w:szCs w:val="20"/>
+        </w:rPr>
+        <w:t xml:space="preserve">⚠  </w:t>
+      </w:r>
+      <w:r>
+        <w:rPr>
+          <w:rFonts w:ascii="Calibri" w:cs="Calibri" w:eastAsia="Calibri" w:hAnsi="Calibri"/>
+          <w:color w:val="1B1F1F"/>
+          <w:sz w:val="20"/>
+          <w:szCs w:val="20"/>
+        </w:rPr>
+        <w:t xml:space="preserve">Phần "Các phương án đã cân nhắc" là phần hay bị bỏ nhất — thiếu nó thì đó không phải ADR, chỉ là một tuyên bố. "Phương án đã loại" phải là một lựa chọn thật sự nhóm có cân nhắc, không phải một phương án dựng lên cho có để loại.</w:t>
       </w:r>
     </w:p>
     <w:tbl>
       <w:tblPr>
-        <w:tblW w:type="dxa" w:w="9200"/>
+        <w:tblW w:type="dxa" w:w="9500"/>
         <w:tblBorders>
           <w:top w:val="single" w:color="BFD3D2" w:sz="4"/>
           <w:left w:val="single" w:color="BFD3D2" w:sz="4"/>
@@ -3485,10 +3908,10 @@
         </w:tblBorders>
       </w:tblPr>
       <w:tblGrid>
-        <w:gridCol w:w="500"/>
-        <w:gridCol w:w="1800"/>
-        <w:gridCol w:w="2300"/>
-        <w:gridCol w:w="2300"/>
+        <w:gridCol w:w="400"/>
+        <w:gridCol w:w="2000"/>
+        <w:gridCol w:w="2400"/>
+        <w:gridCol w:w="2400"/>
         <w:gridCol w:w="2300"/>
       </w:tblGrid>
       <w:tr>
@@ -3497,7 +3920,7 @@
         </w:trPr>
         <w:tc>
           <w:tcPr>
-            <w:tcW w:type="dxa" w:w="500"/>
+            <w:tcW w:type="dxa" w:w="400"/>
             <w:shd w:fill="DCEBEA" w:val="clear"/>
             <w:tcMar>
               <w:top w:type="dxa" w:w="80"/>
@@ -3523,7 +3946,7 @@
         </w:tc>
         <w:tc>
           <w:tcPr>
-            <w:tcW w:type="dxa" w:w="1800"/>
+            <w:tcW w:type="dxa" w:w="2000"/>
             <w:shd w:fill="DCEBEA" w:val="clear"/>
             <w:tcMar>
               <w:top w:type="dxa" w:w="80"/>
@@ -3549,7 +3972,7 @@
         </w:tc>
         <w:tc>
           <w:tcPr>
-            <w:tcW w:type="dxa" w:w="2300"/>
+            <w:tcW w:type="dxa" w:w="2400"/>
             <w:shd w:fill="DCEBEA" w:val="clear"/>
             <w:tcMar>
               <w:top w:type="dxa" w:w="80"/>
@@ -3575,7 +3998,7 @@
         </w:tc>
         <w:tc>
           <w:tcPr>
-            <w:tcW w:type="dxa" w:w="2300"/>
+            <w:tcW w:type="dxa" w:w="2400"/>
             <w:shd w:fill="DCEBEA" w:val="clear"/>
             <w:tcMar>
               <w:top w:type="dxa" w:w="80"/>
@@ -3632,7 +4055,7 @@
         </w:trPr>
         <w:tc>
           <w:tcPr>
-            <w:tcW w:type="dxa" w:w="500"/>
+            <w:tcW w:type="dxa" w:w="400"/>
             <w:tcMar>
               <w:top w:type="dxa" w:w="80"/>
               <w:left w:type="dxa" w:w="100"/>
@@ -3657,7 +4080,7 @@
         </w:tc>
         <w:tc>
           <w:tcPr>
-            <w:tcW w:type="dxa" w:w="1800"/>
+            <w:tcW w:type="dxa" w:w="2000"/>
             <w:tcMar>
               <w:top w:type="dxa" w:w="80"/>
               <w:left w:type="dxa" w:w="100"/>
@@ -3682,7 +4105,7 @@
         </w:tc>
         <w:tc>
           <w:tcPr>
-            <w:tcW w:type="dxa" w:w="2300"/>
+            <w:tcW w:type="dxa" w:w="2400"/>
             <w:tcMar>
               <w:top w:type="dxa" w:w="80"/>
               <w:left w:type="dxa" w:w="100"/>
@@ -3707,7 +4130,7 @@
         </w:tc>
         <w:tc>
           <w:tcPr>
-            <w:tcW w:type="dxa" w:w="2300"/>
+            <w:tcW w:type="dxa" w:w="2400"/>
             <w:tcMar>
               <w:top w:type="dxa" w:w="80"/>
               <w:left w:type="dxa" w:w="100"/>
@@ -3762,7 +4185,7 @@
         </w:trPr>
         <w:tc>
           <w:tcPr>
-            <w:tcW w:type="dxa" w:w="500"/>
+            <w:tcW w:type="dxa" w:w="400"/>
             <w:shd w:fill="F2F7F6" w:val="clear"/>
             <w:tcMar>
               <w:top w:type="dxa" w:w="80"/>
@@ -3788,7 +4211,7 @@
         </w:tc>
         <w:tc>
           <w:tcPr>
-            <w:tcW w:type="dxa" w:w="1800"/>
+            <w:tcW w:type="dxa" w:w="2000"/>
             <w:shd w:fill="F2F7F6" w:val="clear"/>
             <w:tcMar>
               <w:top w:type="dxa" w:w="80"/>
@@ -3814,7 +4237,7 @@
         </w:tc>
         <w:tc>
           <w:tcPr>
-            <w:tcW w:type="dxa" w:w="2300"/>
+            <w:tcW w:type="dxa" w:w="2400"/>
             <w:shd w:fill="F2F7F6" w:val="clear"/>
             <w:tcMar>
               <w:top w:type="dxa" w:w="80"/>
@@ -3840,7 +4263,7 @@
         </w:tc>
         <w:tc>
           <w:tcPr>
-            <w:tcW w:type="dxa" w:w="2300"/>
+            <w:tcW w:type="dxa" w:w="2400"/>
             <w:shd w:fill="F2F7F6" w:val="clear"/>
             <w:tcMar>
               <w:top w:type="dxa" w:w="80"/>
@@ -3897,7 +4320,7 @@
         </w:trPr>
         <w:tc>
           <w:tcPr>
-            <w:tcW w:type="dxa" w:w="500"/>
+            <w:tcW w:type="dxa" w:w="400"/>
             <w:tcMar>
               <w:top w:type="dxa" w:w="80"/>
               <w:left w:type="dxa" w:w="100"/>
@@ -3922,7 +4345,7 @@
         </w:tc>
         <w:tc>
           <w:tcPr>
-            <w:tcW w:type="dxa" w:w="1800"/>
+            <w:tcW w:type="dxa" w:w="2000"/>
             <w:tcMar>
               <w:top w:type="dxa" w:w="80"/>
               <w:left w:type="dxa" w:w="100"/>
@@ -3947,7 +4370,7 @@
         </w:tc>
         <w:tc>
           <w:tcPr>
-            <w:tcW w:type="dxa" w:w="2300"/>
+            <w:tcW w:type="dxa" w:w="2400"/>
             <w:tcMar>
               <w:top w:type="dxa" w:w="80"/>
               <w:left w:type="dxa" w:w="100"/>
@@ -3972,7 +4395,7 @@
         </w:tc>
         <w:tc>
           <w:tcPr>
-            <w:tcW w:type="dxa" w:w="2300"/>
+            <w:tcW w:type="dxa" w:w="2400"/>
             <w:tcMar>
               <w:top w:type="dxa" w:w="80"/>
               <w:left w:type="dxa" w:w="100"/>
@@ -4027,7 +4450,7 @@
         </w:trPr>
         <w:tc>
           <w:tcPr>
-            <w:tcW w:type="dxa" w:w="500"/>
+            <w:tcW w:type="dxa" w:w="400"/>
             <w:shd w:fill="F2F7F6" w:val="clear"/>
             <w:tcMar>
               <w:top w:type="dxa" w:w="80"/>
@@ -4053,7 +4476,7 @@
         </w:tc>
         <w:tc>
           <w:tcPr>
-            <w:tcW w:type="dxa" w:w="1800"/>
+            <w:tcW w:type="dxa" w:w="2000"/>
             <w:shd w:fill="F2F7F6" w:val="clear"/>
             <w:tcMar>
               <w:top w:type="dxa" w:w="80"/>
@@ -4079,7 +4502,7 @@
         </w:tc>
         <w:tc>
           <w:tcPr>
-            <w:tcW w:type="dxa" w:w="2300"/>
+            <w:tcW w:type="dxa" w:w="2400"/>
             <w:shd w:fill="F2F7F6" w:val="clear"/>
             <w:tcMar>
               <w:top w:type="dxa" w:w="80"/>
@@ -4105,7 +4528,7 @@
         </w:tc>
         <w:tc>
           <w:tcPr>
-            <w:tcW w:type="dxa" w:w="2300"/>
+            <w:tcW w:type="dxa" w:w="2400"/>
             <w:shd w:fill="F2F7F6" w:val="clear"/>
             <w:tcMar>
               <w:top w:type="dxa" w:w="80"/>
@@ -4162,7 +4585,7 @@
         </w:trPr>
         <w:tc>
           <w:tcPr>
-            <w:tcW w:type="dxa" w:w="500"/>
+            <w:tcW w:type="dxa" w:w="400"/>
             <w:tcMar>
               <w:top w:type="dxa" w:w="80"/>
               <w:left w:type="dxa" w:w="100"/>
@@ -4187,7 +4610,7 @@
         </w:tc>
         <w:tc>
           <w:tcPr>
-            <w:tcW w:type="dxa" w:w="1800"/>
+            <w:tcW w:type="dxa" w:w="2000"/>
             <w:tcMar>
               <w:top w:type="dxa" w:w="80"/>
               <w:left w:type="dxa" w:w="100"/>
@@ -4212,7 +4635,7 @@
         </w:tc>
         <w:tc>
           <w:tcPr>
-            <w:tcW w:type="dxa" w:w="2300"/>
+            <w:tcW w:type="dxa" w:w="2400"/>
             <w:tcMar>
               <w:top w:type="dxa" w:w="80"/>
               <w:left w:type="dxa" w:w="100"/>
@@ -4237,7 +4660,7 @@
         </w:tc>
         <w:tc>
           <w:tcPr>
-            <w:tcW w:type="dxa" w:w="2300"/>
+            <w:tcW w:type="dxa" w:w="2400"/>
             <w:tcMar>
               <w:top w:type="dxa" w:w="80"/>
               <w:left w:type="dxa" w:w="100"/>
@@ -4398,6 +4821,38 @@
     </w:p>
     <w:p>
       <w:pPr>
+        <w:spacing w:after="140" w:line="300"/>
+      </w:pPr>
+      <w:r>
+        <w:rPr>
+          <w:rFonts w:ascii="Calibri" w:cs="Calibri" w:eastAsia="Calibri" w:hAnsi="Calibri"/>
+          <w:color w:val="1B1F1F"/>
+          <w:sz w:val="21"/>
+          <w:szCs w:val="21"/>
+        </w:rPr>
+        <w:t xml:space="preserve">Mục đích: chứng minh bằng tay rằng đổi </w:t>
+      </w:r>
+      <w:r>
+        <w:rPr>
+          <w:rFonts w:ascii="Consolas" w:cs="Consolas" w:eastAsia="Consolas" w:hAnsi="Consolas"/>
+          <w:color w:val="0B3F41"/>
+          <w:sz w:val="20"/>
+          <w:szCs w:val="20"/>
+        </w:rPr>
+        <w:t xml:space="preserve">CONFIG_PROFILE</w:t>
+      </w:r>
+      <w:r>
+        <w:rPr>
+          <w:rFonts w:ascii="Calibri" w:cs="Calibri" w:eastAsia="Calibri" w:hAnsi="Calibri"/>
+          <w:color w:val="1B1F1F"/>
+          <w:sz w:val="21"/>
+          <w:szCs w:val="21"/>
+        </w:rPr>
+        <w:t xml:space="preserve"> chỉ là đổi biến môi trường — nếu phải sửa một dòng code nào đó, đó là dấu hiệu kiến trúc đang sai (hạ tầng và logic nghiệp vụ bị trộn lẫn).</w:t>
+      </w:r>
+    </w:p>
+    <w:p>
+      <w:pPr>
         <w:pBdr>
           <w:top w:val="single" w:color="EEF3F2" w:sz="2" w:space="3"/>
           <w:bottom w:val="single" w:color="EEF3F2" w:sz="2" w:space="3"/>
@@ -4442,7 +4897,7 @@
     </w:p>
     <w:tbl>
       <w:tblPr>
-        <w:tblW w:type="dxa" w:w="8800"/>
+        <w:tblW w:type="dxa" w:w="9100"/>
         <w:tblBorders>
           <w:top w:val="single" w:color="BFD3D2" w:sz="4"/>
           <w:left w:val="single" w:color="BFD3D2" w:sz="4"/>
@@ -4453,9 +4908,9 @@
         </w:tblBorders>
       </w:tblPr>
       <w:tblGrid>
-        <w:gridCol w:w="1800"/>
+        <w:gridCol w:w="2000"/>
         <w:gridCol w:w="2200"/>
-        <w:gridCol w:w="4800"/>
+        <w:gridCol w:w="4900"/>
       </w:tblGrid>
       <w:tr>
         <w:trPr>
@@ -4463,7 +4918,7 @@
         </w:trPr>
         <w:tc>
           <w:tcPr>
-            <w:tcW w:type="dxa" w:w="1800"/>
+            <w:tcW w:type="dxa" w:w="2000"/>
             <w:shd w:fill="DCEBEA" w:val="clear"/>
             <w:tcMar>
               <w:top w:type="dxa" w:w="80"/>
@@ -4507,7 +4962,7 @@
         </w:tc>
         <w:tc>
           <w:tcPr>
-            <w:tcW w:type="dxa" w:w="4800"/>
+            <w:tcW w:type="dxa" w:w="4900"/>
             <w:shd w:fill="DCEBEA" w:val="clear"/>
             <w:tcMar>
               <w:top w:type="dxa" w:w="80"/>
@@ -4538,7 +4993,7 @@
         </w:trPr>
         <w:tc>
           <w:tcPr>
-            <w:tcW w:type="dxa" w:w="1800"/>
+            <w:tcW w:type="dxa" w:w="2000"/>
             <w:tcMar>
               <w:top w:type="dxa" w:w="80"/>
               <w:left w:type="dxa" w:w="100"/>
@@ -4588,7 +5043,7 @@
         </w:tc>
         <w:tc>
           <w:tcPr>
-            <w:tcW w:type="dxa" w:w="4800"/>
+            <w:tcW w:type="dxa" w:w="4900"/>
             <w:tcMar>
               <w:top w:type="dxa" w:w="80"/>
               <w:left w:type="dxa" w:w="100"/>
@@ -4629,7 +5084,7 @@
         </w:trPr>
         <w:tc>
           <w:tcPr>
-            <w:tcW w:type="dxa" w:w="1800"/>
+            <w:tcW w:type="dxa" w:w="2000"/>
             <w:shd w:fill="F2F7F6" w:val="clear"/>
             <w:tcMar>
               <w:top w:type="dxa" w:w="80"/>
@@ -4681,7 +5136,7 @@
         </w:tc>
         <w:tc>
           <w:tcPr>
-            <w:tcW w:type="dxa" w:w="4800"/>
+            <w:tcW w:type="dxa" w:w="4900"/>
             <w:shd w:fill="F2F7F6" w:val="clear"/>
             <w:tcMar>
               <w:top w:type="dxa" w:w="80"/>
@@ -4764,36 +5219,46 @@
       <w:r>
         <w:rPr>
           <w:rFonts w:ascii="Calibri" w:cs="Calibri" w:eastAsia="Calibri" w:hAnsi="Calibri"/>
-          <w:b/>
-          <w:bCs/>
           <w:color w:val="1B1F1F"/>
           <w:sz w:val="21"/>
           <w:szCs w:val="21"/>
         </w:rPr>
-        <w:t xml:space="preserve">CI giai đoạn 1 (kiểm tra mã):</w:t>
-      </w:r>
-      <w:r>
-        <w:rPr>
-          <w:rFonts w:ascii="Calibri" w:cs="Calibri" w:eastAsia="Calibri" w:hAnsi="Calibri"/>
-          <w:color w:val="1B1F1F"/>
-          <w:sz w:val="21"/>
-          <w:szCs w:val="21"/>
-        </w:rPr>
-        <w:t xml:space="preserve">  ☐ xanh     ☐ đỏ</w:t>
-      </w:r>
-    </w:p>
-    <w:p>
-      <w:pPr>
-        <w:spacing w:after="140" w:line="300"/>
-      </w:pPr>
-      <w:r>
-        <w:rPr>
-          <w:rFonts w:ascii="Calibri" w:cs="Calibri" w:eastAsia="Calibri" w:hAnsi="Calibri"/>
-          <w:color w:val="1B1F1F"/>
-          <w:sz w:val="21"/>
-          <w:szCs w:val="21"/>
-        </w:rPr>
-        <w:t xml:space="preserve">Nếu đỏ, lỗi gì và sửa thế nào?</w:t>
+        <w:t xml:space="preserve">CI giai đoạn 1 (kiểm tra mã):  ☐ xanh     ☐ đỏ</w:t>
+      </w:r>
+    </w:p>
+    <w:p>
+      <w:pPr>
+        <w:pBdr>
+          <w:top w:val="single" w:color="FBF2E1" w:sz="2" w:space="4"/>
+          <w:bottom w:val="single" w:color="FBF2E1" w:sz="2" w:space="4"/>
+          <w:left w:val="single" w:color="B8860B" w:sz="24" w:space="8"/>
+          <w:right w:val="single" w:color="FBF2E1" w:sz="2" w:space="4"/>
+        </w:pBdr>
+        <w:shd w:fill="FBF2E1" w:val="clear"/>
+        <w:spacing w:after="200" w:before="100" w:line="300"/>
+        <w:ind w:left="100"/>
+      </w:pPr>
+      <w:r>
+        <w:rPr>
+          <w:rFonts w:ascii="Calibri" w:cs="Calibri" w:eastAsia="Calibri" w:hAnsi="Calibri"/>
+          <w:i/>
+          <w:iCs/>
+          <w:color w:val="1B1F1F"/>
+          <w:sz w:val="20"/>
+          <w:szCs w:val="20"/>
+        </w:rPr>
+        <w:t xml:space="preserve">Nếu đỏ, lỗi gì và sửa thế nào? </w:t>
+      </w:r>
+      <w:r>
+        <w:rPr>
+          <w:rFonts w:ascii="Calibri" w:cs="Calibri" w:eastAsia="Calibri" w:hAnsi="Calibri"/>
+          <w:i/>
+          <w:iCs/>
+          <w:color w:val="1B1F1F"/>
+          <w:sz w:val="20"/>
+          <w:szCs w:val="20"/>
+        </w:rPr>
+        <w:t xml:space="preserve">(CI đỏ ở lần đầu là bình thường — đọc kỹ log lỗi trước khi hỏi trợ giảng.)</w:t>
       </w:r>
     </w:p>
     <w:p>
@@ -4807,7 +5272,7 @@
           <w:sz w:val="20"/>
           <w:szCs w:val="20"/>
         </w:rPr>
-        <w:t xml:space="preserve">__________________________________________________________________</w:t>
+        <w:t xml:space="preserve">_____________________________________________________________________</w:t>
       </w:r>
     </w:p>
     <w:p>
@@ -4964,7 +5429,7 @@
           <w:sz w:val="20"/>
           <w:szCs w:val="20"/>
         </w:rPr>
-        <w:t xml:space="preserve">___/___</w:t>
+        <w:t xml:space="preserve">____/____</w:t>
       </w:r>
     </w:p>
     <w:p>
@@ -5166,7 +5631,7 @@
           <w:sz w:val="21"/>
           <w:szCs w:val="21"/>
         </w:rPr>
-        <w:t xml:space="preserve"> — dự đoán trước cấu trúc sẽ xây ở Session 4.</w:t>
+        <w:t xml:space="preserve"> — dự đoán trước cấu trúc sẽ xây ở Session 4, dựa trên những gì đã đọc ở Bước 1.</w:t>
       </w:r>
     </w:p>
     <w:p>
@@ -5185,7 +5650,7 @@
     </w:p>
     <w:tbl>
       <w:tblPr>
-        <w:tblW w:type="dxa" w:w="9200"/>
+        <w:tblW w:type="dxa" w:w="9100"/>
         <w:tblBorders>
           <w:top w:val="single" w:color="BFD3D2" w:sz="4"/>
           <w:left w:val="single" w:color="BFD3D2" w:sz="4"/>
@@ -5198,7 +5663,7 @@
       <w:tblGrid>
         <w:gridCol w:w="3000"/>
         <w:gridCol w:w="3000"/>
-        <w:gridCol w:w="3200"/>
+        <w:gridCol w:w="3100"/>
       </w:tblGrid>
       <w:tr>
         <w:trPr>
@@ -5258,7 +5723,7 @@
         </w:tc>
         <w:tc>
           <w:tcPr>
-            <w:tcW w:type="dxa" w:w="3200"/>
+            <w:tcW w:type="dxa" w:w="3100"/>
             <w:shd w:fill="DCEBEA" w:val="clear"/>
             <w:tcMar>
               <w:top w:type="dxa" w:w="80"/>
@@ -5308,7 +5773,7 @@
                 <w:sz w:val="19"/>
                 <w:szCs w:val="19"/>
               </w:rPr>
-              <w:t xml:space="preserve">____________________</w:t>
+              <w:t xml:space="preserve">________________</w:t>
             </w:r>
           </w:p>
         </w:tc>
@@ -5333,32 +5798,32 @@
                 <w:sz w:val="19"/>
                 <w:szCs w:val="19"/>
               </w:rPr>
-              <w:t xml:space="preserve">____________________</w:t>
-            </w:r>
-          </w:p>
-        </w:tc>
-        <w:tc>
-          <w:tcPr>
-            <w:tcW w:type="dxa" w:w="3200"/>
-            <w:tcMar>
-              <w:top w:type="dxa" w:w="80"/>
-              <w:left w:type="dxa" w:w="100"/>
-              <w:bottom w:type="dxa" w:w="80"/>
-              <w:right w:type="dxa" w:w="100"/>
-            </w:tcMar>
-            <w:vAlign w:val="top"/>
-          </w:tcPr>
-          <w:p>
-            <w:r>
-              <w:rPr>
-                <w:rFonts w:ascii="Consolas" w:cs="Consolas" w:eastAsia="Consolas" w:hAnsi="Consolas"/>
-                <w:b w:val="false"/>
-                <w:bCs w:val="false"/>
-                <w:color w:val="0B3F41"/>
-                <w:sz w:val="19"/>
-                <w:szCs w:val="19"/>
-              </w:rPr>
-              <w:t xml:space="preserve">____________________</w:t>
+              <w:t xml:space="preserve">________________</w:t>
+            </w:r>
+          </w:p>
+        </w:tc>
+        <w:tc>
+          <w:tcPr>
+            <w:tcW w:type="dxa" w:w="3100"/>
+            <w:tcMar>
+              <w:top w:type="dxa" w:w="80"/>
+              <w:left w:type="dxa" w:w="100"/>
+              <w:bottom w:type="dxa" w:w="80"/>
+              <w:right w:type="dxa" w:w="100"/>
+            </w:tcMar>
+            <w:vAlign w:val="top"/>
+          </w:tcPr>
+          <w:p>
+            <w:r>
+              <w:rPr>
+                <w:rFonts w:ascii="Consolas" w:cs="Consolas" w:eastAsia="Consolas" w:hAnsi="Consolas"/>
+                <w:b w:val="false"/>
+                <w:bCs w:val="false"/>
+                <w:color w:val="0B3F41"/>
+                <w:sz w:val="19"/>
+                <w:szCs w:val="19"/>
+              </w:rPr>
+              <w:t xml:space="preserve">________________</w:t>
             </w:r>
           </w:p>
         </w:tc>

--- a/tai-lieu-hoc-vien/workbooks/WORKBOOK-2.docx
+++ b/tai-lieu-hoc-vien/workbooks/WORKBOOK-2.docx
@@ -68,8 +68,8 @@
         </w:tblBorders>
       </w:tblPr>
       <w:tblGrid>
-        <w:gridCol w:w="2616"/>
-        <w:gridCol w:w="6684"/>
+        <w:gridCol w:w="1969"/>
+        <w:gridCol w:w="7331"/>
       </w:tblGrid>
       <w:tr>
         <w:trPr>
@@ -77,7 +77,7 @@
         </w:trPr>
         <w:tc>
           <w:tcPr>
-            <w:tcW w:type="dxa" w:w="2616"/>
+            <w:tcW w:type="dxa" w:w="1969"/>
             <w:tcMar>
               <w:top w:type="dxa" w:w="80"/>
               <w:left w:type="dxa" w:w="100"/>
@@ -102,7 +102,7 @@
         </w:tc>
         <w:tc>
           <w:tcPr>
-            <w:tcW w:type="dxa" w:w="6684"/>
+            <w:tcW w:type="dxa" w:w="7331"/>
             <w:tcMar>
               <w:top w:type="dxa" w:w="80"/>
               <w:left w:type="dxa" w:w="100"/>
@@ -132,7 +132,7 @@
         </w:trPr>
         <w:tc>
           <w:tcPr>
-            <w:tcW w:type="dxa" w:w="2616"/>
+            <w:tcW w:type="dxa" w:w="1969"/>
             <w:shd w:fill="F2F7F6" w:val="clear"/>
             <w:tcMar>
               <w:top w:type="dxa" w:w="80"/>
@@ -158,7 +158,7 @@
         </w:tc>
         <w:tc>
           <w:tcPr>
-            <w:tcW w:type="dxa" w:w="6684"/>
+            <w:tcW w:type="dxa" w:w="7331"/>
             <w:shd w:fill="F2F7F6" w:val="clear"/>
             <w:tcMar>
               <w:top w:type="dxa" w:w="80"/>
@@ -189,7 +189,7 @@
         </w:trPr>
         <w:tc>
           <w:tcPr>
-            <w:tcW w:type="dxa" w:w="2616"/>
+            <w:tcW w:type="dxa" w:w="1969"/>
             <w:tcMar>
               <w:top w:type="dxa" w:w="80"/>
               <w:left w:type="dxa" w:w="100"/>
@@ -214,7 +214,7 @@
         </w:tc>
         <w:tc>
           <w:tcPr>
-            <w:tcW w:type="dxa" w:w="6684"/>
+            <w:tcW w:type="dxa" w:w="7331"/>
             <w:tcMar>
               <w:top w:type="dxa" w:w="80"/>
               <w:left w:type="dxa" w:w="100"/>
@@ -244,7 +244,7 @@
         </w:trPr>
         <w:tc>
           <w:tcPr>
-            <w:tcW w:type="dxa" w:w="2616"/>
+            <w:tcW w:type="dxa" w:w="1969"/>
             <w:shd w:fill="F2F7F6" w:val="clear"/>
             <w:tcMar>
               <w:top w:type="dxa" w:w="80"/>
@@ -270,7 +270,7 @@
         </w:tc>
         <w:tc>
           <w:tcPr>
-            <w:tcW w:type="dxa" w:w="6684"/>
+            <w:tcW w:type="dxa" w:w="7331"/>
             <w:shd w:fill="F2F7F6" w:val="clear"/>
             <w:tcMar>
               <w:top w:type="dxa" w:w="80"/>
@@ -1190,10 +1190,10 @@
         </w:tblBorders>
       </w:tblPr>
       <w:tblGrid>
-        <w:gridCol w:w="797"/>
-        <w:gridCol w:w="2657"/>
-        <w:gridCol w:w="1771"/>
-        <w:gridCol w:w="4075"/>
+        <w:gridCol w:w="744"/>
+        <w:gridCol w:w="3125"/>
+        <w:gridCol w:w="2009"/>
+        <w:gridCol w:w="3422"/>
       </w:tblGrid>
       <w:tr>
         <w:trPr>
@@ -1201,7 +1201,7 @@
         </w:trPr>
         <w:tc>
           <w:tcPr>
-            <w:tcW w:type="dxa" w:w="797"/>
+            <w:tcW w:type="dxa" w:w="744"/>
             <w:shd w:fill="DCEBEA" w:val="clear"/>
             <w:tcMar>
               <w:top w:type="dxa" w:w="80"/>
@@ -1227,7 +1227,7 @@
         </w:tc>
         <w:tc>
           <w:tcPr>
-            <w:tcW w:type="dxa" w:w="2657"/>
+            <w:tcW w:type="dxa" w:w="3125"/>
             <w:shd w:fill="DCEBEA" w:val="clear"/>
             <w:tcMar>
               <w:top w:type="dxa" w:w="80"/>
@@ -1253,7 +1253,7 @@
         </w:tc>
         <w:tc>
           <w:tcPr>
-            <w:tcW w:type="dxa" w:w="1771"/>
+            <w:tcW w:type="dxa" w:w="2009"/>
             <w:shd w:fill="DCEBEA" w:val="clear"/>
             <w:tcMar>
               <w:top w:type="dxa" w:w="80"/>
@@ -1279,7 +1279,7 @@
         </w:tc>
         <w:tc>
           <w:tcPr>
-            <w:tcW w:type="dxa" w:w="4075"/>
+            <w:tcW w:type="dxa" w:w="3422"/>
             <w:shd w:fill="DCEBEA" w:val="clear"/>
             <w:tcMar>
               <w:top w:type="dxa" w:w="80"/>
@@ -1310,7 +1310,7 @@
         </w:trPr>
         <w:tc>
           <w:tcPr>
-            <w:tcW w:type="dxa" w:w="797"/>
+            <w:tcW w:type="dxa" w:w="744"/>
             <w:tcMar>
               <w:top w:type="dxa" w:w="80"/>
               <w:left w:type="dxa" w:w="100"/>
@@ -1335,7 +1335,7 @@
         </w:tc>
         <w:tc>
           <w:tcPr>
-            <w:tcW w:type="dxa" w:w="2657"/>
+            <w:tcW w:type="dxa" w:w="3125"/>
             <w:tcMar>
               <w:top w:type="dxa" w:w="80"/>
               <w:left w:type="dxa" w:w="100"/>
@@ -1360,7 +1360,7 @@
         </w:tc>
         <w:tc>
           <w:tcPr>
-            <w:tcW w:type="dxa" w:w="1771"/>
+            <w:tcW w:type="dxa" w:w="2009"/>
             <w:tcMar>
               <w:top w:type="dxa" w:w="80"/>
               <w:left w:type="dxa" w:w="100"/>
@@ -1385,7 +1385,7 @@
         </w:tc>
         <w:tc>
           <w:tcPr>
-            <w:tcW w:type="dxa" w:w="4075"/>
+            <w:tcW w:type="dxa" w:w="3422"/>
             <w:tcMar>
               <w:top w:type="dxa" w:w="80"/>
               <w:left w:type="dxa" w:w="100"/>
@@ -1415,7 +1415,7 @@
         </w:trPr>
         <w:tc>
           <w:tcPr>
-            <w:tcW w:type="dxa" w:w="797"/>
+            <w:tcW w:type="dxa" w:w="744"/>
             <w:shd w:fill="F2F7F6" w:val="clear"/>
             <w:tcMar>
               <w:top w:type="dxa" w:w="80"/>
@@ -1441,7 +1441,7 @@
         </w:tc>
         <w:tc>
           <w:tcPr>
-            <w:tcW w:type="dxa" w:w="2657"/>
+            <w:tcW w:type="dxa" w:w="3125"/>
             <w:shd w:fill="F2F7F6" w:val="clear"/>
             <w:tcMar>
               <w:top w:type="dxa" w:w="80"/>
@@ -1467,7 +1467,7 @@
         </w:tc>
         <w:tc>
           <w:tcPr>
-            <w:tcW w:type="dxa" w:w="1771"/>
+            <w:tcW w:type="dxa" w:w="2009"/>
             <w:shd w:fill="F2F7F6" w:val="clear"/>
             <w:tcMar>
               <w:top w:type="dxa" w:w="80"/>
@@ -1493,7 +1493,7 @@
         </w:tc>
         <w:tc>
           <w:tcPr>
-            <w:tcW w:type="dxa" w:w="4075"/>
+            <w:tcW w:type="dxa" w:w="3422"/>
             <w:shd w:fill="F2F7F6" w:val="clear"/>
             <w:tcMar>
               <w:top w:type="dxa" w:w="80"/>
@@ -1524,7 +1524,7 @@
         </w:trPr>
         <w:tc>
           <w:tcPr>
-            <w:tcW w:type="dxa" w:w="797"/>
+            <w:tcW w:type="dxa" w:w="744"/>
             <w:tcMar>
               <w:top w:type="dxa" w:w="80"/>
               <w:left w:type="dxa" w:w="100"/>
@@ -1549,7 +1549,7 @@
         </w:tc>
         <w:tc>
           <w:tcPr>
-            <w:tcW w:type="dxa" w:w="2657"/>
+            <w:tcW w:type="dxa" w:w="3125"/>
             <w:tcMar>
               <w:top w:type="dxa" w:w="80"/>
               <w:left w:type="dxa" w:w="100"/>
@@ -1574,7 +1574,7 @@
         </w:tc>
         <w:tc>
           <w:tcPr>
-            <w:tcW w:type="dxa" w:w="1771"/>
+            <w:tcW w:type="dxa" w:w="2009"/>
             <w:tcMar>
               <w:top w:type="dxa" w:w="80"/>
               <w:left w:type="dxa" w:w="100"/>
@@ -1599,7 +1599,7 @@
         </w:tc>
         <w:tc>
           <w:tcPr>
-            <w:tcW w:type="dxa" w:w="4075"/>
+            <w:tcW w:type="dxa" w:w="3422"/>
             <w:tcMar>
               <w:top w:type="dxa" w:w="80"/>
               <w:left w:type="dxa" w:w="100"/>
@@ -1629,7 +1629,7 @@
         </w:trPr>
         <w:tc>
           <w:tcPr>
-            <w:tcW w:type="dxa" w:w="797"/>
+            <w:tcW w:type="dxa" w:w="744"/>
             <w:shd w:fill="F2F7F6" w:val="clear"/>
             <w:tcMar>
               <w:top w:type="dxa" w:w="80"/>
@@ -1655,7 +1655,7 @@
         </w:tc>
         <w:tc>
           <w:tcPr>
-            <w:tcW w:type="dxa" w:w="2657"/>
+            <w:tcW w:type="dxa" w:w="3125"/>
             <w:shd w:fill="F2F7F6" w:val="clear"/>
             <w:tcMar>
               <w:top w:type="dxa" w:w="80"/>
@@ -1681,7 +1681,7 @@
         </w:tc>
         <w:tc>
           <w:tcPr>
-            <w:tcW w:type="dxa" w:w="1771"/>
+            <w:tcW w:type="dxa" w:w="2009"/>
             <w:shd w:fill="F2F7F6" w:val="clear"/>
             <w:tcMar>
               <w:top w:type="dxa" w:w="80"/>
@@ -1707,7 +1707,7 @@
         </w:tc>
         <w:tc>
           <w:tcPr>
-            <w:tcW w:type="dxa" w:w="4075"/>
+            <w:tcW w:type="dxa" w:w="3422"/>
             <w:shd w:fill="F2F7F6" w:val="clear"/>
             <w:tcMar>
               <w:top w:type="dxa" w:w="80"/>
@@ -1738,7 +1738,7 @@
         </w:trPr>
         <w:tc>
           <w:tcPr>
-            <w:tcW w:type="dxa" w:w="797"/>
+            <w:tcW w:type="dxa" w:w="744"/>
             <w:tcMar>
               <w:top w:type="dxa" w:w="80"/>
               <w:left w:type="dxa" w:w="100"/>
@@ -1763,7 +1763,7 @@
         </w:tc>
         <w:tc>
           <w:tcPr>
-            <w:tcW w:type="dxa" w:w="2657"/>
+            <w:tcW w:type="dxa" w:w="3125"/>
             <w:tcMar>
               <w:top w:type="dxa" w:w="80"/>
               <w:left w:type="dxa" w:w="100"/>
@@ -1788,7 +1788,7 @@
         </w:tc>
         <w:tc>
           <w:tcPr>
-            <w:tcW w:type="dxa" w:w="1771"/>
+            <w:tcW w:type="dxa" w:w="2009"/>
             <w:tcMar>
               <w:top w:type="dxa" w:w="80"/>
               <w:left w:type="dxa" w:w="100"/>
@@ -1813,7 +1813,7 @@
         </w:tc>
         <w:tc>
           <w:tcPr>
-            <w:tcW w:type="dxa" w:w="4075"/>
+            <w:tcW w:type="dxa" w:w="3422"/>
             <w:tcMar>
               <w:top w:type="dxa" w:w="80"/>
               <w:left w:type="dxa" w:w="100"/>
@@ -1843,7 +1843,7 @@
         </w:trPr>
         <w:tc>
           <w:tcPr>
-            <w:tcW w:type="dxa" w:w="797"/>
+            <w:tcW w:type="dxa" w:w="744"/>
             <w:shd w:fill="F2F7F6" w:val="clear"/>
             <w:tcMar>
               <w:top w:type="dxa" w:w="80"/>
@@ -1869,7 +1869,7 @@
         </w:tc>
         <w:tc>
           <w:tcPr>
-            <w:tcW w:type="dxa" w:w="2657"/>
+            <w:tcW w:type="dxa" w:w="3125"/>
             <w:shd w:fill="F2F7F6" w:val="clear"/>
             <w:tcMar>
               <w:top w:type="dxa" w:w="80"/>
@@ -1895,7 +1895,7 @@
         </w:tc>
         <w:tc>
           <w:tcPr>
-            <w:tcW w:type="dxa" w:w="1771"/>
+            <w:tcW w:type="dxa" w:w="2009"/>
             <w:shd w:fill="F2F7F6" w:val="clear"/>
             <w:tcMar>
               <w:top w:type="dxa" w:w="80"/>
@@ -1921,7 +1921,7 @@
         </w:tc>
         <w:tc>
           <w:tcPr>
-            <w:tcW w:type="dxa" w:w="4075"/>
+            <w:tcW w:type="dxa" w:w="3422"/>
             <w:shd w:fill="F2F7F6" w:val="clear"/>
             <w:tcMar>
               <w:top w:type="dxa" w:w="80"/>
@@ -1952,7 +1952,7 @@
         </w:trPr>
         <w:tc>
           <w:tcPr>
-            <w:tcW w:type="dxa" w:w="797"/>
+            <w:tcW w:type="dxa" w:w="744"/>
             <w:tcMar>
               <w:top w:type="dxa" w:w="80"/>
               <w:left w:type="dxa" w:w="100"/>
@@ -1977,7 +1977,7 @@
         </w:tc>
         <w:tc>
           <w:tcPr>
-            <w:tcW w:type="dxa" w:w="2657"/>
+            <w:tcW w:type="dxa" w:w="3125"/>
             <w:tcMar>
               <w:top w:type="dxa" w:w="80"/>
               <w:left w:type="dxa" w:w="100"/>
@@ -2002,7 +2002,7 @@
         </w:tc>
         <w:tc>
           <w:tcPr>
-            <w:tcW w:type="dxa" w:w="1771"/>
+            <w:tcW w:type="dxa" w:w="2009"/>
             <w:tcMar>
               <w:top w:type="dxa" w:w="80"/>
               <w:left w:type="dxa" w:w="100"/>
@@ -2027,7 +2027,7 @@
         </w:tc>
         <w:tc>
           <w:tcPr>
-            <w:tcW w:type="dxa" w:w="4075"/>
+            <w:tcW w:type="dxa" w:w="3422"/>
             <w:tcMar>
               <w:top w:type="dxa" w:w="80"/>
               <w:left w:type="dxa" w:w="100"/>
@@ -2057,7 +2057,7 @@
         </w:trPr>
         <w:tc>
           <w:tcPr>
-            <w:tcW w:type="dxa" w:w="797"/>
+            <w:tcW w:type="dxa" w:w="744"/>
             <w:shd w:fill="F2F7F6" w:val="clear"/>
             <w:tcMar>
               <w:top w:type="dxa" w:w="80"/>
@@ -2083,7 +2083,7 @@
         </w:tc>
         <w:tc>
           <w:tcPr>
-            <w:tcW w:type="dxa" w:w="2657"/>
+            <w:tcW w:type="dxa" w:w="3125"/>
             <w:shd w:fill="F2F7F6" w:val="clear"/>
             <w:tcMar>
               <w:top w:type="dxa" w:w="80"/>
@@ -2109,7 +2109,7 @@
         </w:tc>
         <w:tc>
           <w:tcPr>
-            <w:tcW w:type="dxa" w:w="1771"/>
+            <w:tcW w:type="dxa" w:w="2009"/>
             <w:shd w:fill="F2F7F6" w:val="clear"/>
             <w:tcMar>
               <w:top w:type="dxa" w:w="80"/>
@@ -2135,7 +2135,7 @@
         </w:tc>
         <w:tc>
           <w:tcPr>
-            <w:tcW w:type="dxa" w:w="4075"/>
+            <w:tcW w:type="dxa" w:w="3422"/>
             <w:shd w:fill="F2F7F6" w:val="clear"/>
             <w:tcMar>
               <w:top w:type="dxa" w:w="80"/>
@@ -2516,7 +2516,7 @@
           <w:sz w:val="20"/>
           <w:szCs w:val="20"/>
         </w:rPr>
-        <w:t xml:space="preserve">src/knowledge/retriever.py</w:t>
+        <w:t xml:space="preserve">src/retrieval/pipeline.py</w:t>
       </w:r>
       <w:r>
         <w:rPr>
@@ -2638,9 +2638,9 @@
         </w:tblBorders>
       </w:tblPr>
       <w:tblGrid>
-        <w:gridCol w:w="3457"/>
-        <w:gridCol w:w="2716"/>
-        <w:gridCol w:w="3127"/>
+        <w:gridCol w:w="3339"/>
+        <w:gridCol w:w="2623"/>
+        <w:gridCol w:w="3338"/>
       </w:tblGrid>
       <w:tr>
         <w:trPr>
@@ -2648,7 +2648,7 @@
         </w:trPr>
         <w:tc>
           <w:tcPr>
-            <w:tcW w:type="dxa" w:w="3457"/>
+            <w:tcW w:type="dxa" w:w="3339"/>
             <w:shd w:fill="DCEBEA" w:val="clear"/>
             <w:tcMar>
               <w:top w:type="dxa" w:w="80"/>
@@ -2674,7 +2674,7 @@
         </w:tc>
         <w:tc>
           <w:tcPr>
-            <w:tcW w:type="dxa" w:w="2716"/>
+            <w:tcW w:type="dxa" w:w="2623"/>
             <w:shd w:fill="DCEBEA" w:val="clear"/>
             <w:tcMar>
               <w:top w:type="dxa" w:w="80"/>
@@ -2700,7 +2700,7 @@
         </w:tc>
         <w:tc>
           <w:tcPr>
-            <w:tcW w:type="dxa" w:w="3127"/>
+            <w:tcW w:type="dxa" w:w="3338"/>
             <w:shd w:fill="DCEBEA" w:val="clear"/>
             <w:tcMar>
               <w:top w:type="dxa" w:w="80"/>
@@ -2731,7 +2731,7 @@
         </w:trPr>
         <w:tc>
           <w:tcPr>
-            <w:tcW w:type="dxa" w:w="3457"/>
+            <w:tcW w:type="dxa" w:w="3339"/>
             <w:tcMar>
               <w:top w:type="dxa" w:w="80"/>
               <w:left w:type="dxa" w:w="100"/>
@@ -2756,7 +2756,7 @@
         </w:tc>
         <w:tc>
           <w:tcPr>
-            <w:tcW w:type="dxa" w:w="2716"/>
+            <w:tcW w:type="dxa" w:w="2623"/>
             <w:tcMar>
               <w:top w:type="dxa" w:w="80"/>
               <w:left w:type="dxa" w:w="100"/>
@@ -2781,7 +2781,7 @@
         </w:tc>
         <w:tc>
           <w:tcPr>
-            <w:tcW w:type="dxa" w:w="3127"/>
+            <w:tcW w:type="dxa" w:w="3338"/>
             <w:tcMar>
               <w:top w:type="dxa" w:w="80"/>
               <w:left w:type="dxa" w:w="100"/>
@@ -2811,7 +2811,7 @@
         </w:trPr>
         <w:tc>
           <w:tcPr>
-            <w:tcW w:type="dxa" w:w="3457"/>
+            <w:tcW w:type="dxa" w:w="3339"/>
             <w:shd w:fill="F2F7F6" w:val="clear"/>
             <w:tcMar>
               <w:top w:type="dxa" w:w="80"/>
@@ -2837,7 +2837,7 @@
         </w:tc>
         <w:tc>
           <w:tcPr>
-            <w:tcW w:type="dxa" w:w="2716"/>
+            <w:tcW w:type="dxa" w:w="2623"/>
             <w:shd w:fill="F2F7F6" w:val="clear"/>
             <w:tcMar>
               <w:top w:type="dxa" w:w="80"/>
@@ -2863,7 +2863,7 @@
         </w:tc>
         <w:tc>
           <w:tcPr>
-            <w:tcW w:type="dxa" w:w="3127"/>
+            <w:tcW w:type="dxa" w:w="3338"/>
             <w:shd w:fill="F2F7F6" w:val="clear"/>
             <w:tcMar>
               <w:top w:type="dxa" w:w="80"/>
@@ -2894,7 +2894,7 @@
         </w:trPr>
         <w:tc>
           <w:tcPr>
-            <w:tcW w:type="dxa" w:w="3457"/>
+            <w:tcW w:type="dxa" w:w="3339"/>
             <w:tcMar>
               <w:top w:type="dxa" w:w="80"/>
               <w:left w:type="dxa" w:w="100"/>
@@ -2919,7 +2919,7 @@
         </w:tc>
         <w:tc>
           <w:tcPr>
-            <w:tcW w:type="dxa" w:w="2716"/>
+            <w:tcW w:type="dxa" w:w="2623"/>
             <w:tcMar>
               <w:top w:type="dxa" w:w="80"/>
               <w:left w:type="dxa" w:w="100"/>
@@ -2944,7 +2944,7 @@
         </w:tc>
         <w:tc>
           <w:tcPr>
-            <w:tcW w:type="dxa" w:w="3127"/>
+            <w:tcW w:type="dxa" w:w="3338"/>
             <w:tcMar>
               <w:top w:type="dxa" w:w="80"/>
               <w:left w:type="dxa" w:w="100"/>
@@ -2974,7 +2974,7 @@
         </w:trPr>
         <w:tc>
           <w:tcPr>
-            <w:tcW w:type="dxa" w:w="3457"/>
+            <w:tcW w:type="dxa" w:w="3339"/>
             <w:shd w:fill="F2F7F6" w:val="clear"/>
             <w:tcMar>
               <w:top w:type="dxa" w:w="80"/>
@@ -3000,7 +3000,7 @@
         </w:tc>
         <w:tc>
           <w:tcPr>
-            <w:tcW w:type="dxa" w:w="2716"/>
+            <w:tcW w:type="dxa" w:w="2623"/>
             <w:shd w:fill="F2F7F6" w:val="clear"/>
             <w:tcMar>
               <w:top w:type="dxa" w:w="80"/>
@@ -3026,7 +3026,7 @@
         </w:tc>
         <w:tc>
           <w:tcPr>
-            <w:tcW w:type="dxa" w:w="3127"/>
+            <w:tcW w:type="dxa" w:w="3338"/>
             <w:shd w:fill="F2F7F6" w:val="clear"/>
             <w:tcMar>
               <w:top w:type="dxa" w:w="80"/>
@@ -3057,7 +3057,7 @@
         </w:trPr>
         <w:tc>
           <w:tcPr>
-            <w:tcW w:type="dxa" w:w="3457"/>
+            <w:tcW w:type="dxa" w:w="3339"/>
             <w:tcMar>
               <w:top w:type="dxa" w:w="80"/>
               <w:left w:type="dxa" w:w="100"/>
@@ -3082,7 +3082,7 @@
         </w:tc>
         <w:tc>
           <w:tcPr>
-            <w:tcW w:type="dxa" w:w="2716"/>
+            <w:tcW w:type="dxa" w:w="2623"/>
             <w:tcMar>
               <w:top w:type="dxa" w:w="80"/>
               <w:left w:type="dxa" w:w="100"/>
@@ -3107,7 +3107,7 @@
         </w:tc>
         <w:tc>
           <w:tcPr>
-            <w:tcW w:type="dxa" w:w="3127"/>
+            <w:tcW w:type="dxa" w:w="3338"/>
             <w:tcMar>
               <w:top w:type="dxa" w:w="80"/>
               <w:left w:type="dxa" w:w="100"/>
@@ -3137,7 +3137,7 @@
         </w:trPr>
         <w:tc>
           <w:tcPr>
-            <w:tcW w:type="dxa" w:w="3457"/>
+            <w:tcW w:type="dxa" w:w="3339"/>
             <w:shd w:fill="F2F7F6" w:val="clear"/>
             <w:tcMar>
               <w:top w:type="dxa" w:w="80"/>
@@ -3163,7 +3163,7 @@
         </w:tc>
         <w:tc>
           <w:tcPr>
-            <w:tcW w:type="dxa" w:w="2716"/>
+            <w:tcW w:type="dxa" w:w="2623"/>
             <w:shd w:fill="F2F7F6" w:val="clear"/>
             <w:tcMar>
               <w:top w:type="dxa" w:w="80"/>
@@ -3189,7 +3189,7 @@
         </w:tc>
         <w:tc>
           <w:tcPr>
-            <w:tcW w:type="dxa" w:w="3127"/>
+            <w:tcW w:type="dxa" w:w="3338"/>
             <w:shd w:fill="F2F7F6" w:val="clear"/>
             <w:tcMar>
               <w:top w:type="dxa" w:w="80"/>
@@ -3220,7 +3220,7 @@
         </w:trPr>
         <w:tc>
           <w:tcPr>
-            <w:tcW w:type="dxa" w:w="3457"/>
+            <w:tcW w:type="dxa" w:w="3339"/>
             <w:tcMar>
               <w:top w:type="dxa" w:w="80"/>
               <w:left w:type="dxa" w:w="100"/>
@@ -3245,7 +3245,7 @@
         </w:tc>
         <w:tc>
           <w:tcPr>
-            <w:tcW w:type="dxa" w:w="2716"/>
+            <w:tcW w:type="dxa" w:w="2623"/>
             <w:tcMar>
               <w:top w:type="dxa" w:w="80"/>
               <w:left w:type="dxa" w:w="100"/>
@@ -3270,7 +3270,7 @@
         </w:tc>
         <w:tc>
           <w:tcPr>
-            <w:tcW w:type="dxa" w:w="3127"/>
+            <w:tcW w:type="dxa" w:w="3338"/>
             <w:tcMar>
               <w:top w:type="dxa" w:w="80"/>
               <w:left w:type="dxa" w:w="100"/>
@@ -4099,9 +4099,9 @@
         </w:tblBorders>
       </w:tblPr>
       <w:tblGrid>
-        <w:gridCol w:w="715"/>
-        <w:gridCol w:w="5008"/>
-        <w:gridCol w:w="3577"/>
+        <w:gridCol w:w="788"/>
+        <w:gridCol w:w="4965"/>
+        <w:gridCol w:w="3547"/>
       </w:tblGrid>
       <w:tr>
         <w:trPr>
@@ -4109,7 +4109,7 @@
         </w:trPr>
         <w:tc>
           <w:tcPr>
-            <w:tcW w:type="dxa" w:w="715"/>
+            <w:tcW w:type="dxa" w:w="788"/>
             <w:shd w:fill="DCEBEA" w:val="clear"/>
             <w:tcMar>
               <w:top w:type="dxa" w:w="80"/>
@@ -4135,7 +4135,7 @@
         </w:tc>
         <w:tc>
           <w:tcPr>
-            <w:tcW w:type="dxa" w:w="5008"/>
+            <w:tcW w:type="dxa" w:w="4965"/>
             <w:shd w:fill="DCEBEA" w:val="clear"/>
             <w:tcMar>
               <w:top w:type="dxa" w:w="80"/>
@@ -4161,7 +4161,7 @@
         </w:tc>
         <w:tc>
           <w:tcPr>
-            <w:tcW w:type="dxa" w:w="3577"/>
+            <w:tcW w:type="dxa" w:w="3547"/>
             <w:shd w:fill="DCEBEA" w:val="clear"/>
             <w:tcMar>
               <w:top w:type="dxa" w:w="80"/>
@@ -4192,7 +4192,7 @@
         </w:trPr>
         <w:tc>
           <w:tcPr>
-            <w:tcW w:type="dxa" w:w="715"/>
+            <w:tcW w:type="dxa" w:w="788"/>
             <w:tcMar>
               <w:top w:type="dxa" w:w="80"/>
               <w:left w:type="dxa" w:w="100"/>
@@ -4217,7 +4217,7 @@
         </w:tc>
         <w:tc>
           <w:tcPr>
-            <w:tcW w:type="dxa" w:w="5008"/>
+            <w:tcW w:type="dxa" w:w="4965"/>
             <w:tcMar>
               <w:top w:type="dxa" w:w="80"/>
               <w:left w:type="dxa" w:w="100"/>
@@ -4242,7 +4242,7 @@
         </w:tc>
         <w:tc>
           <w:tcPr>
-            <w:tcW w:type="dxa" w:w="3577"/>
+            <w:tcW w:type="dxa" w:w="3547"/>
             <w:tcMar>
               <w:top w:type="dxa" w:w="80"/>
               <w:left w:type="dxa" w:w="100"/>
@@ -4283,7 +4283,7 @@
         </w:trPr>
         <w:tc>
           <w:tcPr>
-            <w:tcW w:type="dxa" w:w="715"/>
+            <w:tcW w:type="dxa" w:w="788"/>
             <w:shd w:fill="F2F7F6" w:val="clear"/>
             <w:tcMar>
               <w:top w:type="dxa" w:w="80"/>
@@ -4309,7 +4309,7 @@
         </w:tc>
         <w:tc>
           <w:tcPr>
-            <w:tcW w:type="dxa" w:w="5008"/>
+            <w:tcW w:type="dxa" w:w="4965"/>
             <w:shd w:fill="F2F7F6" w:val="clear"/>
             <w:tcMar>
               <w:top w:type="dxa" w:w="80"/>
@@ -4335,7 +4335,7 @@
         </w:tc>
         <w:tc>
           <w:tcPr>
-            <w:tcW w:type="dxa" w:w="3577"/>
+            <w:tcW w:type="dxa" w:w="3547"/>
             <w:shd w:fill="F2F7F6" w:val="clear"/>
             <w:tcMar>
               <w:top w:type="dxa" w:w="80"/>
@@ -4377,7 +4377,7 @@
         </w:trPr>
         <w:tc>
           <w:tcPr>
-            <w:tcW w:type="dxa" w:w="715"/>
+            <w:tcW w:type="dxa" w:w="788"/>
             <w:tcMar>
               <w:top w:type="dxa" w:w="80"/>
               <w:left w:type="dxa" w:w="100"/>
@@ -4402,7 +4402,7 @@
         </w:tc>
         <w:tc>
           <w:tcPr>
-            <w:tcW w:type="dxa" w:w="5008"/>
+            <w:tcW w:type="dxa" w:w="4965"/>
             <w:tcMar>
               <w:top w:type="dxa" w:w="80"/>
               <w:left w:type="dxa" w:w="100"/>
@@ -4427,7 +4427,7 @@
         </w:tc>
         <w:tc>
           <w:tcPr>
-            <w:tcW w:type="dxa" w:w="3577"/>
+            <w:tcW w:type="dxa" w:w="3547"/>
             <w:tcMar>
               <w:top w:type="dxa" w:w="80"/>
               <w:left w:type="dxa" w:w="100"/>
@@ -4479,7 +4479,7 @@
         </w:trPr>
         <w:tc>
           <w:tcPr>
-            <w:tcW w:type="dxa" w:w="715"/>
+            <w:tcW w:type="dxa" w:w="788"/>
             <w:shd w:fill="F2F7F6" w:val="clear"/>
             <w:tcMar>
               <w:top w:type="dxa" w:w="80"/>
@@ -4505,7 +4505,7 @@
         </w:tc>
         <w:tc>
           <w:tcPr>
-            <w:tcW w:type="dxa" w:w="5008"/>
+            <w:tcW w:type="dxa" w:w="4965"/>
             <w:shd w:fill="F2F7F6" w:val="clear"/>
             <w:tcMar>
               <w:top w:type="dxa" w:w="80"/>
@@ -4531,7 +4531,7 @@
         </w:tc>
         <w:tc>
           <w:tcPr>
-            <w:tcW w:type="dxa" w:w="3577"/>
+            <w:tcW w:type="dxa" w:w="3547"/>
             <w:shd w:fill="F2F7F6" w:val="clear"/>
             <w:tcMar>
               <w:top w:type="dxa" w:w="80"/>
@@ -4573,7 +4573,7 @@
         </w:trPr>
         <w:tc>
           <w:tcPr>
-            <w:tcW w:type="dxa" w:w="715"/>
+            <w:tcW w:type="dxa" w:w="788"/>
             <w:tcMar>
               <w:top w:type="dxa" w:w="80"/>
               <w:left w:type="dxa" w:w="100"/>
@@ -4598,7 +4598,7 @@
         </w:tc>
         <w:tc>
           <w:tcPr>
-            <w:tcW w:type="dxa" w:w="5008"/>
+            <w:tcW w:type="dxa" w:w="4965"/>
             <w:tcMar>
               <w:top w:type="dxa" w:w="80"/>
               <w:left w:type="dxa" w:w="100"/>
@@ -4623,7 +4623,7 @@
         </w:tc>
         <w:tc>
           <w:tcPr>
-            <w:tcW w:type="dxa" w:w="3577"/>
+            <w:tcW w:type="dxa" w:w="3547"/>
             <w:tcMar>
               <w:top w:type="dxa" w:w="80"/>
               <w:left w:type="dxa" w:w="100"/>
@@ -4664,7 +4664,7 @@
         </w:trPr>
         <w:tc>
           <w:tcPr>
-            <w:tcW w:type="dxa" w:w="715"/>
+            <w:tcW w:type="dxa" w:w="788"/>
             <w:shd w:fill="F2F7F6" w:val="clear"/>
             <w:tcMar>
               <w:top w:type="dxa" w:w="80"/>
@@ -4690,7 +4690,7 @@
         </w:tc>
         <w:tc>
           <w:tcPr>
-            <w:tcW w:type="dxa" w:w="5008"/>
+            <w:tcW w:type="dxa" w:w="4965"/>
             <w:shd w:fill="F2F7F6" w:val="clear"/>
             <w:tcMar>
               <w:top w:type="dxa" w:w="80"/>
@@ -4716,7 +4716,7 @@
         </w:tc>
         <w:tc>
           <w:tcPr>
-            <w:tcW w:type="dxa" w:w="3577"/>
+            <w:tcW w:type="dxa" w:w="3547"/>
             <w:shd w:fill="F2F7F6" w:val="clear"/>
             <w:tcMar>
               <w:top w:type="dxa" w:w="80"/>
@@ -4785,11 +4785,11 @@
         </w:tblBorders>
       </w:tblPr>
       <w:tblGrid>
-        <w:gridCol w:w="2325"/>
-        <w:gridCol w:w="2067"/>
-        <w:gridCol w:w="1227"/>
-        <w:gridCol w:w="2260"/>
-        <w:gridCol w:w="1421"/>
+        <w:gridCol w:w="2202"/>
+        <w:gridCol w:w="1958"/>
+        <w:gridCol w:w="1163"/>
+        <w:gridCol w:w="2141"/>
+        <w:gridCol w:w="1836"/>
       </w:tblGrid>
       <w:tr>
         <w:trPr>
@@ -4797,7 +4797,7 @@
         </w:trPr>
         <w:tc>
           <w:tcPr>
-            <w:tcW w:type="dxa" w:w="2325"/>
+            <w:tcW w:type="dxa" w:w="2202"/>
             <w:shd w:fill="DCEBEA" w:val="clear"/>
             <w:tcMar>
               <w:top w:type="dxa" w:w="80"/>
@@ -4823,7 +4823,7 @@
         </w:tc>
         <w:tc>
           <w:tcPr>
-            <w:tcW w:type="dxa" w:w="2067"/>
+            <w:tcW w:type="dxa" w:w="1958"/>
             <w:shd w:fill="DCEBEA" w:val="clear"/>
             <w:tcMar>
               <w:top w:type="dxa" w:w="80"/>
@@ -4849,7 +4849,7 @@
         </w:tc>
         <w:tc>
           <w:tcPr>
-            <w:tcW w:type="dxa" w:w="1227"/>
+            <w:tcW w:type="dxa" w:w="1163"/>
             <w:shd w:fill="DCEBEA" w:val="clear"/>
             <w:tcMar>
               <w:top w:type="dxa" w:w="80"/>
@@ -4875,7 +4875,7 @@
         </w:tc>
         <w:tc>
           <w:tcPr>
-            <w:tcW w:type="dxa" w:w="2260"/>
+            <w:tcW w:type="dxa" w:w="2141"/>
             <w:shd w:fill="DCEBEA" w:val="clear"/>
             <w:tcMar>
               <w:top w:type="dxa" w:w="80"/>
@@ -4901,7 +4901,7 @@
         </w:tc>
         <w:tc>
           <w:tcPr>
-            <w:tcW w:type="dxa" w:w="1421"/>
+            <w:tcW w:type="dxa" w:w="1836"/>
             <w:shd w:fill="DCEBEA" w:val="clear"/>
             <w:tcMar>
               <w:top w:type="dxa" w:w="80"/>
@@ -4932,7 +4932,7 @@
         </w:trPr>
         <w:tc>
           <w:tcPr>
-            <w:tcW w:type="dxa" w:w="2325"/>
+            <w:tcW w:type="dxa" w:w="2202"/>
             <w:tcMar>
               <w:top w:type="dxa" w:w="80"/>
               <w:left w:type="dxa" w:w="100"/>
@@ -4957,7 +4957,7 @@
         </w:tc>
         <w:tc>
           <w:tcPr>
-            <w:tcW w:type="dxa" w:w="2067"/>
+            <w:tcW w:type="dxa" w:w="1958"/>
             <w:tcMar>
               <w:top w:type="dxa" w:w="80"/>
               <w:left w:type="dxa" w:w="100"/>
@@ -4982,7 +4982,7 @@
         </w:tc>
         <w:tc>
           <w:tcPr>
-            <w:tcW w:type="dxa" w:w="1227"/>
+            <w:tcW w:type="dxa" w:w="1163"/>
             <w:tcMar>
               <w:top w:type="dxa" w:w="80"/>
               <w:left w:type="dxa" w:w="100"/>
@@ -5007,7 +5007,7 @@
         </w:tc>
         <w:tc>
           <w:tcPr>
-            <w:tcW w:type="dxa" w:w="2260"/>
+            <w:tcW w:type="dxa" w:w="2141"/>
             <w:tcMar>
               <w:top w:type="dxa" w:w="80"/>
               <w:left w:type="dxa" w:w="100"/>
@@ -5032,26 +5032,26 @@
         </w:tc>
         <w:tc>
           <w:tcPr>
-            <w:tcW w:type="dxa" w:w="1421"/>
-            <w:tcMar>
-              <w:top w:type="dxa" w:w="80"/>
-              <w:left w:type="dxa" w:w="100"/>
-              <w:bottom w:type="dxa" w:w="80"/>
-              <w:right w:type="dxa" w:w="100"/>
-            </w:tcMar>
-            <w:vAlign w:val="top"/>
-          </w:tcPr>
-          <w:p>
-            <w:r>
-              <w:rPr>
-                <w:rFonts w:ascii="Consolas" w:cs="Consolas" w:eastAsia="Consolas" w:hAnsi="Consolas"/>
-                <w:b w:val="false"/>
-                <w:bCs w:val="false"/>
-                <w:color w:val="0B3F41"/>
-                <w:sz w:val="19"/>
-                <w:szCs w:val="19"/>
-              </w:rPr>
-              <w:t xml:space="preserve">___________</w:t>
+            <w:tcW w:type="dxa" w:w="1836"/>
+            <w:tcMar>
+              <w:top w:type="dxa" w:w="80"/>
+              <w:left w:type="dxa" w:w="100"/>
+              <w:bottom w:type="dxa" w:w="80"/>
+              <w:right w:type="dxa" w:w="100"/>
+            </w:tcMar>
+            <w:vAlign w:val="top"/>
+          </w:tcPr>
+          <w:p>
+            <w:r>
+              <w:rPr>
+                <w:rFonts w:ascii="Consolas" w:cs="Consolas" w:eastAsia="Consolas" w:hAnsi="Consolas"/>
+                <w:b w:val="false"/>
+                <w:bCs w:val="false"/>
+                <w:color w:val="0B3F41"/>
+                <w:sz w:val="19"/>
+                <w:szCs w:val="19"/>
+              </w:rPr>
+              <w:t xml:space="preserve">______________</w:t>
             </w:r>
           </w:p>
         </w:tc>
@@ -5062,7 +5062,7 @@
         </w:trPr>
         <w:tc>
           <w:tcPr>
-            <w:tcW w:type="dxa" w:w="2325"/>
+            <w:tcW w:type="dxa" w:w="2202"/>
             <w:shd w:fill="F2F7F6" w:val="clear"/>
             <w:tcMar>
               <w:top w:type="dxa" w:w="80"/>
@@ -5088,7 +5088,7 @@
         </w:tc>
         <w:tc>
           <w:tcPr>
-            <w:tcW w:type="dxa" w:w="2067"/>
+            <w:tcW w:type="dxa" w:w="1958"/>
             <w:shd w:fill="F2F7F6" w:val="clear"/>
             <w:tcMar>
               <w:top w:type="dxa" w:w="80"/>
@@ -5114,7 +5114,7 @@
         </w:tc>
         <w:tc>
           <w:tcPr>
-            <w:tcW w:type="dxa" w:w="1227"/>
+            <w:tcW w:type="dxa" w:w="1163"/>
             <w:shd w:fill="F2F7F6" w:val="clear"/>
             <w:tcMar>
               <w:top w:type="dxa" w:w="80"/>
@@ -5140,7 +5140,7 @@
         </w:tc>
         <w:tc>
           <w:tcPr>
-            <w:tcW w:type="dxa" w:w="2260"/>
+            <w:tcW w:type="dxa" w:w="2141"/>
             <w:shd w:fill="F2F7F6" w:val="clear"/>
             <w:tcMar>
               <w:top w:type="dxa" w:w="80"/>
@@ -5166,7 +5166,7 @@
         </w:tc>
         <w:tc>
           <w:tcPr>
-            <w:tcW w:type="dxa" w:w="1421"/>
+            <w:tcW w:type="dxa" w:w="1836"/>
             <w:shd w:fill="F2F7F6" w:val="clear"/>
             <w:tcMar>
               <w:top w:type="dxa" w:w="80"/>
@@ -5186,7 +5186,7 @@
                 <w:sz w:val="19"/>
                 <w:szCs w:val="19"/>
               </w:rPr>
-              <w:t xml:space="preserve">___________</w:t>
+              <w:t xml:space="preserve">______________</w:t>
             </w:r>
           </w:p>
         </w:tc>
@@ -5197,7 +5197,7 @@
         </w:trPr>
         <w:tc>
           <w:tcPr>
-            <w:tcW w:type="dxa" w:w="2325"/>
+            <w:tcW w:type="dxa" w:w="2202"/>
             <w:tcMar>
               <w:top w:type="dxa" w:w="80"/>
               <w:left w:type="dxa" w:w="100"/>
@@ -5222,7 +5222,7 @@
         </w:tc>
         <w:tc>
           <w:tcPr>
-            <w:tcW w:type="dxa" w:w="2067"/>
+            <w:tcW w:type="dxa" w:w="1958"/>
             <w:tcMar>
               <w:top w:type="dxa" w:w="80"/>
               <w:left w:type="dxa" w:w="100"/>
@@ -5247,7 +5247,7 @@
         </w:tc>
         <w:tc>
           <w:tcPr>
-            <w:tcW w:type="dxa" w:w="1227"/>
+            <w:tcW w:type="dxa" w:w="1163"/>
             <w:tcMar>
               <w:top w:type="dxa" w:w="80"/>
               <w:left w:type="dxa" w:w="100"/>
@@ -5272,7 +5272,7 @@
         </w:tc>
         <w:tc>
           <w:tcPr>
-            <w:tcW w:type="dxa" w:w="2260"/>
+            <w:tcW w:type="dxa" w:w="2141"/>
             <w:tcMar>
               <w:top w:type="dxa" w:w="80"/>
               <w:left w:type="dxa" w:w="100"/>
@@ -5297,26 +5297,26 @@
         </w:tc>
         <w:tc>
           <w:tcPr>
-            <w:tcW w:type="dxa" w:w="1421"/>
-            <w:tcMar>
-              <w:top w:type="dxa" w:w="80"/>
-              <w:left w:type="dxa" w:w="100"/>
-              <w:bottom w:type="dxa" w:w="80"/>
-              <w:right w:type="dxa" w:w="100"/>
-            </w:tcMar>
-            <w:vAlign w:val="top"/>
-          </w:tcPr>
-          <w:p>
-            <w:r>
-              <w:rPr>
-                <w:rFonts w:ascii="Consolas" w:cs="Consolas" w:eastAsia="Consolas" w:hAnsi="Consolas"/>
-                <w:b w:val="false"/>
-                <w:bCs w:val="false"/>
-                <w:color w:val="0B3F41"/>
-                <w:sz w:val="19"/>
-                <w:szCs w:val="19"/>
-              </w:rPr>
-              <w:t xml:space="preserve">___________</w:t>
+            <w:tcW w:type="dxa" w:w="1836"/>
+            <w:tcMar>
+              <w:top w:type="dxa" w:w="80"/>
+              <w:left w:type="dxa" w:w="100"/>
+              <w:bottom w:type="dxa" w:w="80"/>
+              <w:right w:type="dxa" w:w="100"/>
+            </w:tcMar>
+            <w:vAlign w:val="top"/>
+          </w:tcPr>
+          <w:p>
+            <w:r>
+              <w:rPr>
+                <w:rFonts w:ascii="Consolas" w:cs="Consolas" w:eastAsia="Consolas" w:hAnsi="Consolas"/>
+                <w:b w:val="false"/>
+                <w:bCs w:val="false"/>
+                <w:color w:val="0B3F41"/>
+                <w:sz w:val="19"/>
+                <w:szCs w:val="19"/>
+              </w:rPr>
+              <w:t xml:space="preserve">______________</w:t>
             </w:r>
           </w:p>
         </w:tc>
@@ -5327,7 +5327,7 @@
         </w:trPr>
         <w:tc>
           <w:tcPr>
-            <w:tcW w:type="dxa" w:w="2325"/>
+            <w:tcW w:type="dxa" w:w="2202"/>
             <w:shd w:fill="F2F7F6" w:val="clear"/>
             <w:tcMar>
               <w:top w:type="dxa" w:w="80"/>
@@ -5353,7 +5353,7 @@
         </w:tc>
         <w:tc>
           <w:tcPr>
-            <w:tcW w:type="dxa" w:w="2067"/>
+            <w:tcW w:type="dxa" w:w="1958"/>
             <w:shd w:fill="F2F7F6" w:val="clear"/>
             <w:tcMar>
               <w:top w:type="dxa" w:w="80"/>
@@ -5379,7 +5379,7 @@
         </w:tc>
         <w:tc>
           <w:tcPr>
-            <w:tcW w:type="dxa" w:w="1227"/>
+            <w:tcW w:type="dxa" w:w="1163"/>
             <w:shd w:fill="F2F7F6" w:val="clear"/>
             <w:tcMar>
               <w:top w:type="dxa" w:w="80"/>
@@ -5405,7 +5405,7 @@
         </w:tc>
         <w:tc>
           <w:tcPr>
-            <w:tcW w:type="dxa" w:w="2260"/>
+            <w:tcW w:type="dxa" w:w="2141"/>
             <w:shd w:fill="F2F7F6" w:val="clear"/>
             <w:tcMar>
               <w:top w:type="dxa" w:w="80"/>
@@ -5431,7 +5431,7 @@
         </w:tc>
         <w:tc>
           <w:tcPr>
-            <w:tcW w:type="dxa" w:w="1421"/>
+            <w:tcW w:type="dxa" w:w="1836"/>
             <w:shd w:fill="F2F7F6" w:val="clear"/>
             <w:tcMar>
               <w:top w:type="dxa" w:w="80"/>
@@ -5451,7 +5451,7 @@
                 <w:sz w:val="19"/>
                 <w:szCs w:val="19"/>
               </w:rPr>
-              <w:t xml:space="preserve">___________</w:t>
+              <w:t xml:space="preserve">______________</w:t>
             </w:r>
           </w:p>
         </w:tc>
@@ -6621,10 +6621,10 @@
         </w:tblBorders>
       </w:tblPr>
       <w:tblGrid>
-        <w:gridCol w:w="1812"/>
-        <w:gridCol w:w="3079"/>
-        <w:gridCol w:w="2899"/>
-        <w:gridCol w:w="1510"/>
+        <w:gridCol w:w="1755"/>
+        <w:gridCol w:w="2982"/>
+        <w:gridCol w:w="2808"/>
+        <w:gridCol w:w="1755"/>
       </w:tblGrid>
       <w:tr>
         <w:trPr>
@@ -6632,7 +6632,7 @@
         </w:trPr>
         <w:tc>
           <w:tcPr>
-            <w:tcW w:type="dxa" w:w="1812"/>
+            <w:tcW w:type="dxa" w:w="1755"/>
             <w:shd w:fill="DCEBEA" w:val="clear"/>
             <w:tcMar>
               <w:top w:type="dxa" w:w="80"/>
@@ -6658,7 +6658,7 @@
         </w:tc>
         <w:tc>
           <w:tcPr>
-            <w:tcW w:type="dxa" w:w="3079"/>
+            <w:tcW w:type="dxa" w:w="2982"/>
             <w:shd w:fill="DCEBEA" w:val="clear"/>
             <w:tcMar>
               <w:top w:type="dxa" w:w="80"/>
@@ -6684,7 +6684,7 @@
         </w:tc>
         <w:tc>
           <w:tcPr>
-            <w:tcW w:type="dxa" w:w="2899"/>
+            <w:tcW w:type="dxa" w:w="2808"/>
             <w:shd w:fill="DCEBEA" w:val="clear"/>
             <w:tcMar>
               <w:top w:type="dxa" w:w="80"/>
@@ -6710,7 +6710,7 @@
         </w:tc>
         <w:tc>
           <w:tcPr>
-            <w:tcW w:type="dxa" w:w="1510"/>
+            <w:tcW w:type="dxa" w:w="1755"/>
             <w:shd w:fill="DCEBEA" w:val="clear"/>
             <w:tcMar>
               <w:top w:type="dxa" w:w="80"/>
@@ -6741,7 +6741,7 @@
         </w:trPr>
         <w:tc>
           <w:tcPr>
-            <w:tcW w:type="dxa" w:w="1812"/>
+            <w:tcW w:type="dxa" w:w="1755"/>
             <w:tcMar>
               <w:top w:type="dxa" w:w="80"/>
               <w:left w:type="dxa" w:w="100"/>
@@ -6766,7 +6766,7 @@
         </w:tc>
         <w:tc>
           <w:tcPr>
-            <w:tcW w:type="dxa" w:w="3079"/>
+            <w:tcW w:type="dxa" w:w="2982"/>
             <w:tcMar>
               <w:top w:type="dxa" w:w="80"/>
               <w:left w:type="dxa" w:w="100"/>
@@ -6791,7 +6791,7 @@
         </w:tc>
         <w:tc>
           <w:tcPr>
-            <w:tcW w:type="dxa" w:w="2899"/>
+            <w:tcW w:type="dxa" w:w="2808"/>
             <w:tcMar>
               <w:top w:type="dxa" w:w="80"/>
               <w:left w:type="dxa" w:w="100"/>
@@ -6860,26 +6860,26 @@
         </w:tc>
         <w:tc>
           <w:tcPr>
-            <w:tcW w:type="dxa" w:w="1510"/>
-            <w:tcMar>
-              <w:top w:type="dxa" w:w="80"/>
-              <w:left w:type="dxa" w:w="100"/>
-              <w:bottom w:type="dxa" w:w="80"/>
-              <w:right w:type="dxa" w:w="100"/>
-            </w:tcMar>
-            <w:vAlign w:val="top"/>
-          </w:tcPr>
-          <w:p>
-            <w:r>
-              <w:rPr>
-                <w:rFonts w:ascii="Consolas" w:cs="Consolas" w:eastAsia="Consolas" w:hAnsi="Consolas"/>
-                <w:b w:val="false"/>
-                <w:bCs w:val="false"/>
-                <w:color w:val="0B3F41"/>
-                <w:sz w:val="19"/>
-                <w:szCs w:val="19"/>
-              </w:rPr>
-              <w:t xml:space="preserve">___________</w:t>
+            <w:tcW w:type="dxa" w:w="1755"/>
+            <w:tcMar>
+              <w:top w:type="dxa" w:w="80"/>
+              <w:left w:type="dxa" w:w="100"/>
+              <w:bottom w:type="dxa" w:w="80"/>
+              <w:right w:type="dxa" w:w="100"/>
+            </w:tcMar>
+            <w:vAlign w:val="top"/>
+          </w:tcPr>
+          <w:p>
+            <w:r>
+              <w:rPr>
+                <w:rFonts w:ascii="Consolas" w:cs="Consolas" w:eastAsia="Consolas" w:hAnsi="Consolas"/>
+                <w:b w:val="false"/>
+                <w:bCs w:val="false"/>
+                <w:color w:val="0B3F41"/>
+                <w:sz w:val="19"/>
+                <w:szCs w:val="19"/>
+              </w:rPr>
+              <w:t xml:space="preserve">______________</w:t>
             </w:r>
           </w:p>
         </w:tc>
@@ -6890,7 +6890,7 @@
         </w:trPr>
         <w:tc>
           <w:tcPr>
-            <w:tcW w:type="dxa" w:w="1812"/>
+            <w:tcW w:type="dxa" w:w="1755"/>
             <w:shd w:fill="F2F7F6" w:val="clear"/>
             <w:tcMar>
               <w:top w:type="dxa" w:w="80"/>
@@ -6916,7 +6916,7 @@
         </w:tc>
         <w:tc>
           <w:tcPr>
-            <w:tcW w:type="dxa" w:w="3079"/>
+            <w:tcW w:type="dxa" w:w="2982"/>
             <w:shd w:fill="F2F7F6" w:val="clear"/>
             <w:tcMar>
               <w:top w:type="dxa" w:w="80"/>
@@ -6942,7 +6942,7 @@
         </w:tc>
         <w:tc>
           <w:tcPr>
-            <w:tcW w:type="dxa" w:w="2899"/>
+            <w:tcW w:type="dxa" w:w="2808"/>
             <w:shd w:fill="F2F7F6" w:val="clear"/>
             <w:tcMar>
               <w:top w:type="dxa" w:w="80"/>
@@ -6979,7 +6979,7 @@
         </w:tc>
         <w:tc>
           <w:tcPr>
-            <w:tcW w:type="dxa" w:w="1510"/>
+            <w:tcW w:type="dxa" w:w="1755"/>
             <w:shd w:fill="F2F7F6" w:val="clear"/>
             <w:tcMar>
               <w:top w:type="dxa" w:w="80"/>
@@ -6999,7 +6999,7 @@
                 <w:sz w:val="19"/>
                 <w:szCs w:val="19"/>
               </w:rPr>
-              <w:t xml:space="preserve">___________</w:t>
+              <w:t xml:space="preserve">______________</w:t>
             </w:r>
           </w:p>
         </w:tc>
@@ -7010,7 +7010,7 @@
         </w:trPr>
         <w:tc>
           <w:tcPr>
-            <w:tcW w:type="dxa" w:w="1812"/>
+            <w:tcW w:type="dxa" w:w="1755"/>
             <w:tcMar>
               <w:top w:type="dxa" w:w="80"/>
               <w:left w:type="dxa" w:w="100"/>
@@ -7035,7 +7035,7 @@
         </w:tc>
         <w:tc>
           <w:tcPr>
-            <w:tcW w:type="dxa" w:w="3079"/>
+            <w:tcW w:type="dxa" w:w="2982"/>
             <w:tcMar>
               <w:top w:type="dxa" w:w="80"/>
               <w:left w:type="dxa" w:w="100"/>
@@ -7060,7 +7060,7 @@
         </w:tc>
         <w:tc>
           <w:tcPr>
-            <w:tcW w:type="dxa" w:w="2899"/>
+            <w:tcW w:type="dxa" w:w="2808"/>
             <w:tcMar>
               <w:top w:type="dxa" w:w="80"/>
               <w:left w:type="dxa" w:w="100"/>
@@ -7085,26 +7085,26 @@
         </w:tc>
         <w:tc>
           <w:tcPr>
-            <w:tcW w:type="dxa" w:w="1510"/>
-            <w:tcMar>
-              <w:top w:type="dxa" w:w="80"/>
-              <w:left w:type="dxa" w:w="100"/>
-              <w:bottom w:type="dxa" w:w="80"/>
-              <w:right w:type="dxa" w:w="100"/>
-            </w:tcMar>
-            <w:vAlign w:val="top"/>
-          </w:tcPr>
-          <w:p>
-            <w:r>
-              <w:rPr>
-                <w:rFonts w:ascii="Consolas" w:cs="Consolas" w:eastAsia="Consolas" w:hAnsi="Consolas"/>
-                <w:b w:val="false"/>
-                <w:bCs w:val="false"/>
-                <w:color w:val="0B3F41"/>
-                <w:sz w:val="19"/>
-                <w:szCs w:val="19"/>
-              </w:rPr>
-              <w:t xml:space="preserve">___________</w:t>
+            <w:tcW w:type="dxa" w:w="1755"/>
+            <w:tcMar>
+              <w:top w:type="dxa" w:w="80"/>
+              <w:left w:type="dxa" w:w="100"/>
+              <w:bottom w:type="dxa" w:w="80"/>
+              <w:right w:type="dxa" w:w="100"/>
+            </w:tcMar>
+            <w:vAlign w:val="top"/>
+          </w:tcPr>
+          <w:p>
+            <w:r>
+              <w:rPr>
+                <w:rFonts w:ascii="Consolas" w:cs="Consolas" w:eastAsia="Consolas" w:hAnsi="Consolas"/>
+                <w:b w:val="false"/>
+                <w:bCs w:val="false"/>
+                <w:color w:val="0B3F41"/>
+                <w:sz w:val="19"/>
+                <w:szCs w:val="19"/>
+              </w:rPr>
+              <w:t xml:space="preserve">______________</w:t>
             </w:r>
           </w:p>
         </w:tc>
@@ -7115,7 +7115,7 @@
         </w:trPr>
         <w:tc>
           <w:tcPr>
-            <w:tcW w:type="dxa" w:w="1812"/>
+            <w:tcW w:type="dxa" w:w="1755"/>
             <w:shd w:fill="F2F7F6" w:val="clear"/>
             <w:tcMar>
               <w:top w:type="dxa" w:w="80"/>
@@ -7141,7 +7141,7 @@
         </w:tc>
         <w:tc>
           <w:tcPr>
-            <w:tcW w:type="dxa" w:w="3079"/>
+            <w:tcW w:type="dxa" w:w="2982"/>
             <w:shd w:fill="F2F7F6" w:val="clear"/>
             <w:tcMar>
               <w:top w:type="dxa" w:w="80"/>
@@ -7167,7 +7167,7 @@
         </w:tc>
         <w:tc>
           <w:tcPr>
-            <w:tcW w:type="dxa" w:w="2899"/>
+            <w:tcW w:type="dxa" w:w="2808"/>
             <w:shd w:fill="F2F7F6" w:val="clear"/>
             <w:tcMar>
               <w:top w:type="dxa" w:w="80"/>
@@ -7204,7 +7204,7 @@
         </w:tc>
         <w:tc>
           <w:tcPr>
-            <w:tcW w:type="dxa" w:w="1510"/>
+            <w:tcW w:type="dxa" w:w="1755"/>
             <w:shd w:fill="F2F7F6" w:val="clear"/>
             <w:tcMar>
               <w:top w:type="dxa" w:w="80"/>
@@ -7224,7 +7224,7 @@
                 <w:sz w:val="19"/>
                 <w:szCs w:val="19"/>
               </w:rPr>
-              <w:t xml:space="preserve">___________</w:t>
+              <w:t xml:space="preserve">______________</w:t>
             </w:r>
           </w:p>
         </w:tc>
@@ -7235,7 +7235,7 @@
         </w:trPr>
         <w:tc>
           <w:tcPr>
-            <w:tcW w:type="dxa" w:w="1812"/>
+            <w:tcW w:type="dxa" w:w="1755"/>
             <w:tcMar>
               <w:top w:type="dxa" w:w="80"/>
               <w:left w:type="dxa" w:w="100"/>
@@ -7260,7 +7260,7 @@
         </w:tc>
         <w:tc>
           <w:tcPr>
-            <w:tcW w:type="dxa" w:w="3079"/>
+            <w:tcW w:type="dxa" w:w="2982"/>
             <w:tcMar>
               <w:top w:type="dxa" w:w="80"/>
               <w:left w:type="dxa" w:w="100"/>
@@ -7285,7 +7285,7 @@
         </w:tc>
         <w:tc>
           <w:tcPr>
-            <w:tcW w:type="dxa" w:w="2899"/>
+            <w:tcW w:type="dxa" w:w="2808"/>
             <w:tcMar>
               <w:top w:type="dxa" w:w="80"/>
               <w:left w:type="dxa" w:w="100"/>
@@ -7321,26 +7321,26 @@
         </w:tc>
         <w:tc>
           <w:tcPr>
-            <w:tcW w:type="dxa" w:w="1510"/>
-            <w:tcMar>
-              <w:top w:type="dxa" w:w="80"/>
-              <w:left w:type="dxa" w:w="100"/>
-              <w:bottom w:type="dxa" w:w="80"/>
-              <w:right w:type="dxa" w:w="100"/>
-            </w:tcMar>
-            <w:vAlign w:val="top"/>
-          </w:tcPr>
-          <w:p>
-            <w:r>
-              <w:rPr>
-                <w:rFonts w:ascii="Consolas" w:cs="Consolas" w:eastAsia="Consolas" w:hAnsi="Consolas"/>
-                <w:b w:val="false"/>
-                <w:bCs w:val="false"/>
-                <w:color w:val="0B3F41"/>
-                <w:sz w:val="19"/>
-                <w:szCs w:val="19"/>
-              </w:rPr>
-              <w:t xml:space="preserve">___________</w:t>
+            <w:tcW w:type="dxa" w:w="1755"/>
+            <w:tcMar>
+              <w:top w:type="dxa" w:w="80"/>
+              <w:left w:type="dxa" w:w="100"/>
+              <w:bottom w:type="dxa" w:w="80"/>
+              <w:right w:type="dxa" w:w="100"/>
+            </w:tcMar>
+            <w:vAlign w:val="top"/>
+          </w:tcPr>
+          <w:p>
+            <w:r>
+              <w:rPr>
+                <w:rFonts w:ascii="Consolas" w:cs="Consolas" w:eastAsia="Consolas" w:hAnsi="Consolas"/>
+                <w:b w:val="false"/>
+                <w:bCs w:val="false"/>
+                <w:color w:val="0B3F41"/>
+                <w:sz w:val="19"/>
+                <w:szCs w:val="19"/>
+              </w:rPr>
+              <w:t xml:space="preserve">______________</w:t>
             </w:r>
           </w:p>
         </w:tc>
@@ -7645,10 +7645,10 @@
         </w:tblBorders>
       </w:tblPr>
       <w:tblGrid>
-        <w:gridCol w:w="2083"/>
-        <w:gridCol w:w="2456"/>
-        <w:gridCol w:w="2455"/>
-        <w:gridCol w:w="2306"/>
+        <w:gridCol w:w="1915"/>
+        <w:gridCol w:w="2257"/>
+        <w:gridCol w:w="2257"/>
+        <w:gridCol w:w="2871"/>
       </w:tblGrid>
       <w:tr>
         <w:trPr>
@@ -7656,7 +7656,7 @@
         </w:trPr>
         <w:tc>
           <w:tcPr>
-            <w:tcW w:type="dxa" w:w="2083"/>
+            <w:tcW w:type="dxa" w:w="1915"/>
             <w:shd w:fill="DCEBEA" w:val="clear"/>
             <w:tcMar>
               <w:top w:type="dxa" w:w="80"/>
@@ -7682,7 +7682,7 @@
         </w:tc>
         <w:tc>
           <w:tcPr>
-            <w:tcW w:type="dxa" w:w="2456"/>
+            <w:tcW w:type="dxa" w:w="2257"/>
             <w:shd w:fill="DCEBEA" w:val="clear"/>
             <w:tcMar>
               <w:top w:type="dxa" w:w="80"/>
@@ -7708,7 +7708,7 @@
         </w:tc>
         <w:tc>
           <w:tcPr>
-            <w:tcW w:type="dxa" w:w="2455"/>
+            <w:tcW w:type="dxa" w:w="2257"/>
             <w:shd w:fill="DCEBEA" w:val="clear"/>
             <w:tcMar>
               <w:top w:type="dxa" w:w="80"/>
@@ -7734,7 +7734,7 @@
         </w:tc>
         <w:tc>
           <w:tcPr>
-            <w:tcW w:type="dxa" w:w="2306"/>
+            <w:tcW w:type="dxa" w:w="2871"/>
             <w:shd w:fill="DCEBEA" w:val="clear"/>
             <w:tcMar>
               <w:top w:type="dxa" w:w="80"/>
@@ -7765,7 +7765,7 @@
         </w:trPr>
         <w:tc>
           <w:tcPr>
-            <w:tcW w:type="dxa" w:w="2083"/>
+            <w:tcW w:type="dxa" w:w="1915"/>
             <w:tcMar>
               <w:top w:type="dxa" w:w="80"/>
               <w:left w:type="dxa" w:w="100"/>
@@ -7790,7 +7790,7 @@
         </w:tc>
         <w:tc>
           <w:tcPr>
-            <w:tcW w:type="dxa" w:w="2456"/>
+            <w:tcW w:type="dxa" w:w="2257"/>
             <w:tcMar>
               <w:top w:type="dxa" w:w="80"/>
               <w:left w:type="dxa" w:w="100"/>
@@ -7815,7 +7815,7 @@
         </w:tc>
         <w:tc>
           <w:tcPr>
-            <w:tcW w:type="dxa" w:w="2455"/>
+            <w:tcW w:type="dxa" w:w="2257"/>
             <w:tcMar>
               <w:top w:type="dxa" w:w="80"/>
               <w:left w:type="dxa" w:w="100"/>
@@ -7840,26 +7840,26 @@
         </w:tc>
         <w:tc>
           <w:tcPr>
-            <w:tcW w:type="dxa" w:w="2306"/>
-            <w:tcMar>
-              <w:top w:type="dxa" w:w="80"/>
-              <w:left w:type="dxa" w:w="100"/>
-              <w:bottom w:type="dxa" w:w="80"/>
-              <w:right w:type="dxa" w:w="100"/>
-            </w:tcMar>
-            <w:vAlign w:val="top"/>
-          </w:tcPr>
-          <w:p>
-            <w:r>
-              <w:rPr>
-                <w:rFonts w:ascii="Consolas" w:cs="Consolas" w:eastAsia="Consolas" w:hAnsi="Consolas"/>
-                <w:b w:val="false"/>
-                <w:bCs w:val="false"/>
-                <w:color w:val="0B3F41"/>
-                <w:sz w:val="19"/>
-                <w:szCs w:val="19"/>
-              </w:rPr>
-              <w:t xml:space="preserve">___________________</w:t>
+            <w:tcW w:type="dxa" w:w="2871"/>
+            <w:tcMar>
+              <w:top w:type="dxa" w:w="80"/>
+              <w:left w:type="dxa" w:w="100"/>
+              <w:bottom w:type="dxa" w:w="80"/>
+              <w:right w:type="dxa" w:w="100"/>
+            </w:tcMar>
+            <w:vAlign w:val="top"/>
+          </w:tcPr>
+          <w:p>
+            <w:r>
+              <w:rPr>
+                <w:rFonts w:ascii="Consolas" w:cs="Consolas" w:eastAsia="Consolas" w:hAnsi="Consolas"/>
+                <w:b w:val="false"/>
+                <w:bCs w:val="false"/>
+                <w:color w:val="0B3F41"/>
+                <w:sz w:val="19"/>
+                <w:szCs w:val="19"/>
+              </w:rPr>
+              <w:t xml:space="preserve">______________________</w:t>
             </w:r>
           </w:p>
         </w:tc>
@@ -7870,7 +7870,7 @@
         </w:trPr>
         <w:tc>
           <w:tcPr>
-            <w:tcW w:type="dxa" w:w="2083"/>
+            <w:tcW w:type="dxa" w:w="1915"/>
             <w:shd w:fill="F2F7F6" w:val="clear"/>
             <w:tcMar>
               <w:top w:type="dxa" w:w="80"/>
@@ -7896,7 +7896,7 @@
         </w:tc>
         <w:tc>
           <w:tcPr>
-            <w:tcW w:type="dxa" w:w="2456"/>
+            <w:tcW w:type="dxa" w:w="2257"/>
             <w:shd w:fill="F2F7F6" w:val="clear"/>
             <w:tcMar>
               <w:top w:type="dxa" w:w="80"/>
@@ -7922,7 +7922,7 @@
         </w:tc>
         <w:tc>
           <w:tcPr>
-            <w:tcW w:type="dxa" w:w="2455"/>
+            <w:tcW w:type="dxa" w:w="2257"/>
             <w:shd w:fill="F2F7F6" w:val="clear"/>
             <w:tcMar>
               <w:top w:type="dxa" w:w="80"/>
@@ -7948,7 +7948,7 @@
         </w:tc>
         <w:tc>
           <w:tcPr>
-            <w:tcW w:type="dxa" w:w="2306"/>
+            <w:tcW w:type="dxa" w:w="2871"/>
             <w:shd w:fill="F2F7F6" w:val="clear"/>
             <w:tcMar>
               <w:top w:type="dxa" w:w="80"/>
@@ -7968,7 +7968,7 @@
                 <w:sz w:val="19"/>
                 <w:szCs w:val="19"/>
               </w:rPr>
-              <w:t xml:space="preserve">___________________</w:t>
+              <w:t xml:space="preserve">______________________</w:t>
             </w:r>
           </w:p>
         </w:tc>
@@ -8060,10 +8060,10 @@
         </w:tblBorders>
       </w:tblPr>
       <w:tblGrid>
-        <w:gridCol w:w="1240"/>
-        <w:gridCol w:w="1447"/>
-        <w:gridCol w:w="3306"/>
-        <w:gridCol w:w="3307"/>
+        <w:gridCol w:w="1583"/>
+        <w:gridCol w:w="1385"/>
+        <w:gridCol w:w="3166"/>
+        <w:gridCol w:w="3166"/>
       </w:tblGrid>
       <w:tr>
         <w:trPr>
@@ -8071,7 +8071,7 @@
         </w:trPr>
         <w:tc>
           <w:tcPr>
-            <w:tcW w:type="dxa" w:w="1240"/>
+            <w:tcW w:type="dxa" w:w="1583"/>
             <w:shd w:fill="DCEBEA" w:val="clear"/>
             <w:tcMar>
               <w:top w:type="dxa" w:w="80"/>
@@ -8097,7 +8097,7 @@
         </w:tc>
         <w:tc>
           <w:tcPr>
-            <w:tcW w:type="dxa" w:w="1447"/>
+            <w:tcW w:type="dxa" w:w="1385"/>
             <w:shd w:fill="DCEBEA" w:val="clear"/>
             <w:tcMar>
               <w:top w:type="dxa" w:w="80"/>
@@ -8123,7 +8123,7 @@
         </w:tc>
         <w:tc>
           <w:tcPr>
-            <w:tcW w:type="dxa" w:w="3306"/>
+            <w:tcW w:type="dxa" w:w="3166"/>
             <w:shd w:fill="DCEBEA" w:val="clear"/>
             <w:tcMar>
               <w:top w:type="dxa" w:w="80"/>
@@ -8149,7 +8149,7 @@
         </w:tc>
         <w:tc>
           <w:tcPr>
-            <w:tcW w:type="dxa" w:w="3307"/>
+            <w:tcW w:type="dxa" w:w="3166"/>
             <w:shd w:fill="DCEBEA" w:val="clear"/>
             <w:tcMar>
               <w:top w:type="dxa" w:w="80"/>
@@ -8180,32 +8180,32 @@
         </w:trPr>
         <w:tc>
           <w:tcPr>
-            <w:tcW w:type="dxa" w:w="1240"/>
-            <w:tcMar>
-              <w:top w:type="dxa" w:w="80"/>
-              <w:left w:type="dxa" w:w="100"/>
-              <w:bottom w:type="dxa" w:w="80"/>
-              <w:right w:type="dxa" w:w="100"/>
-            </w:tcMar>
-            <w:vAlign w:val="top"/>
-          </w:tcPr>
-          <w:p>
-            <w:r>
-              <w:rPr>
-                <w:rFonts w:ascii="Consolas" w:cs="Consolas" w:eastAsia="Consolas" w:hAnsi="Consolas"/>
-                <w:b w:val="false"/>
-                <w:bCs w:val="false"/>
-                <w:color w:val="0B3F41"/>
-                <w:sz w:val="19"/>
-                <w:szCs w:val="19"/>
-              </w:rPr>
-              <w:t xml:space="preserve">_________</w:t>
-            </w:r>
-          </w:p>
-        </w:tc>
-        <w:tc>
-          <w:tcPr>
-            <w:tcW w:type="dxa" w:w="1447"/>
+            <w:tcW w:type="dxa" w:w="1583"/>
+            <w:tcMar>
+              <w:top w:type="dxa" w:w="80"/>
+              <w:left w:type="dxa" w:w="100"/>
+              <w:bottom w:type="dxa" w:w="80"/>
+              <w:right w:type="dxa" w:w="100"/>
+            </w:tcMar>
+            <w:vAlign w:val="top"/>
+          </w:tcPr>
+          <w:p>
+            <w:r>
+              <w:rPr>
+                <w:rFonts w:ascii="Consolas" w:cs="Consolas" w:eastAsia="Consolas" w:hAnsi="Consolas"/>
+                <w:b w:val="false"/>
+                <w:bCs w:val="false"/>
+                <w:color w:val="0B3F41"/>
+                <w:sz w:val="19"/>
+                <w:szCs w:val="19"/>
+              </w:rPr>
+              <w:t xml:space="preserve">__________</w:t>
+            </w:r>
+          </w:p>
+        </w:tc>
+        <w:tc>
+          <w:tcPr>
+            <w:tcW w:type="dxa" w:w="1385"/>
             <w:tcMar>
               <w:top w:type="dxa" w:w="80"/>
               <w:left w:type="dxa" w:w="100"/>
@@ -8230,7 +8230,7 @@
         </w:tc>
         <w:tc>
           <w:tcPr>
-            <w:tcW w:type="dxa" w:w="3306"/>
+            <w:tcW w:type="dxa" w:w="3166"/>
             <w:tcMar>
               <w:top w:type="dxa" w:w="80"/>
               <w:left w:type="dxa" w:w="100"/>
@@ -8255,7 +8255,7 @@
         </w:tc>
         <w:tc>
           <w:tcPr>
-            <w:tcW w:type="dxa" w:w="3307"/>
+            <w:tcW w:type="dxa" w:w="3166"/>
             <w:tcMar>
               <w:top w:type="dxa" w:w="80"/>
               <w:left w:type="dxa" w:w="100"/>
@@ -8285,7 +8285,7 @@
         </w:trPr>
         <w:tc>
           <w:tcPr>
-            <w:tcW w:type="dxa" w:w="1240"/>
+            <w:tcW w:type="dxa" w:w="1583"/>
             <w:shd w:fill="F2F7F6" w:val="clear"/>
             <w:tcMar>
               <w:top w:type="dxa" w:w="80"/>
@@ -8305,13 +8305,13 @@
                 <w:sz w:val="19"/>
                 <w:szCs w:val="19"/>
               </w:rPr>
-              <w:t xml:space="preserve">_________</w:t>
-            </w:r>
-          </w:p>
-        </w:tc>
-        <w:tc>
-          <w:tcPr>
-            <w:tcW w:type="dxa" w:w="1447"/>
+              <w:t xml:space="preserve">__________</w:t>
+            </w:r>
+          </w:p>
+        </w:tc>
+        <w:tc>
+          <w:tcPr>
+            <w:tcW w:type="dxa" w:w="1385"/>
             <w:shd w:fill="F2F7F6" w:val="clear"/>
             <w:tcMar>
               <w:top w:type="dxa" w:w="80"/>
@@ -8337,7 +8337,7 @@
         </w:tc>
         <w:tc>
           <w:tcPr>
-            <w:tcW w:type="dxa" w:w="3306"/>
+            <w:tcW w:type="dxa" w:w="3166"/>
             <w:shd w:fill="F2F7F6" w:val="clear"/>
             <w:tcMar>
               <w:top w:type="dxa" w:w="80"/>
@@ -8363,7 +8363,7 @@
         </w:tc>
         <w:tc>
           <w:tcPr>
-            <w:tcW w:type="dxa" w:w="3307"/>
+            <w:tcW w:type="dxa" w:w="3166"/>
             <w:shd w:fill="F2F7F6" w:val="clear"/>
             <w:tcMar>
               <w:top w:type="dxa" w:w="80"/>
@@ -8394,32 +8394,32 @@
         </w:trPr>
         <w:tc>
           <w:tcPr>
-            <w:tcW w:type="dxa" w:w="1240"/>
-            <w:tcMar>
-              <w:top w:type="dxa" w:w="80"/>
-              <w:left w:type="dxa" w:w="100"/>
-              <w:bottom w:type="dxa" w:w="80"/>
-              <w:right w:type="dxa" w:w="100"/>
-            </w:tcMar>
-            <w:vAlign w:val="top"/>
-          </w:tcPr>
-          <w:p>
-            <w:r>
-              <w:rPr>
-                <w:rFonts w:ascii="Consolas" w:cs="Consolas" w:eastAsia="Consolas" w:hAnsi="Consolas"/>
-                <w:b w:val="false"/>
-                <w:bCs w:val="false"/>
-                <w:color w:val="0B3F41"/>
-                <w:sz w:val="19"/>
-                <w:szCs w:val="19"/>
-              </w:rPr>
-              <w:t xml:space="preserve">_________</w:t>
-            </w:r>
-          </w:p>
-        </w:tc>
-        <w:tc>
-          <w:tcPr>
-            <w:tcW w:type="dxa" w:w="1447"/>
+            <w:tcW w:type="dxa" w:w="1583"/>
+            <w:tcMar>
+              <w:top w:type="dxa" w:w="80"/>
+              <w:left w:type="dxa" w:w="100"/>
+              <w:bottom w:type="dxa" w:w="80"/>
+              <w:right w:type="dxa" w:w="100"/>
+            </w:tcMar>
+            <w:vAlign w:val="top"/>
+          </w:tcPr>
+          <w:p>
+            <w:r>
+              <w:rPr>
+                <w:rFonts w:ascii="Consolas" w:cs="Consolas" w:eastAsia="Consolas" w:hAnsi="Consolas"/>
+                <w:b w:val="false"/>
+                <w:bCs w:val="false"/>
+                <w:color w:val="0B3F41"/>
+                <w:sz w:val="19"/>
+                <w:szCs w:val="19"/>
+              </w:rPr>
+              <w:t xml:space="preserve">__________</w:t>
+            </w:r>
+          </w:p>
+        </w:tc>
+        <w:tc>
+          <w:tcPr>
+            <w:tcW w:type="dxa" w:w="1385"/>
             <w:tcMar>
               <w:top w:type="dxa" w:w="80"/>
               <w:left w:type="dxa" w:w="100"/>
@@ -8444,7 +8444,7 @@
         </w:tc>
         <w:tc>
           <w:tcPr>
-            <w:tcW w:type="dxa" w:w="3306"/>
+            <w:tcW w:type="dxa" w:w="3166"/>
             <w:tcMar>
               <w:top w:type="dxa" w:w="80"/>
               <w:left w:type="dxa" w:w="100"/>
@@ -8469,7 +8469,7 @@
         </w:tc>
         <w:tc>
           <w:tcPr>
-            <w:tcW w:type="dxa" w:w="3307"/>
+            <w:tcW w:type="dxa" w:w="3166"/>
             <w:tcMar>
               <w:top w:type="dxa" w:w="80"/>
               <w:left w:type="dxa" w:w="100"/>
@@ -8499,7 +8499,7 @@
         </w:trPr>
         <w:tc>
           <w:tcPr>
-            <w:tcW w:type="dxa" w:w="1240"/>
+            <w:tcW w:type="dxa" w:w="1583"/>
             <w:shd w:fill="F2F7F6" w:val="clear"/>
             <w:tcMar>
               <w:top w:type="dxa" w:w="80"/>
@@ -8519,13 +8519,13 @@
                 <w:sz w:val="19"/>
                 <w:szCs w:val="19"/>
               </w:rPr>
-              <w:t xml:space="preserve">_________</w:t>
-            </w:r>
-          </w:p>
-        </w:tc>
-        <w:tc>
-          <w:tcPr>
-            <w:tcW w:type="dxa" w:w="1447"/>
+              <w:t xml:space="preserve">__________</w:t>
+            </w:r>
+          </w:p>
+        </w:tc>
+        <w:tc>
+          <w:tcPr>
+            <w:tcW w:type="dxa" w:w="1385"/>
             <w:shd w:fill="F2F7F6" w:val="clear"/>
             <w:tcMar>
               <w:top w:type="dxa" w:w="80"/>
@@ -8551,7 +8551,7 @@
         </w:tc>
         <w:tc>
           <w:tcPr>
-            <w:tcW w:type="dxa" w:w="3306"/>
+            <w:tcW w:type="dxa" w:w="3166"/>
             <w:shd w:fill="F2F7F6" w:val="clear"/>
             <w:tcMar>
               <w:top w:type="dxa" w:w="80"/>
@@ -8577,7 +8577,7 @@
         </w:tc>
         <w:tc>
           <w:tcPr>
-            <w:tcW w:type="dxa" w:w="3307"/>
+            <w:tcW w:type="dxa" w:w="3166"/>
             <w:shd w:fill="F2F7F6" w:val="clear"/>
             <w:tcMar>
               <w:top w:type="dxa" w:w="80"/>
@@ -8923,9 +8923,9 @@
         </w:tblBorders>
       </w:tblPr>
       <w:tblGrid>
-        <w:gridCol w:w="2325"/>
-        <w:gridCol w:w="4725"/>
-        <w:gridCol w:w="2250"/>
+        <w:gridCol w:w="2120"/>
+        <w:gridCol w:w="4308"/>
+        <w:gridCol w:w="2872"/>
       </w:tblGrid>
       <w:tr>
         <w:trPr>
@@ -8933,7 +8933,7 @@
         </w:trPr>
         <w:tc>
           <w:tcPr>
-            <w:tcW w:type="dxa" w:w="2325"/>
+            <w:tcW w:type="dxa" w:w="2120"/>
             <w:shd w:fill="DCEBEA" w:val="clear"/>
             <w:tcMar>
               <w:top w:type="dxa" w:w="80"/>
@@ -8959,7 +8959,7 @@
         </w:tc>
         <w:tc>
           <w:tcPr>
-            <w:tcW w:type="dxa" w:w="4725"/>
+            <w:tcW w:type="dxa" w:w="4308"/>
             <w:shd w:fill="DCEBEA" w:val="clear"/>
             <w:tcMar>
               <w:top w:type="dxa" w:w="80"/>
@@ -8985,7 +8985,7 @@
         </w:tc>
         <w:tc>
           <w:tcPr>
-            <w:tcW w:type="dxa" w:w="2250"/>
+            <w:tcW w:type="dxa" w:w="2872"/>
             <w:shd w:fill="DCEBEA" w:val="clear"/>
             <w:tcMar>
               <w:top w:type="dxa" w:w="80"/>
@@ -9016,7 +9016,7 @@
         </w:trPr>
         <w:tc>
           <w:tcPr>
-            <w:tcW w:type="dxa" w:w="2325"/>
+            <w:tcW w:type="dxa" w:w="2120"/>
             <w:tcMar>
               <w:top w:type="dxa" w:w="80"/>
               <w:left w:type="dxa" w:w="100"/>
@@ -9041,7 +9041,7 @@
         </w:tc>
         <w:tc>
           <w:tcPr>
-            <w:tcW w:type="dxa" w:w="4725"/>
+            <w:tcW w:type="dxa" w:w="4308"/>
             <w:tcMar>
               <w:top w:type="dxa" w:w="80"/>
               <w:left w:type="dxa" w:w="100"/>
@@ -9066,26 +9066,26 @@
         </w:tc>
         <w:tc>
           <w:tcPr>
-            <w:tcW w:type="dxa" w:w="2250"/>
-            <w:tcMar>
-              <w:top w:type="dxa" w:w="80"/>
-              <w:left w:type="dxa" w:w="100"/>
-              <w:bottom w:type="dxa" w:w="80"/>
-              <w:right w:type="dxa" w:w="100"/>
-            </w:tcMar>
-            <w:vAlign w:val="top"/>
-          </w:tcPr>
-          <w:p>
-            <w:r>
-              <w:rPr>
-                <w:rFonts w:ascii="Consolas" w:cs="Consolas" w:eastAsia="Consolas" w:hAnsi="Consolas"/>
-                <w:b w:val="false"/>
-                <w:bCs w:val="false"/>
-                <w:color w:val="0B3F41"/>
-                <w:sz w:val="19"/>
-                <w:szCs w:val="19"/>
-              </w:rPr>
-              <w:t xml:space="preserve">__________________</w:t>
+            <w:tcW w:type="dxa" w:w="2872"/>
+            <w:tcMar>
+              <w:top w:type="dxa" w:w="80"/>
+              <w:left w:type="dxa" w:w="100"/>
+              <w:bottom w:type="dxa" w:w="80"/>
+              <w:right w:type="dxa" w:w="100"/>
+            </w:tcMar>
+            <w:vAlign w:val="top"/>
+          </w:tcPr>
+          <w:p>
+            <w:r>
+              <w:rPr>
+                <w:rFonts w:ascii="Consolas" w:cs="Consolas" w:eastAsia="Consolas" w:hAnsi="Consolas"/>
+                <w:b w:val="false"/>
+                <w:bCs w:val="false"/>
+                <w:color w:val="0B3F41"/>
+                <w:sz w:val="19"/>
+                <w:szCs w:val="19"/>
+              </w:rPr>
+              <w:t xml:space="preserve">______________________</w:t>
             </w:r>
           </w:p>
         </w:tc>
@@ -9096,7 +9096,7 @@
         </w:trPr>
         <w:tc>
           <w:tcPr>
-            <w:tcW w:type="dxa" w:w="2325"/>
+            <w:tcW w:type="dxa" w:w="2120"/>
             <w:shd w:fill="F2F7F6" w:val="clear"/>
             <w:tcMar>
               <w:top w:type="dxa" w:w="80"/>
@@ -9122,7 +9122,7 @@
         </w:tc>
         <w:tc>
           <w:tcPr>
-            <w:tcW w:type="dxa" w:w="4725"/>
+            <w:tcW w:type="dxa" w:w="4308"/>
             <w:shd w:fill="F2F7F6" w:val="clear"/>
             <w:tcMar>
               <w:top w:type="dxa" w:w="80"/>
@@ -9148,7 +9148,7 @@
         </w:tc>
         <w:tc>
           <w:tcPr>
-            <w:tcW w:type="dxa" w:w="2250"/>
+            <w:tcW w:type="dxa" w:w="2872"/>
             <w:shd w:fill="F2F7F6" w:val="clear"/>
             <w:tcMar>
               <w:top w:type="dxa" w:w="80"/>
@@ -9168,7 +9168,7 @@
                 <w:sz w:val="19"/>
                 <w:szCs w:val="19"/>
               </w:rPr>
-              <w:t xml:space="preserve">__________________</w:t>
+              <w:t xml:space="preserve">______________________</w:t>
             </w:r>
           </w:p>
         </w:tc>
@@ -9179,7 +9179,7 @@
         </w:trPr>
         <w:tc>
           <w:tcPr>
-            <w:tcW w:type="dxa" w:w="2325"/>
+            <w:tcW w:type="dxa" w:w="2120"/>
             <w:tcMar>
               <w:top w:type="dxa" w:w="80"/>
               <w:left w:type="dxa" w:w="100"/>
@@ -9204,7 +9204,7 @@
         </w:tc>
         <w:tc>
           <w:tcPr>
-            <w:tcW w:type="dxa" w:w="4725"/>
+            <w:tcW w:type="dxa" w:w="4308"/>
             <w:tcMar>
               <w:top w:type="dxa" w:w="80"/>
               <w:left w:type="dxa" w:w="100"/>
@@ -9229,26 +9229,26 @@
         </w:tc>
         <w:tc>
           <w:tcPr>
-            <w:tcW w:type="dxa" w:w="2250"/>
-            <w:tcMar>
-              <w:top w:type="dxa" w:w="80"/>
-              <w:left w:type="dxa" w:w="100"/>
-              <w:bottom w:type="dxa" w:w="80"/>
-              <w:right w:type="dxa" w:w="100"/>
-            </w:tcMar>
-            <w:vAlign w:val="top"/>
-          </w:tcPr>
-          <w:p>
-            <w:r>
-              <w:rPr>
-                <w:rFonts w:ascii="Consolas" w:cs="Consolas" w:eastAsia="Consolas" w:hAnsi="Consolas"/>
-                <w:b w:val="false"/>
-                <w:bCs w:val="false"/>
-                <w:color w:val="0B3F41"/>
-                <w:sz w:val="19"/>
-                <w:szCs w:val="19"/>
-              </w:rPr>
-              <w:t xml:space="preserve">__________________</w:t>
+            <w:tcW w:type="dxa" w:w="2872"/>
+            <w:tcMar>
+              <w:top w:type="dxa" w:w="80"/>
+              <w:left w:type="dxa" w:w="100"/>
+              <w:bottom w:type="dxa" w:w="80"/>
+              <w:right w:type="dxa" w:w="100"/>
+            </w:tcMar>
+            <w:vAlign w:val="top"/>
+          </w:tcPr>
+          <w:p>
+            <w:r>
+              <w:rPr>
+                <w:rFonts w:ascii="Consolas" w:cs="Consolas" w:eastAsia="Consolas" w:hAnsi="Consolas"/>
+                <w:b w:val="false"/>
+                <w:bCs w:val="false"/>
+                <w:color w:val="0B3F41"/>
+                <w:sz w:val="19"/>
+                <w:szCs w:val="19"/>
+              </w:rPr>
+              <w:t xml:space="preserve">______________________</w:t>
             </w:r>
           </w:p>
         </w:tc>
@@ -9259,7 +9259,7 @@
         </w:trPr>
         <w:tc>
           <w:tcPr>
-            <w:tcW w:type="dxa" w:w="2325"/>
+            <w:tcW w:type="dxa" w:w="2120"/>
             <w:shd w:fill="F2F7F6" w:val="clear"/>
             <w:tcMar>
               <w:top w:type="dxa" w:w="80"/>
@@ -9285,7 +9285,7 @@
         </w:tc>
         <w:tc>
           <w:tcPr>
-            <w:tcW w:type="dxa" w:w="4725"/>
+            <w:tcW w:type="dxa" w:w="4308"/>
             <w:shd w:fill="F2F7F6" w:val="clear"/>
             <w:tcMar>
               <w:top w:type="dxa" w:w="80"/>
@@ -9311,7 +9311,7 @@
         </w:tc>
         <w:tc>
           <w:tcPr>
-            <w:tcW w:type="dxa" w:w="2250"/>
+            <w:tcW w:type="dxa" w:w="2872"/>
             <w:shd w:fill="F2F7F6" w:val="clear"/>
             <w:tcMar>
               <w:top w:type="dxa" w:w="80"/>
@@ -9331,7 +9331,7 @@
                 <w:sz w:val="19"/>
                 <w:szCs w:val="19"/>
               </w:rPr>
-              <w:t xml:space="preserve">__________________</w:t>
+              <w:t xml:space="preserve">______________________</w:t>
             </w:r>
           </w:p>
         </w:tc>
@@ -9380,9 +9380,9 @@
         </w:tblBorders>
       </w:tblPr>
       <w:tblGrid>
-        <w:gridCol w:w="4650"/>
-        <w:gridCol w:w="2140"/>
-        <w:gridCol w:w="2510"/>
+        <w:gridCol w:w="4340"/>
+        <w:gridCol w:w="2067"/>
+        <w:gridCol w:w="2893"/>
       </w:tblGrid>
       <w:tr>
         <w:trPr>
@@ -9390,7 +9390,7 @@
         </w:trPr>
         <w:tc>
           <w:tcPr>
-            <w:tcW w:type="dxa" w:w="4650"/>
+            <w:tcW w:type="dxa" w:w="4340"/>
             <w:shd w:fill="DCEBEA" w:val="clear"/>
             <w:tcMar>
               <w:top w:type="dxa" w:w="80"/>
@@ -9416,7 +9416,7 @@
         </w:tc>
         <w:tc>
           <w:tcPr>
-            <w:tcW w:type="dxa" w:w="2140"/>
+            <w:tcW w:type="dxa" w:w="2067"/>
             <w:shd w:fill="DCEBEA" w:val="clear"/>
             <w:tcMar>
               <w:top w:type="dxa" w:w="80"/>
@@ -9442,7 +9442,7 @@
         </w:tc>
         <w:tc>
           <w:tcPr>
-            <w:tcW w:type="dxa" w:w="2510"/>
+            <w:tcW w:type="dxa" w:w="2893"/>
             <w:shd w:fill="DCEBEA" w:val="clear"/>
             <w:tcMar>
               <w:top w:type="dxa" w:w="80"/>
@@ -9473,7 +9473,7 @@
         </w:trPr>
         <w:tc>
           <w:tcPr>
-            <w:tcW w:type="dxa" w:w="4650"/>
+            <w:tcW w:type="dxa" w:w="4340"/>
             <w:tcMar>
               <w:top w:type="dxa" w:w="80"/>
               <w:left w:type="dxa" w:w="100"/>
@@ -9498,7 +9498,7 @@
         </w:tc>
         <w:tc>
           <w:tcPr>
-            <w:tcW w:type="dxa" w:w="2140"/>
+            <w:tcW w:type="dxa" w:w="2067"/>
             <w:tcMar>
               <w:top w:type="dxa" w:w="80"/>
               <w:left w:type="dxa" w:w="100"/>
@@ -9523,26 +9523,26 @@
         </w:tc>
         <w:tc>
           <w:tcPr>
-            <w:tcW w:type="dxa" w:w="2510"/>
-            <w:tcMar>
-              <w:top w:type="dxa" w:w="80"/>
-              <w:left w:type="dxa" w:w="100"/>
-              <w:bottom w:type="dxa" w:w="80"/>
-              <w:right w:type="dxa" w:w="100"/>
-            </w:tcMar>
-            <w:vAlign w:val="top"/>
-          </w:tcPr>
-          <w:p>
-            <w:r>
-              <w:rPr>
-                <w:rFonts w:ascii="Consolas" w:cs="Consolas" w:eastAsia="Consolas" w:hAnsi="Consolas"/>
-                <w:b w:val="false"/>
-                <w:bCs w:val="false"/>
-                <w:color w:val="0B3F41"/>
-                <w:sz w:val="19"/>
-                <w:szCs w:val="19"/>
-              </w:rPr>
-              <w:t xml:space="preserve">_____________________</w:t>
+            <w:tcW w:type="dxa" w:w="2893"/>
+            <w:tcMar>
+              <w:top w:type="dxa" w:w="80"/>
+              <w:left w:type="dxa" w:w="100"/>
+              <w:bottom w:type="dxa" w:w="80"/>
+              <w:right w:type="dxa" w:w="100"/>
+            </w:tcMar>
+            <w:vAlign w:val="top"/>
+          </w:tcPr>
+          <w:p>
+            <w:r>
+              <w:rPr>
+                <w:rFonts w:ascii="Consolas" w:cs="Consolas" w:eastAsia="Consolas" w:hAnsi="Consolas"/>
+                <w:b w:val="false"/>
+                <w:bCs w:val="false"/>
+                <w:color w:val="0B3F41"/>
+                <w:sz w:val="19"/>
+                <w:szCs w:val="19"/>
+              </w:rPr>
+              <w:t xml:space="preserve">______________________</w:t>
             </w:r>
           </w:p>
         </w:tc>
@@ -9553,7 +9553,7 @@
         </w:trPr>
         <w:tc>
           <w:tcPr>
-            <w:tcW w:type="dxa" w:w="4650"/>
+            <w:tcW w:type="dxa" w:w="4340"/>
             <w:shd w:fill="F2F7F6" w:val="clear"/>
             <w:tcMar>
               <w:top w:type="dxa" w:w="80"/>
@@ -9579,7 +9579,7 @@
         </w:tc>
         <w:tc>
           <w:tcPr>
-            <w:tcW w:type="dxa" w:w="2140"/>
+            <w:tcW w:type="dxa" w:w="2067"/>
             <w:shd w:fill="F2F7F6" w:val="clear"/>
             <w:tcMar>
               <w:top w:type="dxa" w:w="80"/>
@@ -9605,7 +9605,7 @@
         </w:tc>
         <w:tc>
           <w:tcPr>
-            <w:tcW w:type="dxa" w:w="2510"/>
+            <w:tcW w:type="dxa" w:w="2893"/>
             <w:shd w:fill="F2F7F6" w:val="clear"/>
             <w:tcMar>
               <w:top w:type="dxa" w:w="80"/>
@@ -9625,7 +9625,7 @@
                 <w:sz w:val="19"/>
                 <w:szCs w:val="19"/>
               </w:rPr>
-              <w:t xml:space="preserve">_____________________</w:t>
+              <w:t xml:space="preserve">______________________</w:t>
             </w:r>
           </w:p>
         </w:tc>
@@ -9636,7 +9636,7 @@
         </w:trPr>
         <w:tc>
           <w:tcPr>
-            <w:tcW w:type="dxa" w:w="4650"/>
+            <w:tcW w:type="dxa" w:w="4340"/>
             <w:tcMar>
               <w:top w:type="dxa" w:w="80"/>
               <w:left w:type="dxa" w:w="100"/>
@@ -9661,7 +9661,7 @@
         </w:tc>
         <w:tc>
           <w:tcPr>
-            <w:tcW w:type="dxa" w:w="2140"/>
+            <w:tcW w:type="dxa" w:w="2067"/>
             <w:tcMar>
               <w:top w:type="dxa" w:w="80"/>
               <w:left w:type="dxa" w:w="100"/>
@@ -9686,26 +9686,26 @@
         </w:tc>
         <w:tc>
           <w:tcPr>
-            <w:tcW w:type="dxa" w:w="2510"/>
-            <w:tcMar>
-              <w:top w:type="dxa" w:w="80"/>
-              <w:left w:type="dxa" w:w="100"/>
-              <w:bottom w:type="dxa" w:w="80"/>
-              <w:right w:type="dxa" w:w="100"/>
-            </w:tcMar>
-            <w:vAlign w:val="top"/>
-          </w:tcPr>
-          <w:p>
-            <w:r>
-              <w:rPr>
-                <w:rFonts w:ascii="Consolas" w:cs="Consolas" w:eastAsia="Consolas" w:hAnsi="Consolas"/>
-                <w:b w:val="false"/>
-                <w:bCs w:val="false"/>
-                <w:color w:val="0B3F41"/>
-                <w:sz w:val="19"/>
-                <w:szCs w:val="19"/>
-              </w:rPr>
-              <w:t xml:space="preserve">_____________________</w:t>
+            <w:tcW w:type="dxa" w:w="2893"/>
+            <w:tcMar>
+              <w:top w:type="dxa" w:w="80"/>
+              <w:left w:type="dxa" w:w="100"/>
+              <w:bottom w:type="dxa" w:w="80"/>
+              <w:right w:type="dxa" w:w="100"/>
+            </w:tcMar>
+            <w:vAlign w:val="top"/>
+          </w:tcPr>
+          <w:p>
+            <w:r>
+              <w:rPr>
+                <w:rFonts w:ascii="Consolas" w:cs="Consolas" w:eastAsia="Consolas" w:hAnsi="Consolas"/>
+                <w:b w:val="false"/>
+                <w:bCs w:val="false"/>
+                <w:color w:val="0B3F41"/>
+                <w:sz w:val="19"/>
+                <w:szCs w:val="19"/>
+              </w:rPr>
+              <w:t xml:space="preserve">______________________</w:t>
             </w:r>
           </w:p>
         </w:tc>
@@ -9967,8 +9967,8 @@
         </w:tblBorders>
       </w:tblPr>
       <w:tblGrid>
-        <w:gridCol w:w="2932"/>
-        <w:gridCol w:w="6368"/>
+        <w:gridCol w:w="3260"/>
+        <w:gridCol w:w="6040"/>
       </w:tblGrid>
       <w:tr>
         <w:trPr>
@@ -9976,7 +9976,7 @@
         </w:trPr>
         <w:tc>
           <w:tcPr>
-            <w:tcW w:type="dxa" w:w="2932"/>
+            <w:tcW w:type="dxa" w:w="3260"/>
             <w:shd w:fill="DCEBEA" w:val="clear"/>
             <w:tcMar>
               <w:top w:type="dxa" w:w="80"/>
@@ -10002,7 +10002,7 @@
         </w:tc>
         <w:tc>
           <w:tcPr>
-            <w:tcW w:type="dxa" w:w="6368"/>
+            <w:tcW w:type="dxa" w:w="6040"/>
             <w:shd w:fill="DCEBEA" w:val="clear"/>
             <w:tcMar>
               <w:top w:type="dxa" w:w="80"/>
@@ -10033,7 +10033,7 @@
         </w:trPr>
         <w:tc>
           <w:tcPr>
-            <w:tcW w:type="dxa" w:w="2932"/>
+            <w:tcW w:type="dxa" w:w="3260"/>
             <w:tcMar>
               <w:top w:type="dxa" w:w="80"/>
               <w:left w:type="dxa" w:w="100"/>
@@ -10058,7 +10058,7 @@
         </w:tc>
         <w:tc>
           <w:tcPr>
-            <w:tcW w:type="dxa" w:w="6368"/>
+            <w:tcW w:type="dxa" w:w="6040"/>
             <w:tcMar>
               <w:top w:type="dxa" w:w="80"/>
               <w:left w:type="dxa" w:w="100"/>
@@ -10088,7 +10088,7 @@
         </w:trPr>
         <w:tc>
           <w:tcPr>
-            <w:tcW w:type="dxa" w:w="2932"/>
+            <w:tcW w:type="dxa" w:w="3260"/>
             <w:shd w:fill="F2F7F6" w:val="clear"/>
             <w:tcMar>
               <w:top w:type="dxa" w:w="80"/>
@@ -10114,7 +10114,7 @@
         </w:tc>
         <w:tc>
           <w:tcPr>
-            <w:tcW w:type="dxa" w:w="6368"/>
+            <w:tcW w:type="dxa" w:w="6040"/>
             <w:shd w:fill="F2F7F6" w:val="clear"/>
             <w:tcMar>
               <w:top w:type="dxa" w:w="80"/>
@@ -10145,7 +10145,7 @@
         </w:trPr>
         <w:tc>
           <w:tcPr>
-            <w:tcW w:type="dxa" w:w="2932"/>
+            <w:tcW w:type="dxa" w:w="3260"/>
             <w:tcMar>
               <w:top w:type="dxa" w:w="80"/>
               <w:left w:type="dxa" w:w="100"/>
@@ -10170,7 +10170,7 @@
         </w:tc>
         <w:tc>
           <w:tcPr>
-            <w:tcW w:type="dxa" w:w="6368"/>
+            <w:tcW w:type="dxa" w:w="6040"/>
             <w:tcMar>
               <w:top w:type="dxa" w:w="80"/>
               <w:left w:type="dxa" w:w="100"/>
@@ -10200,7 +10200,7 @@
         </w:trPr>
         <w:tc>
           <w:tcPr>
-            <w:tcW w:type="dxa" w:w="2932"/>
+            <w:tcW w:type="dxa" w:w="3260"/>
             <w:shd w:fill="F2F7F6" w:val="clear"/>
             <w:tcMar>
               <w:top w:type="dxa" w:w="80"/>
@@ -10226,7 +10226,7 @@
         </w:tc>
         <w:tc>
           <w:tcPr>
-            <w:tcW w:type="dxa" w:w="6368"/>
+            <w:tcW w:type="dxa" w:w="6040"/>
             <w:shd w:fill="F2F7F6" w:val="clear"/>
             <w:tcMar>
               <w:top w:type="dxa" w:w="80"/>
@@ -10257,7 +10257,7 @@
         </w:trPr>
         <w:tc>
           <w:tcPr>
-            <w:tcW w:type="dxa" w:w="2932"/>
+            <w:tcW w:type="dxa" w:w="3260"/>
             <w:tcMar>
               <w:top w:type="dxa" w:w="80"/>
               <w:left w:type="dxa" w:w="100"/>
@@ -10282,7 +10282,7 @@
         </w:tc>
         <w:tc>
           <w:tcPr>
-            <w:tcW w:type="dxa" w:w="6368"/>
+            <w:tcW w:type="dxa" w:w="6040"/>
             <w:tcMar>
               <w:top w:type="dxa" w:w="80"/>
               <w:left w:type="dxa" w:w="100"/>
@@ -10332,7 +10332,25 @@
           <w:sz w:val="20"/>
           <w:szCs w:val="20"/>
         </w:rPr>
-        <w:t xml:space="preserve">retriever.py</w:t>
+        <w:t xml:space="preserve">pipeline.py</w:t>
+      </w:r>
+      <w:r>
+        <w:rPr>
+          <w:rFonts w:ascii="Calibri" w:cs="Calibri" w:eastAsia="Calibri" w:hAnsi="Calibri"/>
+          <w:color w:val="1B1F1F"/>
+          <w:sz w:val="21"/>
+          <w:szCs w:val="21"/>
+        </w:rPr>
+        <w:t xml:space="preserve"> trong </w:t>
+      </w:r>
+      <w:r>
+        <w:rPr>
+          <w:rFonts w:ascii="Consolas" w:cs="Consolas" w:eastAsia="Consolas" w:hAnsi="Consolas"/>
+          <w:color w:val="0B3F41"/>
+          <w:sz w:val="20"/>
+          <w:szCs w:val="20"/>
+        </w:rPr>
+        <w:t xml:space="preserve">src/retrieval/</w:t>
       </w:r>
       <w:r>
         <w:rPr>
@@ -11386,11 +11404,11 @@
         </w:tblBorders>
       </w:tblPr>
       <w:tblGrid>
-        <w:gridCol w:w="2851"/>
-        <w:gridCol w:w="1493"/>
-        <w:gridCol w:w="1222"/>
-        <w:gridCol w:w="1833"/>
-        <w:gridCol w:w="1901"/>
+        <w:gridCol w:w="2604"/>
+        <w:gridCol w:w="1860"/>
+        <w:gridCol w:w="1116"/>
+        <w:gridCol w:w="1860"/>
+        <w:gridCol w:w="1860"/>
       </w:tblGrid>
       <w:tr>
         <w:trPr>
@@ -11398,7 +11416,7 @@
         </w:trPr>
         <w:tc>
           <w:tcPr>
-            <w:tcW w:type="dxa" w:w="2851"/>
+            <w:tcW w:type="dxa" w:w="2604"/>
             <w:shd w:fill="DCEBEA" w:val="clear"/>
             <w:tcMar>
               <w:top w:type="dxa" w:w="80"/>
@@ -11424,7 +11442,7 @@
         </w:tc>
         <w:tc>
           <w:tcPr>
-            <w:tcW w:type="dxa" w:w="1493"/>
+            <w:tcW w:type="dxa" w:w="1860"/>
             <w:shd w:fill="DCEBEA" w:val="clear"/>
             <w:tcMar>
               <w:top w:type="dxa" w:w="80"/>
@@ -11450,7 +11468,7 @@
         </w:tc>
         <w:tc>
           <w:tcPr>
-            <w:tcW w:type="dxa" w:w="1222"/>
+            <w:tcW w:type="dxa" w:w="1116"/>
             <w:shd w:fill="DCEBEA" w:val="clear"/>
             <w:tcMar>
               <w:top w:type="dxa" w:w="80"/>
@@ -11476,7 +11494,7 @@
         </w:tc>
         <w:tc>
           <w:tcPr>
-            <w:tcW w:type="dxa" w:w="1833"/>
+            <w:tcW w:type="dxa" w:w="1860"/>
             <w:shd w:fill="DCEBEA" w:val="clear"/>
             <w:tcMar>
               <w:top w:type="dxa" w:w="80"/>
@@ -11502,7 +11520,7 @@
         </w:tc>
         <w:tc>
           <w:tcPr>
-            <w:tcW w:type="dxa" w:w="1901"/>
+            <w:tcW w:type="dxa" w:w="1860"/>
             <w:shd w:fill="DCEBEA" w:val="clear"/>
             <w:tcMar>
               <w:top w:type="dxa" w:w="80"/>
@@ -11533,7 +11551,7 @@
         </w:trPr>
         <w:tc>
           <w:tcPr>
-            <w:tcW w:type="dxa" w:w="2851"/>
+            <w:tcW w:type="dxa" w:w="2604"/>
             <w:tcMar>
               <w:top w:type="dxa" w:w="80"/>
               <w:left w:type="dxa" w:w="100"/>
@@ -11558,32 +11576,32 @@
         </w:tc>
         <w:tc>
           <w:tcPr>
-            <w:tcW w:type="dxa" w:w="1493"/>
-            <w:tcMar>
-              <w:top w:type="dxa" w:w="80"/>
-              <w:left w:type="dxa" w:w="100"/>
-              <w:bottom w:type="dxa" w:w="80"/>
-              <w:right w:type="dxa" w:w="100"/>
-            </w:tcMar>
-            <w:vAlign w:val="top"/>
-          </w:tcPr>
-          <w:p>
-            <w:r>
-              <w:rPr>
-                <w:rFonts w:ascii="Consolas" w:cs="Consolas" w:eastAsia="Consolas" w:hAnsi="Consolas"/>
-                <w:b w:val="false"/>
-                <w:bCs w:val="false"/>
-                <w:color w:val="0B3F41"/>
-                <w:sz w:val="19"/>
-                <w:szCs w:val="19"/>
-              </w:rPr>
-              <w:t xml:space="preserve">___________</w:t>
-            </w:r>
-          </w:p>
-        </w:tc>
-        <w:tc>
-          <w:tcPr>
-            <w:tcW w:type="dxa" w:w="1222"/>
+            <w:tcW w:type="dxa" w:w="1860"/>
+            <w:tcMar>
+              <w:top w:type="dxa" w:w="80"/>
+              <w:left w:type="dxa" w:w="100"/>
+              <w:bottom w:type="dxa" w:w="80"/>
+              <w:right w:type="dxa" w:w="100"/>
+            </w:tcMar>
+            <w:vAlign w:val="top"/>
+          </w:tcPr>
+          <w:p>
+            <w:r>
+              <w:rPr>
+                <w:rFonts w:ascii="Consolas" w:cs="Consolas" w:eastAsia="Consolas" w:hAnsi="Consolas"/>
+                <w:b w:val="false"/>
+                <w:bCs w:val="false"/>
+                <w:color w:val="0B3F41"/>
+                <w:sz w:val="19"/>
+                <w:szCs w:val="19"/>
+              </w:rPr>
+              <w:t xml:space="preserve">______________</w:t>
+            </w:r>
+          </w:p>
+        </w:tc>
+        <w:tc>
+          <w:tcPr>
+            <w:tcW w:type="dxa" w:w="1116"/>
             <w:tcMar>
               <w:top w:type="dxa" w:w="80"/>
               <w:left w:type="dxa" w:w="100"/>
@@ -11608,7 +11626,7 @@
         </w:tc>
         <w:tc>
           <w:tcPr>
-            <w:tcW w:type="dxa" w:w="1833"/>
+            <w:tcW w:type="dxa" w:w="1860"/>
             <w:tcMar>
               <w:top w:type="dxa" w:w="80"/>
               <w:left w:type="dxa" w:w="100"/>
@@ -11633,7 +11651,7 @@
         </w:tc>
         <w:tc>
           <w:tcPr>
-            <w:tcW w:type="dxa" w:w="1901"/>
+            <w:tcW w:type="dxa" w:w="1860"/>
             <w:tcMar>
               <w:top w:type="dxa" w:w="80"/>
               <w:left w:type="dxa" w:w="100"/>
@@ -11663,7 +11681,7 @@
         </w:trPr>
         <w:tc>
           <w:tcPr>
-            <w:tcW w:type="dxa" w:w="2851"/>
+            <w:tcW w:type="dxa" w:w="2604"/>
             <w:shd w:fill="F2F7F6" w:val="clear"/>
             <w:tcMar>
               <w:top w:type="dxa" w:w="80"/>
@@ -11689,7 +11707,7 @@
         </w:tc>
         <w:tc>
           <w:tcPr>
-            <w:tcW w:type="dxa" w:w="1493"/>
+            <w:tcW w:type="dxa" w:w="1860"/>
             <w:shd w:fill="F2F7F6" w:val="clear"/>
             <w:tcMar>
               <w:top w:type="dxa" w:w="80"/>
@@ -11709,13 +11727,13 @@
                 <w:sz w:val="19"/>
                 <w:szCs w:val="19"/>
               </w:rPr>
-              <w:t xml:space="preserve">___________</w:t>
-            </w:r>
-          </w:p>
-        </w:tc>
-        <w:tc>
-          <w:tcPr>
-            <w:tcW w:type="dxa" w:w="1222"/>
+              <w:t xml:space="preserve">______________</w:t>
+            </w:r>
+          </w:p>
+        </w:tc>
+        <w:tc>
+          <w:tcPr>
+            <w:tcW w:type="dxa" w:w="1116"/>
             <w:shd w:fill="F2F7F6" w:val="clear"/>
             <w:tcMar>
               <w:top w:type="dxa" w:w="80"/>
@@ -11741,7 +11759,7 @@
         </w:tc>
         <w:tc>
           <w:tcPr>
-            <w:tcW w:type="dxa" w:w="1833"/>
+            <w:tcW w:type="dxa" w:w="1860"/>
             <w:shd w:fill="F2F7F6" w:val="clear"/>
             <w:tcMar>
               <w:top w:type="dxa" w:w="80"/>
@@ -11767,7 +11785,7 @@
         </w:tc>
         <w:tc>
           <w:tcPr>
-            <w:tcW w:type="dxa" w:w="1901"/>
+            <w:tcW w:type="dxa" w:w="1860"/>
             <w:shd w:fill="F2F7F6" w:val="clear"/>
             <w:tcMar>
               <w:top w:type="dxa" w:w="80"/>
@@ -11798,7 +11816,7 @@
         </w:trPr>
         <w:tc>
           <w:tcPr>
-            <w:tcW w:type="dxa" w:w="2851"/>
+            <w:tcW w:type="dxa" w:w="2604"/>
             <w:tcMar>
               <w:top w:type="dxa" w:w="80"/>
               <w:left w:type="dxa" w:w="100"/>
@@ -11823,32 +11841,32 @@
         </w:tc>
         <w:tc>
           <w:tcPr>
-            <w:tcW w:type="dxa" w:w="1493"/>
-            <w:tcMar>
-              <w:top w:type="dxa" w:w="80"/>
-              <w:left w:type="dxa" w:w="100"/>
-              <w:bottom w:type="dxa" w:w="80"/>
-              <w:right w:type="dxa" w:w="100"/>
-            </w:tcMar>
-            <w:vAlign w:val="top"/>
-          </w:tcPr>
-          <w:p>
-            <w:r>
-              <w:rPr>
-                <w:rFonts w:ascii="Consolas" w:cs="Consolas" w:eastAsia="Consolas" w:hAnsi="Consolas"/>
-                <w:b w:val="false"/>
-                <w:bCs w:val="false"/>
-                <w:color w:val="0B3F41"/>
-                <w:sz w:val="19"/>
-                <w:szCs w:val="19"/>
-              </w:rPr>
-              <w:t xml:space="preserve">___________</w:t>
-            </w:r>
-          </w:p>
-        </w:tc>
-        <w:tc>
-          <w:tcPr>
-            <w:tcW w:type="dxa" w:w="1222"/>
+            <w:tcW w:type="dxa" w:w="1860"/>
+            <w:tcMar>
+              <w:top w:type="dxa" w:w="80"/>
+              <w:left w:type="dxa" w:w="100"/>
+              <w:bottom w:type="dxa" w:w="80"/>
+              <w:right w:type="dxa" w:w="100"/>
+            </w:tcMar>
+            <w:vAlign w:val="top"/>
+          </w:tcPr>
+          <w:p>
+            <w:r>
+              <w:rPr>
+                <w:rFonts w:ascii="Consolas" w:cs="Consolas" w:eastAsia="Consolas" w:hAnsi="Consolas"/>
+                <w:b w:val="false"/>
+                <w:bCs w:val="false"/>
+                <w:color w:val="0B3F41"/>
+                <w:sz w:val="19"/>
+                <w:szCs w:val="19"/>
+              </w:rPr>
+              <w:t xml:space="preserve">______________</w:t>
+            </w:r>
+          </w:p>
+        </w:tc>
+        <w:tc>
+          <w:tcPr>
+            <w:tcW w:type="dxa" w:w="1116"/>
             <w:tcMar>
               <w:top w:type="dxa" w:w="80"/>
               <w:left w:type="dxa" w:w="100"/>
@@ -11873,7 +11891,7 @@
         </w:tc>
         <w:tc>
           <w:tcPr>
-            <w:tcW w:type="dxa" w:w="1833"/>
+            <w:tcW w:type="dxa" w:w="1860"/>
             <w:tcMar>
               <w:top w:type="dxa" w:w="80"/>
               <w:left w:type="dxa" w:w="100"/>
@@ -11898,7 +11916,7 @@
         </w:tc>
         <w:tc>
           <w:tcPr>
-            <w:tcW w:type="dxa" w:w="1901"/>
+            <w:tcW w:type="dxa" w:w="1860"/>
             <w:tcMar>
               <w:top w:type="dxa" w:w="80"/>
               <w:left w:type="dxa" w:w="100"/>
@@ -11928,7 +11946,7 @@
         </w:trPr>
         <w:tc>
           <w:tcPr>
-            <w:tcW w:type="dxa" w:w="2851"/>
+            <w:tcW w:type="dxa" w:w="2604"/>
             <w:shd w:fill="F2F7F6" w:val="clear"/>
             <w:tcMar>
               <w:top w:type="dxa" w:w="80"/>
@@ -11954,7 +11972,7 @@
         </w:tc>
         <w:tc>
           <w:tcPr>
-            <w:tcW w:type="dxa" w:w="1493"/>
+            <w:tcW w:type="dxa" w:w="1860"/>
             <w:shd w:fill="F2F7F6" w:val="clear"/>
             <w:tcMar>
               <w:top w:type="dxa" w:w="80"/>
@@ -11974,13 +11992,13 @@
                 <w:sz w:val="19"/>
                 <w:szCs w:val="19"/>
               </w:rPr>
-              <w:t xml:space="preserve">___________</w:t>
-            </w:r>
-          </w:p>
-        </w:tc>
-        <w:tc>
-          <w:tcPr>
-            <w:tcW w:type="dxa" w:w="1222"/>
+              <w:t xml:space="preserve">______________</w:t>
+            </w:r>
+          </w:p>
+        </w:tc>
+        <w:tc>
+          <w:tcPr>
+            <w:tcW w:type="dxa" w:w="1116"/>
             <w:shd w:fill="F2F7F6" w:val="clear"/>
             <w:tcMar>
               <w:top w:type="dxa" w:w="80"/>
@@ -12006,7 +12024,7 @@
         </w:tc>
         <w:tc>
           <w:tcPr>
-            <w:tcW w:type="dxa" w:w="1833"/>
+            <w:tcW w:type="dxa" w:w="1860"/>
             <w:shd w:fill="F2F7F6" w:val="clear"/>
             <w:tcMar>
               <w:top w:type="dxa" w:w="80"/>
@@ -12032,7 +12050,7 @@
         </w:tc>
         <w:tc>
           <w:tcPr>
-            <w:tcW w:type="dxa" w:w="1901"/>
+            <w:tcW w:type="dxa" w:w="1860"/>
             <w:shd w:fill="F2F7F6" w:val="clear"/>
             <w:tcMar>
               <w:top w:type="dxa" w:w="80"/>
@@ -13517,11 +13535,11 @@
         </w:tblBorders>
       </w:tblPr>
       <w:tblGrid>
-        <w:gridCol w:w="768"/>
-        <w:gridCol w:w="2730"/>
-        <w:gridCol w:w="2133"/>
-        <w:gridCol w:w="1877"/>
-        <w:gridCol w:w="1792"/>
+        <w:gridCol w:w="750"/>
+        <w:gridCol w:w="2400"/>
+        <w:gridCol w:w="2250"/>
+        <w:gridCol w:w="2250"/>
+        <w:gridCol w:w="1650"/>
       </w:tblGrid>
       <w:tr>
         <w:trPr>
@@ -13529,7 +13547,7 @@
         </w:trPr>
         <w:tc>
           <w:tcPr>
-            <w:tcW w:type="dxa" w:w="768"/>
+            <w:tcW w:type="dxa" w:w="750"/>
             <w:shd w:fill="DCEBEA" w:val="clear"/>
             <w:tcMar>
               <w:top w:type="dxa" w:w="80"/>
@@ -13555,7 +13573,7 @@
         </w:tc>
         <w:tc>
           <w:tcPr>
-            <w:tcW w:type="dxa" w:w="2730"/>
+            <w:tcW w:type="dxa" w:w="2400"/>
             <w:shd w:fill="DCEBEA" w:val="clear"/>
             <w:tcMar>
               <w:top w:type="dxa" w:w="80"/>
@@ -13581,7 +13599,7 @@
         </w:tc>
         <w:tc>
           <w:tcPr>
-            <w:tcW w:type="dxa" w:w="2133"/>
+            <w:tcW w:type="dxa" w:w="2250"/>
             <w:shd w:fill="DCEBEA" w:val="clear"/>
             <w:tcMar>
               <w:top w:type="dxa" w:w="80"/>
@@ -13607,7 +13625,7 @@
         </w:tc>
         <w:tc>
           <w:tcPr>
-            <w:tcW w:type="dxa" w:w="1877"/>
+            <w:tcW w:type="dxa" w:w="2250"/>
             <w:shd w:fill="DCEBEA" w:val="clear"/>
             <w:tcMar>
               <w:top w:type="dxa" w:w="80"/>
@@ -13633,7 +13651,7 @@
         </w:tc>
         <w:tc>
           <w:tcPr>
-            <w:tcW w:type="dxa" w:w="1792"/>
+            <w:tcW w:type="dxa" w:w="1650"/>
             <w:shd w:fill="DCEBEA" w:val="clear"/>
             <w:tcMar>
               <w:top w:type="dxa" w:w="80"/>
@@ -13675,7 +13693,7 @@
         </w:trPr>
         <w:tc>
           <w:tcPr>
-            <w:tcW w:type="dxa" w:w="768"/>
+            <w:tcW w:type="dxa" w:w="750"/>
             <w:tcMar>
               <w:top w:type="dxa" w:w="80"/>
               <w:left w:type="dxa" w:w="100"/>
@@ -13700,7 +13718,7 @@
         </w:tc>
         <w:tc>
           <w:tcPr>
-            <w:tcW w:type="dxa" w:w="2730"/>
+            <w:tcW w:type="dxa" w:w="2400"/>
             <w:tcMar>
               <w:top w:type="dxa" w:w="80"/>
               <w:left w:type="dxa" w:w="100"/>
@@ -13725,7 +13743,7 @@
         </w:tc>
         <w:tc>
           <w:tcPr>
-            <w:tcW w:type="dxa" w:w="2133"/>
+            <w:tcW w:type="dxa" w:w="2250"/>
             <w:tcMar>
               <w:top w:type="dxa" w:w="80"/>
               <w:left w:type="dxa" w:w="100"/>
@@ -13750,7 +13768,7 @@
         </w:tc>
         <w:tc>
           <w:tcPr>
-            <w:tcW w:type="dxa" w:w="1877"/>
+            <w:tcW w:type="dxa" w:w="2250"/>
             <w:tcMar>
               <w:top w:type="dxa" w:w="80"/>
               <w:left w:type="dxa" w:w="100"/>
@@ -13775,7 +13793,7 @@
         </w:tc>
         <w:tc>
           <w:tcPr>
-            <w:tcW w:type="dxa" w:w="1792"/>
+            <w:tcW w:type="dxa" w:w="1650"/>
             <w:tcMar>
               <w:top w:type="dxa" w:w="80"/>
               <w:left w:type="dxa" w:w="100"/>
@@ -13805,7 +13823,7 @@
         </w:trPr>
         <w:tc>
           <w:tcPr>
-            <w:tcW w:type="dxa" w:w="768"/>
+            <w:tcW w:type="dxa" w:w="750"/>
             <w:shd w:fill="F2F7F6" w:val="clear"/>
             <w:tcMar>
               <w:top w:type="dxa" w:w="80"/>
@@ -13831,7 +13849,7 @@
         </w:tc>
         <w:tc>
           <w:tcPr>
-            <w:tcW w:type="dxa" w:w="2730"/>
+            <w:tcW w:type="dxa" w:w="2400"/>
             <w:shd w:fill="F2F7F6" w:val="clear"/>
             <w:tcMar>
               <w:top w:type="dxa" w:w="80"/>
@@ -13857,7 +13875,7 @@
         </w:tc>
         <w:tc>
           <w:tcPr>
-            <w:tcW w:type="dxa" w:w="2133"/>
+            <w:tcW w:type="dxa" w:w="2250"/>
             <w:shd w:fill="F2F7F6" w:val="clear"/>
             <w:tcMar>
               <w:top w:type="dxa" w:w="80"/>
@@ -13883,7 +13901,7 @@
         </w:tc>
         <w:tc>
           <w:tcPr>
-            <w:tcW w:type="dxa" w:w="1877"/>
+            <w:tcW w:type="dxa" w:w="2250"/>
             <w:shd w:fill="F2F7F6" w:val="clear"/>
             <w:tcMar>
               <w:top w:type="dxa" w:w="80"/>
@@ -13909,7 +13927,7 @@
         </w:tc>
         <w:tc>
           <w:tcPr>
-            <w:tcW w:type="dxa" w:w="1792"/>
+            <w:tcW w:type="dxa" w:w="1650"/>
             <w:shd w:fill="F2F7F6" w:val="clear"/>
             <w:tcMar>
               <w:top w:type="dxa" w:w="80"/>
@@ -13940,7 +13958,7 @@
         </w:trPr>
         <w:tc>
           <w:tcPr>
-            <w:tcW w:type="dxa" w:w="768"/>
+            <w:tcW w:type="dxa" w:w="750"/>
             <w:tcMar>
               <w:top w:type="dxa" w:w="80"/>
               <w:left w:type="dxa" w:w="100"/>
@@ -13965,7 +13983,7 @@
         </w:tc>
         <w:tc>
           <w:tcPr>
-            <w:tcW w:type="dxa" w:w="2730"/>
+            <w:tcW w:type="dxa" w:w="2400"/>
             <w:tcMar>
               <w:top w:type="dxa" w:w="80"/>
               <w:left w:type="dxa" w:w="100"/>
@@ -13990,7 +14008,7 @@
         </w:tc>
         <w:tc>
           <w:tcPr>
-            <w:tcW w:type="dxa" w:w="2133"/>
+            <w:tcW w:type="dxa" w:w="2250"/>
             <w:tcMar>
               <w:top w:type="dxa" w:w="80"/>
               <w:left w:type="dxa" w:w="100"/>
@@ -14015,7 +14033,7 @@
         </w:tc>
         <w:tc>
           <w:tcPr>
-            <w:tcW w:type="dxa" w:w="1877"/>
+            <w:tcW w:type="dxa" w:w="2250"/>
             <w:tcMar>
               <w:top w:type="dxa" w:w="80"/>
               <w:left w:type="dxa" w:w="100"/>
@@ -14040,7 +14058,7 @@
         </w:tc>
         <w:tc>
           <w:tcPr>
-            <w:tcW w:type="dxa" w:w="1792"/>
+            <w:tcW w:type="dxa" w:w="1650"/>
             <w:tcMar>
               <w:top w:type="dxa" w:w="80"/>
               <w:left w:type="dxa" w:w="100"/>
@@ -14070,7 +14088,7 @@
         </w:trPr>
         <w:tc>
           <w:tcPr>
-            <w:tcW w:type="dxa" w:w="768"/>
+            <w:tcW w:type="dxa" w:w="750"/>
             <w:shd w:fill="F2F7F6" w:val="clear"/>
             <w:tcMar>
               <w:top w:type="dxa" w:w="80"/>
@@ -14096,7 +14114,7 @@
         </w:tc>
         <w:tc>
           <w:tcPr>
-            <w:tcW w:type="dxa" w:w="2730"/>
+            <w:tcW w:type="dxa" w:w="2400"/>
             <w:shd w:fill="F2F7F6" w:val="clear"/>
             <w:tcMar>
               <w:top w:type="dxa" w:w="80"/>
@@ -14122,7 +14140,7 @@
         </w:tc>
         <w:tc>
           <w:tcPr>
-            <w:tcW w:type="dxa" w:w="2133"/>
+            <w:tcW w:type="dxa" w:w="2250"/>
             <w:shd w:fill="F2F7F6" w:val="clear"/>
             <w:tcMar>
               <w:top w:type="dxa" w:w="80"/>
@@ -14148,7 +14166,7 @@
         </w:tc>
         <w:tc>
           <w:tcPr>
-            <w:tcW w:type="dxa" w:w="1877"/>
+            <w:tcW w:type="dxa" w:w="2250"/>
             <w:shd w:fill="F2F7F6" w:val="clear"/>
             <w:tcMar>
               <w:top w:type="dxa" w:w="80"/>
@@ -14174,7 +14192,7 @@
         </w:tc>
         <w:tc>
           <w:tcPr>
-            <w:tcW w:type="dxa" w:w="1792"/>
+            <w:tcW w:type="dxa" w:w="1650"/>
             <w:shd w:fill="F2F7F6" w:val="clear"/>
             <w:tcMar>
               <w:top w:type="dxa" w:w="80"/>
@@ -14205,7 +14223,7 @@
         </w:trPr>
         <w:tc>
           <w:tcPr>
-            <w:tcW w:type="dxa" w:w="768"/>
+            <w:tcW w:type="dxa" w:w="750"/>
             <w:tcMar>
               <w:top w:type="dxa" w:w="80"/>
               <w:left w:type="dxa" w:w="100"/>
@@ -14230,7 +14248,7 @@
         </w:tc>
         <w:tc>
           <w:tcPr>
-            <w:tcW w:type="dxa" w:w="2730"/>
+            <w:tcW w:type="dxa" w:w="2400"/>
             <w:tcMar>
               <w:top w:type="dxa" w:w="80"/>
               <w:left w:type="dxa" w:w="100"/>
@@ -14255,7 +14273,7 @@
         </w:tc>
         <w:tc>
           <w:tcPr>
-            <w:tcW w:type="dxa" w:w="2133"/>
+            <w:tcW w:type="dxa" w:w="2250"/>
             <w:tcMar>
               <w:top w:type="dxa" w:w="80"/>
               <w:left w:type="dxa" w:w="100"/>
@@ -14280,7 +14298,7 @@
         </w:tc>
         <w:tc>
           <w:tcPr>
-            <w:tcW w:type="dxa" w:w="1877"/>
+            <w:tcW w:type="dxa" w:w="2250"/>
             <w:tcMar>
               <w:top w:type="dxa" w:w="80"/>
               <w:left w:type="dxa" w:w="100"/>
@@ -14305,7 +14323,7 @@
         </w:tc>
         <w:tc>
           <w:tcPr>
-            <w:tcW w:type="dxa" w:w="1792"/>
+            <w:tcW w:type="dxa" w:w="1650"/>
             <w:tcMar>
               <w:top w:type="dxa" w:w="80"/>
               <w:left w:type="dxa" w:w="100"/>
@@ -14942,8 +14960,8 @@
         </w:tblBorders>
       </w:tblPr>
       <w:tblGrid>
-        <w:gridCol w:w="6267"/>
-        <w:gridCol w:w="3033"/>
+        <w:gridCol w:w="5544"/>
+        <w:gridCol w:w="3756"/>
       </w:tblGrid>
       <w:tr>
         <w:trPr>
@@ -14951,7 +14969,7 @@
         </w:trPr>
         <w:tc>
           <w:tcPr>
-            <w:tcW w:type="dxa" w:w="6267"/>
+            <w:tcW w:type="dxa" w:w="5544"/>
             <w:shd w:fill="DCEBEA" w:val="clear"/>
             <w:tcMar>
               <w:top w:type="dxa" w:w="80"/>
@@ -14977,7 +14995,7 @@
         </w:tc>
         <w:tc>
           <w:tcPr>
-            <w:tcW w:type="dxa" w:w="3033"/>
+            <w:tcW w:type="dxa" w:w="3756"/>
             <w:shd w:fill="DCEBEA" w:val="clear"/>
             <w:tcMar>
               <w:top w:type="dxa" w:w="80"/>
@@ -15008,7 +15026,7 @@
         </w:trPr>
         <w:tc>
           <w:tcPr>
-            <w:tcW w:type="dxa" w:w="6267"/>
+            <w:tcW w:type="dxa" w:w="5544"/>
             <w:tcMar>
               <w:top w:type="dxa" w:w="80"/>
               <w:left w:type="dxa" w:w="100"/>
@@ -15033,7 +15051,7 @@
         </w:tc>
         <w:tc>
           <w:tcPr>
-            <w:tcW w:type="dxa" w:w="3033"/>
+            <w:tcW w:type="dxa" w:w="3756"/>
             <w:tcMar>
               <w:top w:type="dxa" w:w="80"/>
               <w:left w:type="dxa" w:w="100"/>
@@ -15063,7 +15081,7 @@
         </w:trPr>
         <w:tc>
           <w:tcPr>
-            <w:tcW w:type="dxa" w:w="6267"/>
+            <w:tcW w:type="dxa" w:w="5544"/>
             <w:shd w:fill="F2F7F6" w:val="clear"/>
             <w:tcMar>
               <w:top w:type="dxa" w:w="80"/>
@@ -15089,7 +15107,7 @@
         </w:tc>
         <w:tc>
           <w:tcPr>
-            <w:tcW w:type="dxa" w:w="3033"/>
+            <w:tcW w:type="dxa" w:w="3756"/>
             <w:shd w:fill="F2F7F6" w:val="clear"/>
             <w:tcMar>
               <w:top w:type="dxa" w:w="80"/>
@@ -15120,7 +15138,7 @@
         </w:trPr>
         <w:tc>
           <w:tcPr>
-            <w:tcW w:type="dxa" w:w="6267"/>
+            <w:tcW w:type="dxa" w:w="5544"/>
             <w:tcMar>
               <w:top w:type="dxa" w:w="80"/>
               <w:left w:type="dxa" w:w="100"/>
@@ -15145,7 +15163,7 @@
         </w:tc>
         <w:tc>
           <w:tcPr>
-            <w:tcW w:type="dxa" w:w="3033"/>
+            <w:tcW w:type="dxa" w:w="3756"/>
             <w:tcMar>
               <w:top w:type="dxa" w:w="80"/>
               <w:left w:type="dxa" w:w="100"/>
@@ -15769,9 +15787,9 @@
         </w:tblBorders>
       </w:tblPr>
       <w:tblGrid>
-        <w:gridCol w:w="2600"/>
-        <w:gridCol w:w="2700"/>
-        <w:gridCol w:w="4000"/>
+        <w:gridCol w:w="2519"/>
+        <w:gridCol w:w="2906"/>
+        <w:gridCol w:w="3875"/>
       </w:tblGrid>
       <w:tr>
         <w:trPr>
@@ -15779,7 +15797,7 @@
         </w:trPr>
         <w:tc>
           <w:tcPr>
-            <w:tcW w:type="dxa" w:w="2600"/>
+            <w:tcW w:type="dxa" w:w="2519"/>
             <w:shd w:fill="DCEBEA" w:val="clear"/>
             <w:tcMar>
               <w:top w:type="dxa" w:w="80"/>
@@ -15805,7 +15823,7 @@
         </w:tc>
         <w:tc>
           <w:tcPr>
-            <w:tcW w:type="dxa" w:w="2700"/>
+            <w:tcW w:type="dxa" w:w="2906"/>
             <w:shd w:fill="DCEBEA" w:val="clear"/>
             <w:tcMar>
               <w:top w:type="dxa" w:w="80"/>
@@ -15831,7 +15849,7 @@
         </w:tc>
         <w:tc>
           <w:tcPr>
-            <w:tcW w:type="dxa" w:w="4000"/>
+            <w:tcW w:type="dxa" w:w="3875"/>
             <w:shd w:fill="DCEBEA" w:val="clear"/>
             <w:tcMar>
               <w:top w:type="dxa" w:w="80"/>
@@ -15862,7 +15880,7 @@
         </w:trPr>
         <w:tc>
           <w:tcPr>
-            <w:tcW w:type="dxa" w:w="2600"/>
+            <w:tcW w:type="dxa" w:w="2519"/>
             <w:tcMar>
               <w:top w:type="dxa" w:w="80"/>
               <w:left w:type="dxa" w:w="100"/>
@@ -15887,7 +15905,7 @@
         </w:tc>
         <w:tc>
           <w:tcPr>
-            <w:tcW w:type="dxa" w:w="2700"/>
+            <w:tcW w:type="dxa" w:w="2906"/>
             <w:tcMar>
               <w:top w:type="dxa" w:w="80"/>
               <w:left w:type="dxa" w:w="100"/>
@@ -15912,7 +15930,7 @@
         </w:tc>
         <w:tc>
           <w:tcPr>
-            <w:tcW w:type="dxa" w:w="4000"/>
+            <w:tcW w:type="dxa" w:w="3875"/>
             <w:tcMar>
               <w:top w:type="dxa" w:w="80"/>
               <w:left w:type="dxa" w:w="100"/>
@@ -15942,7 +15960,7 @@
         </w:trPr>
         <w:tc>
           <w:tcPr>
-            <w:tcW w:type="dxa" w:w="2600"/>
+            <w:tcW w:type="dxa" w:w="2519"/>
             <w:shd w:fill="F2F7F6" w:val="clear"/>
             <w:tcMar>
               <w:top w:type="dxa" w:w="80"/>
@@ -15968,7 +15986,7 @@
         </w:tc>
         <w:tc>
           <w:tcPr>
-            <w:tcW w:type="dxa" w:w="2700"/>
+            <w:tcW w:type="dxa" w:w="2906"/>
             <w:shd w:fill="F2F7F6" w:val="clear"/>
             <w:tcMar>
               <w:top w:type="dxa" w:w="80"/>
@@ -15994,7 +16012,7 @@
         </w:tc>
         <w:tc>
           <w:tcPr>
-            <w:tcW w:type="dxa" w:w="4000"/>
+            <w:tcW w:type="dxa" w:w="3875"/>
             <w:shd w:fill="F2F7F6" w:val="clear"/>
             <w:tcMar>
               <w:top w:type="dxa" w:w="80"/>
@@ -16025,7 +16043,7 @@
         </w:trPr>
         <w:tc>
           <w:tcPr>
-            <w:tcW w:type="dxa" w:w="2600"/>
+            <w:tcW w:type="dxa" w:w="2519"/>
             <w:tcMar>
               <w:top w:type="dxa" w:w="80"/>
               <w:left w:type="dxa" w:w="100"/>
@@ -16050,7 +16068,7 @@
         </w:tc>
         <w:tc>
           <w:tcPr>
-            <w:tcW w:type="dxa" w:w="2700"/>
+            <w:tcW w:type="dxa" w:w="2906"/>
             <w:tcMar>
               <w:top w:type="dxa" w:w="80"/>
               <w:left w:type="dxa" w:w="100"/>
@@ -16075,7 +16093,7 @@
         </w:tc>
         <w:tc>
           <w:tcPr>
-            <w:tcW w:type="dxa" w:w="4000"/>
+            <w:tcW w:type="dxa" w:w="3875"/>
             <w:tcMar>
               <w:top w:type="dxa" w:w="80"/>
               <w:left w:type="dxa" w:w="100"/>
@@ -16105,7 +16123,7 @@
         </w:trPr>
         <w:tc>
           <w:tcPr>
-            <w:tcW w:type="dxa" w:w="2600"/>
+            <w:tcW w:type="dxa" w:w="2519"/>
             <w:shd w:fill="F2F7F6" w:val="clear"/>
             <w:tcMar>
               <w:top w:type="dxa" w:w="80"/>
@@ -16131,7 +16149,7 @@
         </w:tc>
         <w:tc>
           <w:tcPr>
-            <w:tcW w:type="dxa" w:w="2700"/>
+            <w:tcW w:type="dxa" w:w="2906"/>
             <w:shd w:fill="F2F7F6" w:val="clear"/>
             <w:tcMar>
               <w:top w:type="dxa" w:w="80"/>
@@ -16157,7 +16175,7 @@
         </w:tc>
         <w:tc>
           <w:tcPr>
-            <w:tcW w:type="dxa" w:w="4000"/>
+            <w:tcW w:type="dxa" w:w="3875"/>
             <w:shd w:fill="F2F7F6" w:val="clear"/>
             <w:tcMar>
               <w:top w:type="dxa" w:w="80"/>
@@ -16188,7 +16206,7 @@
         </w:trPr>
         <w:tc>
           <w:tcPr>
-            <w:tcW w:type="dxa" w:w="2600"/>
+            <w:tcW w:type="dxa" w:w="2519"/>
             <w:tcMar>
               <w:top w:type="dxa" w:w="80"/>
               <w:left w:type="dxa" w:w="100"/>
@@ -16213,7 +16231,7 @@
         </w:tc>
         <w:tc>
           <w:tcPr>
-            <w:tcW w:type="dxa" w:w="2700"/>
+            <w:tcW w:type="dxa" w:w="2906"/>
             <w:tcMar>
               <w:top w:type="dxa" w:w="80"/>
               <w:left w:type="dxa" w:w="100"/>
@@ -16238,7 +16256,7 @@
         </w:tc>
         <w:tc>
           <w:tcPr>
-            <w:tcW w:type="dxa" w:w="4000"/>
+            <w:tcW w:type="dxa" w:w="3875"/>
             <w:tcMar>
               <w:top w:type="dxa" w:w="80"/>
               <w:left w:type="dxa" w:w="100"/>
@@ -18376,8 +18394,8 @@
         </w:tblBorders>
       </w:tblPr>
       <w:tblGrid>
-        <w:gridCol w:w="2642"/>
-        <w:gridCol w:w="6658"/>
+        <w:gridCol w:w="3067"/>
+        <w:gridCol w:w="6233"/>
       </w:tblGrid>
       <w:tr>
         <w:trPr>
@@ -18385,7 +18403,7 @@
         </w:trPr>
         <w:tc>
           <w:tcPr>
-            <w:tcW w:type="dxa" w:w="2642"/>
+            <w:tcW w:type="dxa" w:w="3067"/>
             <w:shd w:fill="DCEBEA" w:val="clear"/>
             <w:tcMar>
               <w:top w:type="dxa" w:w="80"/>
@@ -18411,7 +18429,7 @@
         </w:tc>
         <w:tc>
           <w:tcPr>
-            <w:tcW w:type="dxa" w:w="6658"/>
+            <w:tcW w:type="dxa" w:w="6233"/>
             <w:shd w:fill="DCEBEA" w:val="clear"/>
             <w:tcMar>
               <w:top w:type="dxa" w:w="80"/>
@@ -18442,7 +18460,7 @@
         </w:trPr>
         <w:tc>
           <w:tcPr>
-            <w:tcW w:type="dxa" w:w="2642"/>
+            <w:tcW w:type="dxa" w:w="3067"/>
             <w:tcMar>
               <w:top w:type="dxa" w:w="80"/>
               <w:left w:type="dxa" w:w="100"/>
@@ -18489,7 +18507,7 @@
         </w:tc>
         <w:tc>
           <w:tcPr>
-            <w:tcW w:type="dxa" w:w="6658"/>
+            <w:tcW w:type="dxa" w:w="6233"/>
             <w:tcMar>
               <w:top w:type="dxa" w:w="80"/>
               <w:left w:type="dxa" w:w="100"/>
@@ -18519,7 +18537,7 @@
         </w:trPr>
         <w:tc>
           <w:tcPr>
-            <w:tcW w:type="dxa" w:w="2642"/>
+            <w:tcW w:type="dxa" w:w="3067"/>
             <w:shd w:fill="F2F7F6" w:val="clear"/>
             <w:tcMar>
               <w:top w:type="dxa" w:w="80"/>
@@ -18545,7 +18563,7 @@
         </w:tc>
         <w:tc>
           <w:tcPr>
-            <w:tcW w:type="dxa" w:w="6658"/>
+            <w:tcW w:type="dxa" w:w="6233"/>
             <w:shd w:fill="F2F7F6" w:val="clear"/>
             <w:tcMar>
               <w:top w:type="dxa" w:w="80"/>
@@ -18576,7 +18594,7 @@
         </w:trPr>
         <w:tc>
           <w:tcPr>
-            <w:tcW w:type="dxa" w:w="2642"/>
+            <w:tcW w:type="dxa" w:w="3067"/>
             <w:tcMar>
               <w:top w:type="dxa" w:w="80"/>
               <w:left w:type="dxa" w:w="100"/>
@@ -18601,7 +18619,7 @@
         </w:tc>
         <w:tc>
           <w:tcPr>
-            <w:tcW w:type="dxa" w:w="6658"/>
+            <w:tcW w:type="dxa" w:w="6233"/>
             <w:tcMar>
               <w:top w:type="dxa" w:w="80"/>
               <w:left w:type="dxa" w:w="100"/>
@@ -18631,7 +18649,7 @@
         </w:trPr>
         <w:tc>
           <w:tcPr>
-            <w:tcW w:type="dxa" w:w="2642"/>
+            <w:tcW w:type="dxa" w:w="3067"/>
             <w:shd w:fill="F2F7F6" w:val="clear"/>
             <w:tcMar>
               <w:top w:type="dxa" w:w="80"/>
@@ -18657,7 +18675,7 @@
         </w:tc>
         <w:tc>
           <w:tcPr>
-            <w:tcW w:type="dxa" w:w="6658"/>
+            <w:tcW w:type="dxa" w:w="6233"/>
             <w:shd w:fill="F2F7F6" w:val="clear"/>
             <w:tcMar>
               <w:top w:type="dxa" w:w="80"/>
@@ -18688,7 +18706,7 @@
         </w:trPr>
         <w:tc>
           <w:tcPr>
-            <w:tcW w:type="dxa" w:w="2642"/>
+            <w:tcW w:type="dxa" w:w="3067"/>
             <w:tcMar>
               <w:top w:type="dxa" w:w="80"/>
               <w:left w:type="dxa" w:w="100"/>
@@ -18713,7 +18731,7 @@
         </w:tc>
         <w:tc>
           <w:tcPr>
-            <w:tcW w:type="dxa" w:w="6658"/>
+            <w:tcW w:type="dxa" w:w="6233"/>
             <w:tcMar>
               <w:top w:type="dxa" w:w="80"/>
               <w:left w:type="dxa" w:w="100"/>
@@ -18743,7 +18761,7 @@
         </w:trPr>
         <w:tc>
           <w:tcPr>
-            <w:tcW w:type="dxa" w:w="2642"/>
+            <w:tcW w:type="dxa" w:w="3067"/>
             <w:shd w:fill="F2F7F6" w:val="clear"/>
             <w:tcMar>
               <w:top w:type="dxa" w:w="80"/>
@@ -18769,7 +18787,7 @@
         </w:tc>
         <w:tc>
           <w:tcPr>
-            <w:tcW w:type="dxa" w:w="6658"/>
+            <w:tcW w:type="dxa" w:w="6233"/>
             <w:shd w:fill="F2F7F6" w:val="clear"/>
             <w:tcMar>
               <w:top w:type="dxa" w:w="80"/>
@@ -18800,7 +18818,7 @@
         </w:trPr>
         <w:tc>
           <w:tcPr>
-            <w:tcW w:type="dxa" w:w="2642"/>
+            <w:tcW w:type="dxa" w:w="3067"/>
             <w:tcMar>
               <w:top w:type="dxa" w:w="80"/>
               <w:left w:type="dxa" w:w="100"/>
@@ -18825,7 +18843,7 @@
         </w:tc>
         <w:tc>
           <w:tcPr>
-            <w:tcW w:type="dxa" w:w="6658"/>
+            <w:tcW w:type="dxa" w:w="6233"/>
             <w:tcMar>
               <w:top w:type="dxa" w:w="80"/>
               <w:left w:type="dxa" w:w="100"/>
@@ -18855,7 +18873,7 @@
         </w:trPr>
         <w:tc>
           <w:tcPr>
-            <w:tcW w:type="dxa" w:w="2642"/>
+            <w:tcW w:type="dxa" w:w="3067"/>
             <w:shd w:fill="F2F7F6" w:val="clear"/>
             <w:tcMar>
               <w:top w:type="dxa" w:w="80"/>
@@ -18881,7 +18899,7 @@
         </w:tc>
         <w:tc>
           <w:tcPr>
-            <w:tcW w:type="dxa" w:w="6658"/>
+            <w:tcW w:type="dxa" w:w="6233"/>
             <w:shd w:fill="F2F7F6" w:val="clear"/>
             <w:tcMar>
               <w:top w:type="dxa" w:w="80"/>
@@ -18957,10 +18975,10 @@
         </w:tblBorders>
       </w:tblPr>
       <w:tblGrid>
-        <w:gridCol w:w="2756"/>
-        <w:gridCol w:w="2181"/>
-        <w:gridCol w:w="3617"/>
-        <w:gridCol w:w="746"/>
+        <w:gridCol w:w="2091"/>
+        <w:gridCol w:w="3027"/>
+        <w:gridCol w:w="3467"/>
+        <w:gridCol w:w="715"/>
       </w:tblGrid>
       <w:tr>
         <w:trPr>
@@ -18968,7 +18986,7 @@
         </w:trPr>
         <w:tc>
           <w:tcPr>
-            <w:tcW w:type="dxa" w:w="2756"/>
+            <w:tcW w:type="dxa" w:w="2091"/>
             <w:shd w:fill="DCEBEA" w:val="clear"/>
             <w:tcMar>
               <w:top w:type="dxa" w:w="80"/>
@@ -18994,7 +19012,7 @@
         </w:tc>
         <w:tc>
           <w:tcPr>
-            <w:tcW w:type="dxa" w:w="2181"/>
+            <w:tcW w:type="dxa" w:w="3027"/>
             <w:shd w:fill="DCEBEA" w:val="clear"/>
             <w:tcMar>
               <w:top w:type="dxa" w:w="80"/>
@@ -19020,7 +19038,7 @@
         </w:tc>
         <w:tc>
           <w:tcPr>
-            <w:tcW w:type="dxa" w:w="3617"/>
+            <w:tcW w:type="dxa" w:w="3467"/>
             <w:shd w:fill="DCEBEA" w:val="clear"/>
             <w:tcMar>
               <w:top w:type="dxa" w:w="80"/>
@@ -19046,7 +19064,7 @@
         </w:tc>
         <w:tc>
           <w:tcPr>
-            <w:tcW w:type="dxa" w:w="746"/>
+            <w:tcW w:type="dxa" w:w="715"/>
             <w:shd w:fill="DCEBEA" w:val="clear"/>
             <w:tcMar>
               <w:top w:type="dxa" w:w="80"/>
@@ -19077,126 +19095,82 @@
         </w:trPr>
         <w:tc>
           <w:tcPr>
-            <w:tcW w:type="dxa" w:w="2756"/>
-            <w:tcMar>
-              <w:top w:type="dxa" w:w="80"/>
-              <w:left w:type="dxa" w:w="100"/>
-              <w:bottom w:type="dxa" w:w="80"/>
-              <w:right w:type="dxa" w:w="100"/>
-            </w:tcMar>
-            <w:vAlign w:val="top"/>
-          </w:tcPr>
-          <w:p>
-            <w:r>
-              <w:rPr>
-                <w:rFonts w:ascii="Consolas" w:cs="Consolas" w:eastAsia="Consolas" w:hAnsi="Consolas"/>
-                <w:b w:val="false"/>
-                <w:bCs w:val="false"/>
-                <w:color w:val="0B3F41"/>
-                <w:sz w:val="19"/>
-                <w:szCs w:val="19"/>
-              </w:rPr>
-              <w:t xml:space="preserve">extract_json</w:t>
-            </w:r>
-            <w:r>
-              <w:rPr>
-                <w:rFonts w:ascii="Calibri" w:cs="Calibri" w:eastAsia="Calibri" w:hAnsi="Calibri"/>
-                <w:b w:val="false"/>
-                <w:bCs w:val="false"/>
-                <w:color w:val="1B1F1F"/>
-                <w:sz w:val="20"/>
-                <w:szCs w:val="20"/>
-              </w:rPr>
-              <w:t xml:space="preserve">, </w:t>
-            </w:r>
-            <w:r>
-              <w:rPr>
-                <w:rFonts w:ascii="Consolas" w:cs="Consolas" w:eastAsia="Consolas" w:hAnsi="Consolas"/>
-                <w:b w:val="false"/>
-                <w:bCs w:val="false"/>
-                <w:color w:val="0B3F41"/>
-                <w:sz w:val="19"/>
-                <w:szCs w:val="19"/>
-              </w:rPr>
-              <w:t xml:space="preserve">validate</w:t>
-            </w:r>
-            <w:r>
-              <w:rPr>
-                <w:rFonts w:ascii="Calibri" w:cs="Calibri" w:eastAsia="Calibri" w:hAnsi="Calibri"/>
-                <w:b w:val="false"/>
-                <w:bCs w:val="false"/>
-                <w:color w:val="1B1F1F"/>
-                <w:sz w:val="20"/>
-                <w:szCs w:val="20"/>
-              </w:rPr>
-              <w:t xml:space="preserve">, </w:t>
-            </w:r>
-            <w:r>
-              <w:rPr>
-                <w:rFonts w:ascii="Consolas" w:cs="Consolas" w:eastAsia="Consolas" w:hAnsi="Consolas"/>
-                <w:b w:val="false"/>
-                <w:bCs w:val="false"/>
-                <w:color w:val="0B3F41"/>
-                <w:sz w:val="19"/>
-                <w:szCs w:val="19"/>
-              </w:rPr>
-              <w:t xml:space="preserve">parse_with_retry</w:t>
-            </w:r>
-          </w:p>
-        </w:tc>
-        <w:tc>
-          <w:tcPr>
-            <w:tcW w:type="dxa" w:w="2181"/>
-            <w:tcMar>
-              <w:top w:type="dxa" w:w="80"/>
-              <w:left w:type="dxa" w:w="100"/>
-              <w:bottom w:type="dxa" w:w="80"/>
-              <w:right w:type="dxa" w:w="100"/>
-            </w:tcMar>
-            <w:vAlign w:val="top"/>
-          </w:tcPr>
-          <w:p>
-            <w:r>
-              <w:rPr>
-                <w:rFonts w:ascii="Consolas" w:cs="Consolas" w:eastAsia="Consolas" w:hAnsi="Consolas"/>
-                <w:b w:val="false"/>
-                <w:bCs w:val="false"/>
-                <w:color w:val="0B3F41"/>
-                <w:sz w:val="19"/>
-                <w:szCs w:val="19"/>
-              </w:rPr>
-              <w:t xml:space="preserve">src/llm/schema.py</w:t>
-            </w:r>
-          </w:p>
-        </w:tc>
-        <w:tc>
-          <w:tcPr>
-            <w:tcW w:type="dxa" w:w="3617"/>
-            <w:tcMar>
-              <w:top w:type="dxa" w:w="80"/>
-              <w:left w:type="dxa" w:w="100"/>
-              <w:bottom w:type="dxa" w:w="80"/>
-              <w:right w:type="dxa" w:w="100"/>
-            </w:tcMar>
-            <w:vAlign w:val="top"/>
-          </w:tcPr>
-          <w:p>
-            <w:r>
-              <w:rPr>
-                <w:rFonts w:ascii="Calibri" w:cs="Calibri" w:eastAsia="Calibri" w:hAnsi="Calibri"/>
-                <w:b w:val="false"/>
-                <w:bCs w:val="false"/>
-                <w:color w:val="1B1F1F"/>
-                <w:sz w:val="20"/>
-                <w:szCs w:val="20"/>
-              </w:rPr>
-              <w:t xml:space="preserve">Ba lớp trong bốn lớp phòng vệ đầu ra có cấu trúc</w:t>
-            </w:r>
-          </w:p>
-        </w:tc>
-        <w:tc>
-          <w:tcPr>
-            <w:tcW w:type="dxa" w:w="746"/>
+            <w:tcW w:type="dxa" w:w="2091"/>
+            <w:tcMar>
+              <w:top w:type="dxa" w:w="80"/>
+              <w:left w:type="dxa" w:w="100"/>
+              <w:bottom w:type="dxa" w:w="80"/>
+              <w:right w:type="dxa" w:w="100"/>
+            </w:tcMar>
+            <w:vAlign w:val="top"/>
+          </w:tcPr>
+          <w:p>
+            <w:r>
+              <w:rPr>
+                <w:rFonts w:ascii="Consolas" w:cs="Consolas" w:eastAsia="Consolas" w:hAnsi="Consolas"/>
+                <w:b w:val="false"/>
+                <w:bCs w:val="false"/>
+                <w:color w:val="0B3F41"/>
+                <w:sz w:val="19"/>
+                <w:szCs w:val="19"/>
+              </w:rPr>
+              <w:t xml:space="preserve">classify</w:t>
+            </w:r>
+          </w:p>
+        </w:tc>
+        <w:tc>
+          <w:tcPr>
+            <w:tcW w:type="dxa" w:w="3027"/>
+            <w:tcMar>
+              <w:top w:type="dxa" w:w="80"/>
+              <w:left w:type="dxa" w:w="100"/>
+              <w:bottom w:type="dxa" w:w="80"/>
+              <w:right w:type="dxa" w:w="100"/>
+            </w:tcMar>
+            <w:vAlign w:val="top"/>
+          </w:tcPr>
+          <w:p>
+            <w:r>
+              <w:rPr>
+                <w:rFonts w:ascii="Consolas" w:cs="Consolas" w:eastAsia="Consolas" w:hAnsi="Consolas"/>
+                <w:b w:val="false"/>
+                <w:bCs w:val="false"/>
+                <w:color w:val="0B3F41"/>
+                <w:sz w:val="19"/>
+                <w:szCs w:val="19"/>
+              </w:rPr>
+              <w:t xml:space="preserve">src/agent/classifier.py</w:t>
+            </w:r>
+          </w:p>
+        </w:tc>
+        <w:tc>
+          <w:tcPr>
+            <w:tcW w:type="dxa" w:w="3467"/>
+            <w:tcMar>
+              <w:top w:type="dxa" w:w="80"/>
+              <w:left w:type="dxa" w:w="100"/>
+              <w:bottom w:type="dxa" w:w="80"/>
+              <w:right w:type="dxa" w:w="100"/>
+            </w:tcMar>
+            <w:vAlign w:val="top"/>
+          </w:tcPr>
+          <w:p>
+            <w:r>
+              <w:rPr>
+                <w:rFonts w:ascii="Calibri" w:cs="Calibri" w:eastAsia="Calibri" w:hAnsi="Calibri"/>
+                <w:b w:val="false"/>
+                <w:bCs w:val="false"/>
+                <w:color w:val="1B1F1F"/>
+                <w:sz w:val="20"/>
+                <w:szCs w:val="20"/>
+              </w:rPr>
+              <w:t xml:space="preserve">Phân loại ticket qua bốn lớp phòng vệ, không ném lỗi ra ngoài</w:t>
+            </w:r>
+          </w:p>
+        </w:tc>
+        <w:tc>
+          <w:tcPr>
+            <w:tcW w:type="dxa" w:w="715"/>
             <w:tcMar>
               <w:top w:type="dxa" w:w="80"/>
               <w:left w:type="dxa" w:w="100"/>
@@ -19226,7 +19200,7 @@
         </w:trPr>
         <w:tc>
           <w:tcPr>
-            <w:tcW w:type="dxa" w:w="2756"/>
+            <w:tcW w:type="dxa" w:w="2091"/>
             <w:shd w:fill="F2F7F6" w:val="clear"/>
             <w:tcMar>
               <w:top w:type="dxa" w:w="80"/>
@@ -19246,13 +19220,13 @@
                 <w:sz w:val="19"/>
                 <w:szCs w:val="19"/>
               </w:rPr>
-              <w:t xml:space="preserve">classify</w:t>
-            </w:r>
-          </w:p>
-        </w:tc>
-        <w:tc>
-          <w:tcPr>
-            <w:tcW w:type="dxa" w:w="2181"/>
+              <w:t xml:space="preserve">chunk_document</w:t>
+            </w:r>
+          </w:p>
+        </w:tc>
+        <w:tc>
+          <w:tcPr>
+            <w:tcW w:type="dxa" w:w="3027"/>
             <w:shd w:fill="F2F7F6" w:val="clear"/>
             <w:tcMar>
               <w:top w:type="dxa" w:w="80"/>
@@ -19272,13 +19246,13 @@
                 <w:sz w:val="19"/>
                 <w:szCs w:val="19"/>
               </w:rPr>
-              <w:t xml:space="preserve">src/agent/classifier.py</w:t>
-            </w:r>
-          </w:p>
-        </w:tc>
-        <w:tc>
-          <w:tcPr>
-            <w:tcW w:type="dxa" w:w="3617"/>
+              <w:t xml:space="preserve">src/knowledge/preparation.py</w:t>
+            </w:r>
+          </w:p>
+        </w:tc>
+        <w:tc>
+          <w:tcPr>
+            <w:tcW w:type="dxa" w:w="3467"/>
             <w:shd w:fill="F2F7F6" w:val="clear"/>
             <w:tcMar>
               <w:top w:type="dxa" w:w="80"/>
@@ -19298,13 +19272,13 @@
                 <w:sz w:val="20"/>
                 <w:szCs w:val="20"/>
               </w:rPr>
-              <w:t xml:space="preserve">Phân loại ticket qua bốn lớp phòng vệ, không ném lỗi ra ngoài</w:t>
-            </w:r>
-          </w:p>
-        </w:tc>
-        <w:tc>
-          <w:tcPr>
-            <w:tcW w:type="dxa" w:w="746"/>
+              <w:t xml:space="preserve">Chia tài liệu theo mục, giữ siêu dữ liệu để trích dẫn</w:t>
+            </w:r>
+          </w:p>
+        </w:tc>
+        <w:tc>
+          <w:tcPr>
+            <w:tcW w:type="dxa" w:w="715"/>
             <w:shd w:fill="F2F7F6" w:val="clear"/>
             <w:tcMar>
               <w:top w:type="dxa" w:w="80"/>
@@ -19335,82 +19309,82 @@
         </w:trPr>
         <w:tc>
           <w:tcPr>
-            <w:tcW w:type="dxa" w:w="2756"/>
-            <w:tcMar>
-              <w:top w:type="dxa" w:w="80"/>
-              <w:left w:type="dxa" w:w="100"/>
-              <w:bottom w:type="dxa" w:w="80"/>
-              <w:right w:type="dxa" w:w="100"/>
-            </w:tcMar>
-            <w:vAlign w:val="top"/>
-          </w:tcPr>
-          <w:p>
-            <w:r>
-              <w:rPr>
-                <w:rFonts w:ascii="Consolas" w:cs="Consolas" w:eastAsia="Consolas" w:hAnsi="Consolas"/>
-                <w:b w:val="false"/>
-                <w:bCs w:val="false"/>
-                <w:color w:val="0B3F41"/>
-                <w:sz w:val="19"/>
-                <w:szCs w:val="19"/>
-              </w:rPr>
-              <w:t xml:space="preserve">chunk_document</w:t>
-            </w:r>
-          </w:p>
-        </w:tc>
-        <w:tc>
-          <w:tcPr>
-            <w:tcW w:type="dxa" w:w="2181"/>
-            <w:tcMar>
-              <w:top w:type="dxa" w:w="80"/>
-              <w:left w:type="dxa" w:w="100"/>
-              <w:bottom w:type="dxa" w:w="80"/>
-              <w:right w:type="dxa" w:w="100"/>
-            </w:tcMar>
-            <w:vAlign w:val="top"/>
-          </w:tcPr>
-          <w:p>
-            <w:r>
-              <w:rPr>
-                <w:rFonts w:ascii="Consolas" w:cs="Consolas" w:eastAsia="Consolas" w:hAnsi="Consolas"/>
-                <w:b w:val="false"/>
-                <w:bCs w:val="false"/>
-                <w:color w:val="0B3F41"/>
-                <w:sz w:val="19"/>
-                <w:szCs w:val="19"/>
-              </w:rPr>
-              <w:t xml:space="preserve">src/knowledge/indexer.py</w:t>
-            </w:r>
-          </w:p>
-        </w:tc>
-        <w:tc>
-          <w:tcPr>
-            <w:tcW w:type="dxa" w:w="3617"/>
-            <w:tcMar>
-              <w:top w:type="dxa" w:w="80"/>
-              <w:left w:type="dxa" w:w="100"/>
-              <w:bottom w:type="dxa" w:w="80"/>
-              <w:right w:type="dxa" w:w="100"/>
-            </w:tcMar>
-            <w:vAlign w:val="top"/>
-          </w:tcPr>
-          <w:p>
-            <w:r>
-              <w:rPr>
-                <w:rFonts w:ascii="Calibri" w:cs="Calibri" w:eastAsia="Calibri" w:hAnsi="Calibri"/>
-                <w:b w:val="false"/>
-                <w:bCs w:val="false"/>
-                <w:color w:val="1B1F1F"/>
-                <w:sz w:val="20"/>
-                <w:szCs w:val="20"/>
-              </w:rPr>
-              <w:t xml:space="preserve">Chia tài liệu theo mục, gắn tiêu đề vào đầu mỗi chunk</w:t>
-            </w:r>
-          </w:p>
-        </w:tc>
-        <w:tc>
-          <w:tcPr>
-            <w:tcW w:type="dxa" w:w="746"/>
+            <w:tcW w:type="dxa" w:w="2091"/>
+            <w:tcMar>
+              <w:top w:type="dxa" w:w="80"/>
+              <w:left w:type="dxa" w:w="100"/>
+              <w:bottom w:type="dxa" w:w="80"/>
+              <w:right w:type="dxa" w:w="100"/>
+            </w:tcMar>
+            <w:vAlign w:val="top"/>
+          </w:tcPr>
+          <w:p>
+            <w:r>
+              <w:rPr>
+                <w:rFonts w:ascii="Consolas" w:cs="Consolas" w:eastAsia="Consolas" w:hAnsi="Consolas"/>
+                <w:b w:val="false"/>
+                <w:bCs w:val="false"/>
+                <w:color w:val="0B3F41"/>
+                <w:sz w:val="19"/>
+                <w:szCs w:val="19"/>
+              </w:rPr>
+              <w:t xml:space="preserve">embed_chunks</w:t>
+            </w:r>
+          </w:p>
+        </w:tc>
+        <w:tc>
+          <w:tcPr>
+            <w:tcW w:type="dxa" w:w="3027"/>
+            <w:tcMar>
+              <w:top w:type="dxa" w:w="80"/>
+              <w:left w:type="dxa" w:w="100"/>
+              <w:bottom w:type="dxa" w:w="80"/>
+              <w:right w:type="dxa" w:w="100"/>
+            </w:tcMar>
+            <w:vAlign w:val="top"/>
+          </w:tcPr>
+          <w:p>
+            <w:r>
+              <w:rPr>
+                <w:rFonts w:ascii="Consolas" w:cs="Consolas" w:eastAsia="Consolas" w:hAnsi="Consolas"/>
+                <w:b w:val="false"/>
+                <w:bCs w:val="false"/>
+                <w:color w:val="0B3F41"/>
+                <w:sz w:val="19"/>
+                <w:szCs w:val="19"/>
+              </w:rPr>
+              <w:t xml:space="preserve">src/knowledge/embedding.py</w:t>
+            </w:r>
+          </w:p>
+        </w:tc>
+        <w:tc>
+          <w:tcPr>
+            <w:tcW w:type="dxa" w:w="3467"/>
+            <w:tcMar>
+              <w:top w:type="dxa" w:w="80"/>
+              <w:left w:type="dxa" w:w="100"/>
+              <w:bottom w:type="dxa" w:w="80"/>
+              <w:right w:type="dxa" w:w="100"/>
+            </w:tcMar>
+            <w:vAlign w:val="top"/>
+          </w:tcPr>
+          <w:p>
+            <w:r>
+              <w:rPr>
+                <w:rFonts w:ascii="Calibri" w:cs="Calibri" w:eastAsia="Calibri" w:hAnsi="Calibri"/>
+                <w:b w:val="false"/>
+                <w:bCs w:val="false"/>
+                <w:color w:val="1B1F1F"/>
+                <w:sz w:val="20"/>
+                <w:szCs w:val="20"/>
+              </w:rPr>
+              <w:t xml:space="preserve">Gọi model embedding theo lô, giữ nguyên thứ tự</w:t>
+            </w:r>
+          </w:p>
+        </w:tc>
+        <w:tc>
+          <w:tcPr>
+            <w:tcW w:type="dxa" w:w="715"/>
             <w:tcMar>
               <w:top w:type="dxa" w:w="80"/>
               <w:left w:type="dxa" w:w="100"/>
@@ -19440,7 +19414,7 @@
         </w:trPr>
         <w:tc>
           <w:tcPr>
-            <w:tcW w:type="dxa" w:w="2756"/>
+            <w:tcW w:type="dxa" w:w="2091"/>
             <w:shd w:fill="F2F7F6" w:val="clear"/>
             <w:tcMar>
               <w:top w:type="dxa" w:w="80"/>
@@ -19460,24 +19434,13 @@
                 <w:sz w:val="19"/>
                 <w:szCs w:val="19"/>
               </w:rPr>
-              <w:t xml:space="preserve">retrieve</w:t>
-            </w:r>
-            <w:r>
-              <w:rPr>
-                <w:rFonts w:ascii="Calibri" w:cs="Calibri" w:eastAsia="Calibri" w:hAnsi="Calibri"/>
-                <w:b w:val="false"/>
-                <w:bCs w:val="false"/>
-                <w:color w:val="1B1F1F"/>
-                <w:sz w:val="20"/>
-                <w:szCs w:val="20"/>
-              </w:rPr>
-              <w:t xml:space="preserve"> (phần ngưỡng)</w:t>
-            </w:r>
-          </w:p>
-        </w:tc>
-        <w:tc>
-          <w:tcPr>
-            <w:tcW w:type="dxa" w:w="2181"/>
+              <w:t xml:space="preserve">hybrid_search</w:t>
+            </w:r>
+          </w:p>
+        </w:tc>
+        <w:tc>
+          <w:tcPr>
+            <w:tcW w:type="dxa" w:w="3027"/>
             <w:shd w:fill="F2F7F6" w:val="clear"/>
             <w:tcMar>
               <w:top w:type="dxa" w:w="80"/>
@@ -19497,13 +19460,13 @@
                 <w:sz w:val="19"/>
                 <w:szCs w:val="19"/>
               </w:rPr>
-              <w:t xml:space="preserve">src/knowledge/retriever.py</w:t>
-            </w:r>
-          </w:p>
-        </w:tc>
-        <w:tc>
-          <w:tcPr>
-            <w:tcW w:type="dxa" w:w="3617"/>
+              <w:t xml:space="preserve">src/retrieval/search.py</w:t>
+            </w:r>
+          </w:p>
+        </w:tc>
+        <w:tc>
+          <w:tcPr>
+            <w:tcW w:type="dxa" w:w="3467"/>
             <w:shd w:fill="F2F7F6" w:val="clear"/>
             <w:tcMar>
               <w:top w:type="dxa" w:w="80"/>
@@ -19523,13 +19486,13 @@
                 <w:sz w:val="20"/>
                 <w:szCs w:val="20"/>
               </w:rPr>
-              <w:t xml:space="preserve">Điểm dưới ngưỡng thì không đủ căn cứ, chuyển người</w:t>
-            </w:r>
-          </w:p>
-        </w:tc>
-        <w:tc>
-          <w:tcPr>
-            <w:tcW w:type="dxa" w:w="746"/>
+              <w:t xml:space="preserve">Chấm điểm keyword, semantic, hybrid rồi lấy top-k</w:t>
+            </w:r>
+          </w:p>
+        </w:tc>
+        <w:tc>
+          <w:tcPr>
+            <w:tcW w:type="dxa" w:w="715"/>
             <w:shd w:fill="F2F7F6" w:val="clear"/>
             <w:tcMar>
               <w:top w:type="dxa" w:w="80"/>
@@ -19560,123 +19523,101 @@
         </w:trPr>
         <w:tc>
           <w:tcPr>
-            <w:tcW w:type="dxa" w:w="2756"/>
-            <w:tcMar>
-              <w:top w:type="dxa" w:w="80"/>
-              <w:left w:type="dxa" w:w="100"/>
-              <w:bottom w:type="dxa" w:w="80"/>
-              <w:right w:type="dxa" w:w="100"/>
-            </w:tcMar>
-            <w:vAlign w:val="top"/>
-          </w:tcPr>
-          <w:p>
-            <w:r>
-              <w:rPr>
-                <w:rFonts w:ascii="Consolas" w:cs="Consolas" w:eastAsia="Consolas" w:hAnsi="Consolas"/>
-                <w:b w:val="false"/>
-                <w:bCs w:val="false"/>
-                <w:color w:val="0B3F41"/>
-                <w:sz w:val="19"/>
-                <w:szCs w:val="19"/>
-              </w:rPr>
-              <w:t xml:space="preserve">validate_args</w:t>
-            </w:r>
-            <w:r>
-              <w:rPr>
-                <w:rFonts w:ascii="Calibri" w:cs="Calibri" w:eastAsia="Calibri" w:hAnsi="Calibri"/>
-                <w:b w:val="false"/>
-                <w:bCs w:val="false"/>
-                <w:color w:val="1B1F1F"/>
-                <w:sz w:val="20"/>
-                <w:szCs w:val="20"/>
-              </w:rPr>
-              <w:t xml:space="preserve">, </w:t>
-            </w:r>
-            <w:r>
-              <w:rPr>
-                <w:rFonts w:ascii="Consolas" w:cs="Consolas" w:eastAsia="Consolas" w:hAnsi="Consolas"/>
-                <w:b w:val="false"/>
-                <w:bCs w:val="false"/>
-                <w:color w:val="0B3F41"/>
-                <w:sz w:val="19"/>
-                <w:szCs w:val="19"/>
-              </w:rPr>
-              <w:t xml:space="preserve">rule_based_plan</w:t>
-            </w:r>
-          </w:p>
-        </w:tc>
-        <w:tc>
-          <w:tcPr>
-            <w:tcW w:type="dxa" w:w="2181"/>
-            <w:tcMar>
-              <w:top w:type="dxa" w:w="80"/>
-              <w:left w:type="dxa" w:w="100"/>
-              <w:bottom w:type="dxa" w:w="80"/>
-              <w:right w:type="dxa" w:w="100"/>
-            </w:tcMar>
-            <w:vAlign w:val="top"/>
-          </w:tcPr>
-          <w:p>
-            <w:r>
-              <w:rPr>
-                <w:rFonts w:ascii="Consolas" w:cs="Consolas" w:eastAsia="Consolas" w:hAnsi="Consolas"/>
-                <w:b w:val="false"/>
-                <w:bCs w:val="false"/>
-                <w:color w:val="0B3F41"/>
-                <w:sz w:val="19"/>
-                <w:szCs w:val="19"/>
-              </w:rPr>
-              <w:t xml:space="preserve">src/agent/tools.py</w:t>
-            </w:r>
-          </w:p>
-        </w:tc>
-        <w:tc>
-          <w:tcPr>
-            <w:tcW w:type="dxa" w:w="3617"/>
-            <w:tcMar>
-              <w:top w:type="dxa" w:w="80"/>
-              <w:left w:type="dxa" w:w="100"/>
-              <w:bottom w:type="dxa" w:w="80"/>
-              <w:right w:type="dxa" w:w="100"/>
-            </w:tcMar>
-            <w:vAlign w:val="top"/>
-          </w:tcPr>
-          <w:p>
-            <w:r>
-              <w:rPr>
-                <w:rFonts w:ascii="Calibri" w:cs="Calibri" w:eastAsia="Calibri" w:hAnsi="Calibri"/>
-                <w:b w:val="false"/>
-                <w:bCs w:val="false"/>
-                <w:color w:val="1B1F1F"/>
-                <w:sz w:val="20"/>
-                <w:szCs w:val="20"/>
-              </w:rPr>
-              <w:t xml:space="preserve">Xác thực tham số trước khi chạy công cụ; đường lùi theo luật</w:t>
-            </w:r>
-          </w:p>
-        </w:tc>
-        <w:tc>
-          <w:tcPr>
-            <w:tcW w:type="dxa" w:w="746"/>
-            <w:tcMar>
-              <w:top w:type="dxa" w:w="80"/>
-              <w:left w:type="dxa" w:w="100"/>
-              <w:bottom w:type="dxa" w:w="80"/>
-              <w:right w:type="dxa" w:w="100"/>
-            </w:tcMar>
-            <w:vAlign w:val="top"/>
-          </w:tcPr>
-          <w:p>
-            <w:r>
-              <w:rPr>
-                <w:rFonts w:ascii="Calibri" w:cs="Calibri" w:eastAsia="Calibri" w:hAnsi="Calibri"/>
-                <w:b w:val="false"/>
-                <w:bCs w:val="false"/>
-                <w:color w:val="1B1F1F"/>
-                <w:sz w:val="20"/>
-                <w:szCs w:val="20"/>
-              </w:rPr>
-              <w:t xml:space="preserve">Lab 4</w:t>
+            <w:tcW w:type="dxa" w:w="2091"/>
+            <w:tcMar>
+              <w:top w:type="dxa" w:w="80"/>
+              <w:left w:type="dxa" w:w="100"/>
+              <w:bottom w:type="dxa" w:w="80"/>
+              <w:right w:type="dxa" w:w="100"/>
+            </w:tcMar>
+            <w:vAlign w:val="top"/>
+          </w:tcPr>
+          <w:p>
+            <w:r>
+              <w:rPr>
+                <w:rFonts w:ascii="Consolas" w:cs="Consolas" w:eastAsia="Consolas" w:hAnsi="Consolas"/>
+                <w:b w:val="false"/>
+                <w:bCs w:val="false"/>
+                <w:color w:val="0B3F41"/>
+                <w:sz w:val="19"/>
+                <w:szCs w:val="19"/>
+              </w:rPr>
+              <w:t xml:space="preserve">judge_evidence</w:t>
+            </w:r>
+          </w:p>
+        </w:tc>
+        <w:tc>
+          <w:tcPr>
+            <w:tcW w:type="dxa" w:w="3027"/>
+            <w:tcMar>
+              <w:top w:type="dxa" w:w="80"/>
+              <w:left w:type="dxa" w:w="100"/>
+              <w:bottom w:type="dxa" w:w="80"/>
+              <w:right w:type="dxa" w:w="100"/>
+            </w:tcMar>
+            <w:vAlign w:val="top"/>
+          </w:tcPr>
+          <w:p>
+            <w:r>
+              <w:rPr>
+                <w:rFonts w:ascii="Consolas" w:cs="Consolas" w:eastAsia="Consolas" w:hAnsi="Consolas"/>
+                <w:b w:val="false"/>
+                <w:bCs w:val="false"/>
+                <w:color w:val="0B3F41"/>
+                <w:sz w:val="19"/>
+                <w:szCs w:val="19"/>
+              </w:rPr>
+              <w:t xml:space="preserve">src/retrieval/filters.py</w:t>
+            </w:r>
+          </w:p>
+        </w:tc>
+        <w:tc>
+          <w:tcPr>
+            <w:tcW w:type="dxa" w:w="3467"/>
+            <w:tcMar>
+              <w:top w:type="dxa" w:w="80"/>
+              <w:left w:type="dxa" w:w="100"/>
+              <w:bottom w:type="dxa" w:w="80"/>
+              <w:right w:type="dxa" w:w="100"/>
+            </w:tcMar>
+            <w:vAlign w:val="top"/>
+          </w:tcPr>
+          <w:p>
+            <w:r>
+              <w:rPr>
+                <w:rFonts w:ascii="Calibri" w:cs="Calibri" w:eastAsia="Calibri" w:hAnsi="Calibri"/>
+                <w:b w:val="false"/>
+                <w:bCs w:val="false"/>
+                <w:color w:val="1B1F1F"/>
+                <w:sz w:val="20"/>
+                <w:szCs w:val="20"/>
+              </w:rPr>
+              <w:t xml:space="preserve">Điểm dưới ngưỡng thì không đủ căn cứ, chuyển người</w:t>
+            </w:r>
+          </w:p>
+        </w:tc>
+        <w:tc>
+          <w:tcPr>
+            <w:tcW w:type="dxa" w:w="715"/>
+            <w:tcMar>
+              <w:top w:type="dxa" w:w="80"/>
+              <w:left w:type="dxa" w:w="100"/>
+              <w:bottom w:type="dxa" w:w="80"/>
+              <w:right w:type="dxa" w:w="100"/>
+            </w:tcMar>
+            <w:vAlign w:val="top"/>
+          </w:tcPr>
+          <w:p>
+            <w:r>
+              <w:rPr>
+                <w:rFonts w:ascii="Calibri" w:cs="Calibri" w:eastAsia="Calibri" w:hAnsi="Calibri"/>
+                <w:b w:val="false"/>
+                <w:bCs w:val="false"/>
+                <w:color w:val="1B1F1F"/>
+                <w:sz w:val="20"/>
+                <w:szCs w:val="20"/>
+              </w:rPr>
+              <w:t xml:space="preserve">Lab 3</w:t>
             </w:r>
           </w:p>
         </w:tc>
@@ -19687,7 +19628,7 @@
         </w:trPr>
         <w:tc>
           <w:tcPr>
-            <w:tcW w:type="dxa" w:w="2756"/>
+            <w:tcW w:type="dxa" w:w="2091"/>
             <w:shd w:fill="F2F7F6" w:val="clear"/>
             <w:tcMar>
               <w:top w:type="dxa" w:w="80"/>
@@ -19707,13 +19648,13 @@
                 <w:sz w:val="19"/>
                 <w:szCs w:val="19"/>
               </w:rPr>
-              <w:t xml:space="preserve">generate_reply</w:t>
-            </w:r>
-          </w:p>
-        </w:tc>
-        <w:tc>
-          <w:tcPr>
-            <w:tcW w:type="dxa" w:w="2181"/>
+              <w:t xml:space="preserve">assemble_context</w:t>
+            </w:r>
+          </w:p>
+        </w:tc>
+        <w:tc>
+          <w:tcPr>
+            <w:tcW w:type="dxa" w:w="3027"/>
             <w:shd w:fill="F2F7F6" w:val="clear"/>
             <w:tcMar>
               <w:top w:type="dxa" w:w="80"/>
@@ -19733,13 +19674,13 @@
                 <w:sz w:val="19"/>
                 <w:szCs w:val="19"/>
               </w:rPr>
-              <w:t xml:space="preserve">src/agent/generator.py</w:t>
-            </w:r>
-          </w:p>
-        </w:tc>
-        <w:tc>
-          <w:tcPr>
-            <w:tcW w:type="dxa" w:w="3617"/>
+              <w:t xml:space="preserve">src/context/assemble.py</w:t>
+            </w:r>
+          </w:p>
+        </w:tc>
+        <w:tc>
+          <w:tcPr>
+            <w:tcW w:type="dxa" w:w="3467"/>
             <w:shd w:fill="F2F7F6" w:val="clear"/>
             <w:tcMar>
               <w:top w:type="dxa" w:w="80"/>
@@ -19759,13 +19700,13 @@
                 <w:sz w:val="20"/>
                 <w:szCs w:val="20"/>
               </w:rPr>
-              <w:t xml:space="preserve">Không đủ căn cứ thì không gọi model</w:t>
-            </w:r>
-          </w:p>
-        </w:tc>
-        <w:tc>
-          <w:tcPr>
-            <w:tcW w:type="dxa" w:w="746"/>
+              <w:t xml:space="preserve">Ghép đoạn có trích dẫn trong ngân sách ký tự</w:t>
+            </w:r>
+          </w:p>
+        </w:tc>
+        <w:tc>
+          <w:tcPr>
+            <w:tcW w:type="dxa" w:w="715"/>
             <w:shd w:fill="F2F7F6" w:val="clear"/>
             <w:tcMar>
               <w:top w:type="dxa" w:w="80"/>
@@ -19785,7 +19726,7 @@
                 <w:sz w:val="20"/>
                 <w:szCs w:val="20"/>
               </w:rPr>
-              <w:t xml:space="preserve">Lab 4</w:t>
+              <w:t xml:space="preserve">Lab 3</w:t>
             </w:r>
           </w:p>
         </w:tc>
@@ -19796,82 +19737,104 @@
         </w:trPr>
         <w:tc>
           <w:tcPr>
-            <w:tcW w:type="dxa" w:w="2756"/>
-            <w:tcMar>
-              <w:top w:type="dxa" w:w="80"/>
-              <w:left w:type="dxa" w:w="100"/>
-              <w:bottom w:type="dxa" w:w="80"/>
-              <w:right w:type="dxa" w:w="100"/>
-            </w:tcMar>
-            <w:vAlign w:val="top"/>
-          </w:tcPr>
-          <w:p>
-            <w:r>
-              <w:rPr>
-                <w:rFonts w:ascii="Consolas" w:cs="Consolas" w:eastAsia="Consolas" w:hAnsi="Consolas"/>
-                <w:b w:val="false"/>
-                <w:bCs w:val="false"/>
-                <w:color w:val="0B3F41"/>
-                <w:sz w:val="19"/>
-                <w:szCs w:val="19"/>
-              </w:rPr>
-              <w:t xml:space="preserve">check_input</w:t>
-            </w:r>
-          </w:p>
-        </w:tc>
-        <w:tc>
-          <w:tcPr>
-            <w:tcW w:type="dxa" w:w="2181"/>
-            <w:tcMar>
-              <w:top w:type="dxa" w:w="80"/>
-              <w:left w:type="dxa" w:w="100"/>
-              <w:bottom w:type="dxa" w:w="80"/>
-              <w:right w:type="dxa" w:w="100"/>
-            </w:tcMar>
-            <w:vAlign w:val="top"/>
-          </w:tcPr>
-          <w:p>
-            <w:r>
-              <w:rPr>
-                <w:rFonts w:ascii="Consolas" w:cs="Consolas" w:eastAsia="Consolas" w:hAnsi="Consolas"/>
-                <w:b w:val="false"/>
-                <w:bCs w:val="false"/>
-                <w:color w:val="0B3F41"/>
-                <w:sz w:val="19"/>
-                <w:szCs w:val="19"/>
-              </w:rPr>
-              <w:t xml:space="preserve">src/guardrails/input_rules.py</w:t>
-            </w:r>
-          </w:p>
-        </w:tc>
-        <w:tc>
-          <w:tcPr>
-            <w:tcW w:type="dxa" w:w="3617"/>
-            <w:tcMar>
-              <w:top w:type="dxa" w:w="80"/>
-              <w:left w:type="dxa" w:w="100"/>
-              <w:bottom w:type="dxa" w:w="80"/>
-              <w:right w:type="dxa" w:w="100"/>
-            </w:tcMar>
-            <w:vAlign w:val="top"/>
-          </w:tcPr>
-          <w:p>
-            <w:r>
-              <w:rPr>
-                <w:rFonts w:ascii="Calibri" w:cs="Calibri" w:eastAsia="Calibri" w:hAnsi="Calibri"/>
-                <w:b w:val="false"/>
-                <w:bCs w:val="false"/>
-                <w:color w:val="1B1F1F"/>
-                <w:sz w:val="20"/>
-                <w:szCs w:val="20"/>
-              </w:rPr>
-              <w:t xml:space="preserve">Ba kiểm tra đầu vào: chèn lệnh, thông tin cá nhân, ticket rác</w:t>
-            </w:r>
-          </w:p>
-        </w:tc>
-        <w:tc>
-          <w:tcPr>
-            <w:tcW w:type="dxa" w:w="746"/>
+            <w:tcW w:type="dxa" w:w="2091"/>
+            <w:tcMar>
+              <w:top w:type="dxa" w:w="80"/>
+              <w:left w:type="dxa" w:w="100"/>
+              <w:bottom w:type="dxa" w:w="80"/>
+              <w:right w:type="dxa" w:w="100"/>
+            </w:tcMar>
+            <w:vAlign w:val="top"/>
+          </w:tcPr>
+          <w:p>
+            <w:r>
+              <w:rPr>
+                <w:rFonts w:ascii="Consolas" w:cs="Consolas" w:eastAsia="Consolas" w:hAnsi="Consolas"/>
+                <w:b w:val="false"/>
+                <w:bCs w:val="false"/>
+                <w:color w:val="0B3F41"/>
+                <w:sz w:val="19"/>
+                <w:szCs w:val="19"/>
+              </w:rPr>
+              <w:t xml:space="preserve">validate_args</w:t>
+            </w:r>
+            <w:r>
+              <w:rPr>
+                <w:rFonts w:ascii="Calibri" w:cs="Calibri" w:eastAsia="Calibri" w:hAnsi="Calibri"/>
+                <w:b w:val="false"/>
+                <w:bCs w:val="false"/>
+                <w:color w:val="1B1F1F"/>
+                <w:sz w:val="20"/>
+                <w:szCs w:val="20"/>
+              </w:rPr>
+              <w:t xml:space="preserve">, </w:t>
+            </w:r>
+            <w:r>
+              <w:rPr>
+                <w:rFonts w:ascii="Consolas" w:cs="Consolas" w:eastAsia="Consolas" w:hAnsi="Consolas"/>
+                <w:b w:val="false"/>
+                <w:bCs w:val="false"/>
+                <w:color w:val="0B3F41"/>
+                <w:sz w:val="19"/>
+                <w:szCs w:val="19"/>
+              </w:rPr>
+              <w:t xml:space="preserve">rule_based_plan</w:t>
+            </w:r>
+          </w:p>
+        </w:tc>
+        <w:tc>
+          <w:tcPr>
+            <w:tcW w:type="dxa" w:w="3027"/>
+            <w:tcMar>
+              <w:top w:type="dxa" w:w="80"/>
+              <w:left w:type="dxa" w:w="100"/>
+              <w:bottom w:type="dxa" w:w="80"/>
+              <w:right w:type="dxa" w:w="100"/>
+            </w:tcMar>
+            <w:vAlign w:val="top"/>
+          </w:tcPr>
+          <w:p>
+            <w:r>
+              <w:rPr>
+                <w:rFonts w:ascii="Consolas" w:cs="Consolas" w:eastAsia="Consolas" w:hAnsi="Consolas"/>
+                <w:b w:val="false"/>
+                <w:bCs w:val="false"/>
+                <w:color w:val="0B3F41"/>
+                <w:sz w:val="19"/>
+                <w:szCs w:val="19"/>
+              </w:rPr>
+              <w:t xml:space="preserve">src/agent/tools.py</w:t>
+            </w:r>
+          </w:p>
+        </w:tc>
+        <w:tc>
+          <w:tcPr>
+            <w:tcW w:type="dxa" w:w="3467"/>
+            <w:tcMar>
+              <w:top w:type="dxa" w:w="80"/>
+              <w:left w:type="dxa" w:w="100"/>
+              <w:bottom w:type="dxa" w:w="80"/>
+              <w:right w:type="dxa" w:w="100"/>
+            </w:tcMar>
+            <w:vAlign w:val="top"/>
+          </w:tcPr>
+          <w:p>
+            <w:r>
+              <w:rPr>
+                <w:rFonts w:ascii="Calibri" w:cs="Calibri" w:eastAsia="Calibri" w:hAnsi="Calibri"/>
+                <w:b w:val="false"/>
+                <w:bCs w:val="false"/>
+                <w:color w:val="1B1F1F"/>
+                <w:sz w:val="20"/>
+                <w:szCs w:val="20"/>
+              </w:rPr>
+              <w:t xml:space="preserve">Xác thực tham số trước khi chạy công cụ; đường lùi theo luật</w:t>
+            </w:r>
+          </w:p>
+        </w:tc>
+        <w:tc>
+          <w:tcPr>
+            <w:tcW w:type="dxa" w:w="715"/>
             <w:tcMar>
               <w:top w:type="dxa" w:w="80"/>
               <w:left w:type="dxa" w:w="100"/>
@@ -19901,7 +19864,7 @@
         </w:trPr>
         <w:tc>
           <w:tcPr>
-            <w:tcW w:type="dxa" w:w="2756"/>
+            <w:tcW w:type="dxa" w:w="2091"/>
             <w:shd w:fill="F2F7F6" w:val="clear"/>
             <w:tcMar>
               <w:top w:type="dxa" w:w="80"/>
@@ -19921,13 +19884,13 @@
                 <w:sz w:val="19"/>
                 <w:szCs w:val="19"/>
               </w:rPr>
-              <w:t xml:space="preserve">process_ticket</w:t>
-            </w:r>
-          </w:p>
-        </w:tc>
-        <w:tc>
-          <w:tcPr>
-            <w:tcW w:type="dxa" w:w="2181"/>
+              <w:t xml:space="preserve">generate_reply</w:t>
+            </w:r>
+          </w:p>
+        </w:tc>
+        <w:tc>
+          <w:tcPr>
+            <w:tcW w:type="dxa" w:w="3027"/>
             <w:shd w:fill="F2F7F6" w:val="clear"/>
             <w:tcMar>
               <w:top w:type="dxa" w:w="80"/>
@@ -19947,13 +19910,13 @@
                 <w:sz w:val="19"/>
                 <w:szCs w:val="19"/>
               </w:rPr>
-              <w:t xml:space="preserve">src/agent/workflow.py</w:t>
-            </w:r>
-          </w:p>
-        </w:tc>
-        <w:tc>
-          <w:tcPr>
-            <w:tcW w:type="dxa" w:w="3617"/>
+              <w:t xml:space="preserve">src/agent/generator.py</w:t>
+            </w:r>
+          </w:p>
+        </w:tc>
+        <w:tc>
+          <w:tcPr>
+            <w:tcW w:type="dxa" w:w="3467"/>
             <w:shd w:fill="F2F7F6" w:val="clear"/>
             <w:tcMar>
               <w:top w:type="dxa" w:w="80"/>
@@ -19973,13 +19936,13 @@
                 <w:sz w:val="20"/>
                 <w:szCs w:val="20"/>
               </w:rPr>
-              <w:t xml:space="preserve">Ghép quy trình, đặt tối thiểu 4 điều kiện chuyển người</w:t>
-            </w:r>
-          </w:p>
-        </w:tc>
-        <w:tc>
-          <w:tcPr>
-            <w:tcW w:type="dxa" w:w="746"/>
+              <w:t xml:space="preserve">Không đủ căn cứ thì không gọi model</w:t>
+            </w:r>
+          </w:p>
+        </w:tc>
+        <w:tc>
+          <w:tcPr>
+            <w:tcW w:type="dxa" w:w="715"/>
             <w:shd w:fill="F2F7F6" w:val="clear"/>
             <w:tcMar>
               <w:top w:type="dxa" w:w="80"/>
@@ -20010,82 +19973,82 @@
         </w:trPr>
         <w:tc>
           <w:tcPr>
-            <w:tcW w:type="dxa" w:w="2756"/>
-            <w:tcMar>
-              <w:top w:type="dxa" w:w="80"/>
-              <w:left w:type="dxa" w:w="100"/>
-              <w:bottom w:type="dxa" w:w="80"/>
-              <w:right w:type="dxa" w:w="100"/>
-            </w:tcMar>
-            <w:vAlign w:val="top"/>
-          </w:tcPr>
-          <w:p>
-            <w:r>
-              <w:rPr>
-                <w:rFonts w:ascii="Consolas" w:cs="Consolas" w:eastAsia="Consolas" w:hAnsi="Consolas"/>
-                <w:b w:val="false"/>
-                <w:bCs w:val="false"/>
-                <w:color w:val="0B3F41"/>
-                <w:sz w:val="19"/>
-                <w:szCs w:val="19"/>
-              </w:rPr>
-              <w:t xml:space="preserve">record_review</w:t>
-            </w:r>
-          </w:p>
-        </w:tc>
-        <w:tc>
-          <w:tcPr>
-            <w:tcW w:type="dxa" w:w="2181"/>
-            <w:tcMar>
-              <w:top w:type="dxa" w:w="80"/>
-              <w:left w:type="dxa" w:w="100"/>
-              <w:bottom w:type="dxa" w:w="80"/>
-              <w:right w:type="dxa" w:w="100"/>
-            </w:tcMar>
-            <w:vAlign w:val="top"/>
-          </w:tcPr>
-          <w:p>
-            <w:r>
-              <w:rPr>
-                <w:rFonts w:ascii="Consolas" w:cs="Consolas" w:eastAsia="Consolas" w:hAnsi="Consolas"/>
-                <w:b w:val="false"/>
-                <w:bCs w:val="false"/>
-                <w:color w:val="0B3F41"/>
-                <w:sz w:val="19"/>
-                <w:szCs w:val="19"/>
-              </w:rPr>
-              <w:t xml:space="preserve">src/store.py</w:t>
-            </w:r>
-          </w:p>
-        </w:tc>
-        <w:tc>
-          <w:tcPr>
-            <w:tcW w:type="dxa" w:w="3617"/>
-            <w:tcMar>
-              <w:top w:type="dxa" w:w="80"/>
-              <w:left w:type="dxa" w:w="100"/>
-              <w:bottom w:type="dxa" w:w="80"/>
-              <w:right w:type="dxa" w:w="100"/>
-            </w:tcMar>
-            <w:vAlign w:val="top"/>
-          </w:tcPr>
-          <w:p>
-            <w:r>
-              <w:rPr>
-                <w:rFonts w:ascii="Calibri" w:cs="Calibri" w:eastAsia="Calibri" w:hAnsi="Calibri"/>
-                <w:b w:val="false"/>
-                <w:bCs w:val="false"/>
-                <w:color w:val="1B1F1F"/>
-                <w:sz w:val="20"/>
-                <w:szCs w:val="20"/>
-              </w:rPr>
-              <w:t xml:space="preserve">Ghi thao tác duyệt; từ chối bắt buộc kèm lý do</w:t>
-            </w:r>
-          </w:p>
-        </w:tc>
-        <w:tc>
-          <w:tcPr>
-            <w:tcW w:type="dxa" w:w="746"/>
+            <w:tcW w:type="dxa" w:w="2091"/>
+            <w:tcMar>
+              <w:top w:type="dxa" w:w="80"/>
+              <w:left w:type="dxa" w:w="100"/>
+              <w:bottom w:type="dxa" w:w="80"/>
+              <w:right w:type="dxa" w:w="100"/>
+            </w:tcMar>
+            <w:vAlign w:val="top"/>
+          </w:tcPr>
+          <w:p>
+            <w:r>
+              <w:rPr>
+                <w:rFonts w:ascii="Consolas" w:cs="Consolas" w:eastAsia="Consolas" w:hAnsi="Consolas"/>
+                <w:b w:val="false"/>
+                <w:bCs w:val="false"/>
+                <w:color w:val="0B3F41"/>
+                <w:sz w:val="19"/>
+                <w:szCs w:val="19"/>
+              </w:rPr>
+              <w:t xml:space="preserve">check_input</w:t>
+            </w:r>
+          </w:p>
+        </w:tc>
+        <w:tc>
+          <w:tcPr>
+            <w:tcW w:type="dxa" w:w="3027"/>
+            <w:tcMar>
+              <w:top w:type="dxa" w:w="80"/>
+              <w:left w:type="dxa" w:w="100"/>
+              <w:bottom w:type="dxa" w:w="80"/>
+              <w:right w:type="dxa" w:w="100"/>
+            </w:tcMar>
+            <w:vAlign w:val="top"/>
+          </w:tcPr>
+          <w:p>
+            <w:r>
+              <w:rPr>
+                <w:rFonts w:ascii="Consolas" w:cs="Consolas" w:eastAsia="Consolas" w:hAnsi="Consolas"/>
+                <w:b w:val="false"/>
+                <w:bCs w:val="false"/>
+                <w:color w:val="0B3F41"/>
+                <w:sz w:val="19"/>
+                <w:szCs w:val="19"/>
+              </w:rPr>
+              <w:t xml:space="preserve">src/guardrails/input_rules.py</w:t>
+            </w:r>
+          </w:p>
+        </w:tc>
+        <w:tc>
+          <w:tcPr>
+            <w:tcW w:type="dxa" w:w="3467"/>
+            <w:tcMar>
+              <w:top w:type="dxa" w:w="80"/>
+              <w:left w:type="dxa" w:w="100"/>
+              <w:bottom w:type="dxa" w:w="80"/>
+              <w:right w:type="dxa" w:w="100"/>
+            </w:tcMar>
+            <w:vAlign w:val="top"/>
+          </w:tcPr>
+          <w:p>
+            <w:r>
+              <w:rPr>
+                <w:rFonts w:ascii="Calibri" w:cs="Calibri" w:eastAsia="Calibri" w:hAnsi="Calibri"/>
+                <w:b w:val="false"/>
+                <w:bCs w:val="false"/>
+                <w:color w:val="1B1F1F"/>
+                <w:sz w:val="20"/>
+                <w:szCs w:val="20"/>
+              </w:rPr>
+              <w:t xml:space="preserve">Ba kiểm tra đầu vào: chèn lệnh, thông tin cá nhân, ticket rác</w:t>
+            </w:r>
+          </w:p>
+        </w:tc>
+        <w:tc>
+          <w:tcPr>
+            <w:tcW w:type="dxa" w:w="715"/>
             <w:tcMar>
               <w:top w:type="dxa" w:w="80"/>
               <w:left w:type="dxa" w:w="100"/>
@@ -20115,7 +20078,7 @@
         </w:trPr>
         <w:tc>
           <w:tcPr>
-            <w:tcW w:type="dxa" w:w="2756"/>
+            <w:tcW w:type="dxa" w:w="2091"/>
             <w:shd w:fill="F2F7F6" w:val="clear"/>
             <w:tcMar>
               <w:top w:type="dxa" w:w="80"/>
@@ -20135,13 +20098,13 @@
                 <w:sz w:val="19"/>
                 <w:szCs w:val="19"/>
               </w:rPr>
-              <w:t xml:space="preserve">check_output</w:t>
-            </w:r>
-          </w:p>
-        </w:tc>
-        <w:tc>
-          <w:tcPr>
-            <w:tcW w:type="dxa" w:w="2181"/>
+              <w:t xml:space="preserve">process_ticket</w:t>
+            </w:r>
+          </w:p>
+        </w:tc>
+        <w:tc>
+          <w:tcPr>
+            <w:tcW w:type="dxa" w:w="3027"/>
             <w:shd w:fill="F2F7F6" w:val="clear"/>
             <w:tcMar>
               <w:top w:type="dxa" w:w="80"/>
@@ -20161,13 +20124,13 @@
                 <w:sz w:val="19"/>
                 <w:szCs w:val="19"/>
               </w:rPr>
-              <w:t xml:space="preserve">src/guardrails/output_rules.py</w:t>
-            </w:r>
-          </w:p>
-        </w:tc>
-        <w:tc>
-          <w:tcPr>
-            <w:tcW w:type="dxa" w:w="3617"/>
+              <w:t xml:space="preserve">src/agent/workflow.py</w:t>
+            </w:r>
+          </w:p>
+        </w:tc>
+        <w:tc>
+          <w:tcPr>
+            <w:tcW w:type="dxa" w:w="3467"/>
             <w:shd w:fill="F2F7F6" w:val="clear"/>
             <w:tcMar>
               <w:top w:type="dxa" w:w="80"/>
@@ -20187,13 +20150,13 @@
                 <w:sz w:val="20"/>
                 <w:szCs w:val="20"/>
               </w:rPr>
-              <w:t xml:space="preserve">Chặn cam kết tiền vô căn cứ, trích dẫn bịa, rò rỉ thông tin cá nhân</w:t>
-            </w:r>
-          </w:p>
-        </w:tc>
-        <w:tc>
-          <w:tcPr>
-            <w:tcW w:type="dxa" w:w="746"/>
+              <w:t xml:space="preserve">Ghép quy trình, đặt tối thiểu 4 điều kiện chuyển người</w:t>
+            </w:r>
+          </w:p>
+        </w:tc>
+        <w:tc>
+          <w:tcPr>
+            <w:tcW w:type="dxa" w:w="715"/>
             <w:shd w:fill="F2F7F6" w:val="clear"/>
             <w:tcMar>
               <w:top w:type="dxa" w:w="80"/>
@@ -20213,7 +20176,7 @@
                 <w:sz w:val="20"/>
                 <w:szCs w:val="20"/>
               </w:rPr>
-              <w:t xml:space="preserve">Lab 5</w:t>
+              <w:t xml:space="preserve">Lab 4</w:t>
             </w:r>
           </w:p>
         </w:tc>
@@ -20224,101 +20187,101 @@
         </w:trPr>
         <w:tc>
           <w:tcPr>
-            <w:tcW w:type="dxa" w:w="2756"/>
-            <w:tcMar>
-              <w:top w:type="dxa" w:w="80"/>
-              <w:left w:type="dxa" w:w="100"/>
-              <w:bottom w:type="dxa" w:w="80"/>
-              <w:right w:type="dxa" w:w="100"/>
-            </w:tcMar>
-            <w:vAlign w:val="top"/>
-          </w:tcPr>
-          <w:p>
-            <w:r>
-              <w:rPr>
-                <w:rFonts w:ascii="Consolas" w:cs="Consolas" w:eastAsia="Consolas" w:hAnsi="Consolas"/>
-                <w:b w:val="false"/>
-                <w:bCs w:val="false"/>
-                <w:color w:val="0B3F41"/>
-                <w:sz w:val="19"/>
-                <w:szCs w:val="19"/>
-              </w:rPr>
-              <w:t xml:space="preserve">TraceLogger.step</w:t>
-            </w:r>
-          </w:p>
-        </w:tc>
-        <w:tc>
-          <w:tcPr>
-            <w:tcW w:type="dxa" w:w="2181"/>
-            <w:tcMar>
-              <w:top w:type="dxa" w:w="80"/>
-              <w:left w:type="dxa" w:w="100"/>
-              <w:bottom w:type="dxa" w:w="80"/>
-              <w:right w:type="dxa" w:w="100"/>
-            </w:tcMar>
-            <w:vAlign w:val="top"/>
-          </w:tcPr>
-          <w:p>
-            <w:r>
-              <w:rPr>
-                <w:rFonts w:ascii="Consolas" w:cs="Consolas" w:eastAsia="Consolas" w:hAnsi="Consolas"/>
-                <w:b w:val="false"/>
-                <w:bCs w:val="false"/>
-                <w:color w:val="0B3F41"/>
-                <w:sz w:val="19"/>
-                <w:szCs w:val="19"/>
-              </w:rPr>
-              <w:t xml:space="preserve">src/guardrails/runtime.py</w:t>
-            </w:r>
-          </w:p>
-        </w:tc>
-        <w:tc>
-          <w:tcPr>
-            <w:tcW w:type="dxa" w:w="3617"/>
-            <w:tcMar>
-              <w:top w:type="dxa" w:w="80"/>
-              <w:left w:type="dxa" w:w="100"/>
-              <w:bottom w:type="dxa" w:w="80"/>
-              <w:right w:type="dxa" w:w="100"/>
-            </w:tcMar>
-            <w:vAlign w:val="top"/>
-          </w:tcPr>
-          <w:p>
-            <w:r>
-              <w:rPr>
-                <w:rFonts w:ascii="Calibri" w:cs="Calibri" w:eastAsia="Calibri" w:hAnsi="Calibri"/>
-                <w:b w:val="false"/>
-                <w:bCs w:val="false"/>
-                <w:color w:val="1B1F1F"/>
-                <w:sz w:val="20"/>
-                <w:szCs w:val="20"/>
-              </w:rPr>
-              <w:t xml:space="preserve">Ghi nhật ký có cấu trúc, che thông tin cá nhân</w:t>
-            </w:r>
-          </w:p>
-        </w:tc>
-        <w:tc>
-          <w:tcPr>
-            <w:tcW w:type="dxa" w:w="746"/>
-            <w:tcMar>
-              <w:top w:type="dxa" w:w="80"/>
-              <w:left w:type="dxa" w:w="100"/>
-              <w:bottom w:type="dxa" w:w="80"/>
-              <w:right w:type="dxa" w:w="100"/>
-            </w:tcMar>
-            <w:vAlign w:val="top"/>
-          </w:tcPr>
-          <w:p>
-            <w:r>
-              <w:rPr>
-                <w:rFonts w:ascii="Calibri" w:cs="Calibri" w:eastAsia="Calibri" w:hAnsi="Calibri"/>
-                <w:b w:val="false"/>
-                <w:bCs w:val="false"/>
-                <w:color w:val="1B1F1F"/>
-                <w:sz w:val="20"/>
-                <w:szCs w:val="20"/>
-              </w:rPr>
-              <w:t xml:space="preserve">Lab 5</w:t>
+            <w:tcW w:type="dxa" w:w="2091"/>
+            <w:tcMar>
+              <w:top w:type="dxa" w:w="80"/>
+              <w:left w:type="dxa" w:w="100"/>
+              <w:bottom w:type="dxa" w:w="80"/>
+              <w:right w:type="dxa" w:w="100"/>
+            </w:tcMar>
+            <w:vAlign w:val="top"/>
+          </w:tcPr>
+          <w:p>
+            <w:r>
+              <w:rPr>
+                <w:rFonts w:ascii="Consolas" w:cs="Consolas" w:eastAsia="Consolas" w:hAnsi="Consolas"/>
+                <w:b w:val="false"/>
+                <w:bCs w:val="false"/>
+                <w:color w:val="0B3F41"/>
+                <w:sz w:val="19"/>
+                <w:szCs w:val="19"/>
+              </w:rPr>
+              <w:t xml:space="preserve">record_review</w:t>
+            </w:r>
+          </w:p>
+        </w:tc>
+        <w:tc>
+          <w:tcPr>
+            <w:tcW w:type="dxa" w:w="3027"/>
+            <w:tcMar>
+              <w:top w:type="dxa" w:w="80"/>
+              <w:left w:type="dxa" w:w="100"/>
+              <w:bottom w:type="dxa" w:w="80"/>
+              <w:right w:type="dxa" w:w="100"/>
+            </w:tcMar>
+            <w:vAlign w:val="top"/>
+          </w:tcPr>
+          <w:p>
+            <w:r>
+              <w:rPr>
+                <w:rFonts w:ascii="Consolas" w:cs="Consolas" w:eastAsia="Consolas" w:hAnsi="Consolas"/>
+                <w:b w:val="false"/>
+                <w:bCs w:val="false"/>
+                <w:color w:val="0B3F41"/>
+                <w:sz w:val="19"/>
+                <w:szCs w:val="19"/>
+              </w:rPr>
+              <w:t xml:space="preserve">src/store.py</w:t>
+            </w:r>
+          </w:p>
+        </w:tc>
+        <w:tc>
+          <w:tcPr>
+            <w:tcW w:type="dxa" w:w="3467"/>
+            <w:tcMar>
+              <w:top w:type="dxa" w:w="80"/>
+              <w:left w:type="dxa" w:w="100"/>
+              <w:bottom w:type="dxa" w:w="80"/>
+              <w:right w:type="dxa" w:w="100"/>
+            </w:tcMar>
+            <w:vAlign w:val="top"/>
+          </w:tcPr>
+          <w:p>
+            <w:r>
+              <w:rPr>
+                <w:rFonts w:ascii="Calibri" w:cs="Calibri" w:eastAsia="Calibri" w:hAnsi="Calibri"/>
+                <w:b w:val="false"/>
+                <w:bCs w:val="false"/>
+                <w:color w:val="1B1F1F"/>
+                <w:sz w:val="20"/>
+                <w:szCs w:val="20"/>
+              </w:rPr>
+              <w:t xml:space="preserve">Ghi thao tác duyệt; từ chối bắt buộc kèm lý do</w:t>
+            </w:r>
+          </w:p>
+        </w:tc>
+        <w:tc>
+          <w:tcPr>
+            <w:tcW w:type="dxa" w:w="715"/>
+            <w:tcMar>
+              <w:top w:type="dxa" w:w="80"/>
+              <w:left w:type="dxa" w:w="100"/>
+              <w:bottom w:type="dxa" w:w="80"/>
+              <w:right w:type="dxa" w:w="100"/>
+            </w:tcMar>
+            <w:vAlign w:val="top"/>
+          </w:tcPr>
+          <w:p>
+            <w:r>
+              <w:rPr>
+                <w:rFonts w:ascii="Calibri" w:cs="Calibri" w:eastAsia="Calibri" w:hAnsi="Calibri"/>
+                <w:b w:val="false"/>
+                <w:bCs w:val="false"/>
+                <w:color w:val="1B1F1F"/>
+                <w:sz w:val="20"/>
+                <w:szCs w:val="20"/>
+              </w:rPr>
+              <w:t xml:space="preserve">Lab 4</w:t>
             </w:r>
           </w:p>
         </w:tc>
@@ -20329,7 +20292,7 @@
         </w:trPr>
         <w:tc>
           <w:tcPr>
-            <w:tcW w:type="dxa" w:w="2756"/>
+            <w:tcW w:type="dxa" w:w="2091"/>
             <w:shd w:fill="F2F7F6" w:val="clear"/>
             <w:tcMar>
               <w:top w:type="dxa" w:w="80"/>
@@ -20342,6 +20305,220 @@
           <w:p>
             <w:r>
               <w:rPr>
+                <w:rFonts w:ascii="Consolas" w:cs="Consolas" w:eastAsia="Consolas" w:hAnsi="Consolas"/>
+                <w:b w:val="false"/>
+                <w:bCs w:val="false"/>
+                <w:color w:val="0B3F41"/>
+                <w:sz w:val="19"/>
+                <w:szCs w:val="19"/>
+              </w:rPr>
+              <w:t xml:space="preserve">check_output</w:t>
+            </w:r>
+          </w:p>
+        </w:tc>
+        <w:tc>
+          <w:tcPr>
+            <w:tcW w:type="dxa" w:w="3027"/>
+            <w:shd w:fill="F2F7F6" w:val="clear"/>
+            <w:tcMar>
+              <w:top w:type="dxa" w:w="80"/>
+              <w:left w:type="dxa" w:w="100"/>
+              <w:bottom w:type="dxa" w:w="80"/>
+              <w:right w:type="dxa" w:w="100"/>
+            </w:tcMar>
+            <w:vAlign w:val="top"/>
+          </w:tcPr>
+          <w:p>
+            <w:r>
+              <w:rPr>
+                <w:rFonts w:ascii="Consolas" w:cs="Consolas" w:eastAsia="Consolas" w:hAnsi="Consolas"/>
+                <w:b w:val="false"/>
+                <w:bCs w:val="false"/>
+                <w:color w:val="0B3F41"/>
+                <w:sz w:val="19"/>
+                <w:szCs w:val="19"/>
+              </w:rPr>
+              <w:t xml:space="preserve">src/guardrails/output_rules.py</w:t>
+            </w:r>
+          </w:p>
+        </w:tc>
+        <w:tc>
+          <w:tcPr>
+            <w:tcW w:type="dxa" w:w="3467"/>
+            <w:shd w:fill="F2F7F6" w:val="clear"/>
+            <w:tcMar>
+              <w:top w:type="dxa" w:w="80"/>
+              <w:left w:type="dxa" w:w="100"/>
+              <w:bottom w:type="dxa" w:w="80"/>
+              <w:right w:type="dxa" w:w="100"/>
+            </w:tcMar>
+            <w:vAlign w:val="top"/>
+          </w:tcPr>
+          <w:p>
+            <w:r>
+              <w:rPr>
+                <w:rFonts w:ascii="Calibri" w:cs="Calibri" w:eastAsia="Calibri" w:hAnsi="Calibri"/>
+                <w:b w:val="false"/>
+                <w:bCs w:val="false"/>
+                <w:color w:val="1B1F1F"/>
+                <w:sz w:val="20"/>
+                <w:szCs w:val="20"/>
+              </w:rPr>
+              <w:t xml:space="preserve">Chặn cam kết tiền vô căn cứ, trích dẫn bịa, rò rỉ thông tin cá nhân</w:t>
+            </w:r>
+          </w:p>
+        </w:tc>
+        <w:tc>
+          <w:tcPr>
+            <w:tcW w:type="dxa" w:w="715"/>
+            <w:shd w:fill="F2F7F6" w:val="clear"/>
+            <w:tcMar>
+              <w:top w:type="dxa" w:w="80"/>
+              <w:left w:type="dxa" w:w="100"/>
+              <w:bottom w:type="dxa" w:w="80"/>
+              <w:right w:type="dxa" w:w="100"/>
+            </w:tcMar>
+            <w:vAlign w:val="top"/>
+          </w:tcPr>
+          <w:p>
+            <w:r>
+              <w:rPr>
+                <w:rFonts w:ascii="Calibri" w:cs="Calibri" w:eastAsia="Calibri" w:hAnsi="Calibri"/>
+                <w:b w:val="false"/>
+                <w:bCs w:val="false"/>
+                <w:color w:val="1B1F1F"/>
+                <w:sz w:val="20"/>
+                <w:szCs w:val="20"/>
+              </w:rPr>
+              <w:t xml:space="preserve">Lab 5</w:t>
+            </w:r>
+          </w:p>
+        </w:tc>
+      </w:tr>
+      <w:tr>
+        <w:trPr>
+          <w:cantSplit/>
+        </w:trPr>
+        <w:tc>
+          <w:tcPr>
+            <w:tcW w:type="dxa" w:w="2091"/>
+            <w:tcMar>
+              <w:top w:type="dxa" w:w="80"/>
+              <w:left w:type="dxa" w:w="100"/>
+              <w:bottom w:type="dxa" w:w="80"/>
+              <w:right w:type="dxa" w:w="100"/>
+            </w:tcMar>
+            <w:vAlign w:val="top"/>
+          </w:tcPr>
+          <w:p>
+            <w:r>
+              <w:rPr>
+                <w:rFonts w:ascii="Consolas" w:cs="Consolas" w:eastAsia="Consolas" w:hAnsi="Consolas"/>
+                <w:b w:val="false"/>
+                <w:bCs w:val="false"/>
+                <w:color w:val="0B3F41"/>
+                <w:sz w:val="19"/>
+                <w:szCs w:val="19"/>
+              </w:rPr>
+              <w:t xml:space="preserve">TraceLogger.step</w:t>
+            </w:r>
+          </w:p>
+        </w:tc>
+        <w:tc>
+          <w:tcPr>
+            <w:tcW w:type="dxa" w:w="3027"/>
+            <w:tcMar>
+              <w:top w:type="dxa" w:w="80"/>
+              <w:left w:type="dxa" w:w="100"/>
+              <w:bottom w:type="dxa" w:w="80"/>
+              <w:right w:type="dxa" w:w="100"/>
+            </w:tcMar>
+            <w:vAlign w:val="top"/>
+          </w:tcPr>
+          <w:p>
+            <w:r>
+              <w:rPr>
+                <w:rFonts w:ascii="Consolas" w:cs="Consolas" w:eastAsia="Consolas" w:hAnsi="Consolas"/>
+                <w:b w:val="false"/>
+                <w:bCs w:val="false"/>
+                <w:color w:val="0B3F41"/>
+                <w:sz w:val="19"/>
+                <w:szCs w:val="19"/>
+              </w:rPr>
+              <w:t xml:space="preserve">src/guardrails/runtime.py</w:t>
+            </w:r>
+          </w:p>
+        </w:tc>
+        <w:tc>
+          <w:tcPr>
+            <w:tcW w:type="dxa" w:w="3467"/>
+            <w:tcMar>
+              <w:top w:type="dxa" w:w="80"/>
+              <w:left w:type="dxa" w:w="100"/>
+              <w:bottom w:type="dxa" w:w="80"/>
+              <w:right w:type="dxa" w:w="100"/>
+            </w:tcMar>
+            <w:vAlign w:val="top"/>
+          </w:tcPr>
+          <w:p>
+            <w:r>
+              <w:rPr>
+                <w:rFonts w:ascii="Calibri" w:cs="Calibri" w:eastAsia="Calibri" w:hAnsi="Calibri"/>
+                <w:b w:val="false"/>
+                <w:bCs w:val="false"/>
+                <w:color w:val="1B1F1F"/>
+                <w:sz w:val="20"/>
+                <w:szCs w:val="20"/>
+              </w:rPr>
+              <w:t xml:space="preserve">Ghi nhật ký có cấu trúc, che thông tin cá nhân</w:t>
+            </w:r>
+          </w:p>
+        </w:tc>
+        <w:tc>
+          <w:tcPr>
+            <w:tcW w:type="dxa" w:w="715"/>
+            <w:tcMar>
+              <w:top w:type="dxa" w:w="80"/>
+              <w:left w:type="dxa" w:w="100"/>
+              <w:bottom w:type="dxa" w:w="80"/>
+              <w:right w:type="dxa" w:w="100"/>
+            </w:tcMar>
+            <w:vAlign w:val="top"/>
+          </w:tcPr>
+          <w:p>
+            <w:r>
+              <w:rPr>
+                <w:rFonts w:ascii="Calibri" w:cs="Calibri" w:eastAsia="Calibri" w:hAnsi="Calibri"/>
+                <w:b w:val="false"/>
+                <w:bCs w:val="false"/>
+                <w:color w:val="1B1F1F"/>
+                <w:sz w:val="20"/>
+                <w:szCs w:val="20"/>
+              </w:rPr>
+              <w:t xml:space="preserve">Lab 5</w:t>
+            </w:r>
+          </w:p>
+        </w:tc>
+      </w:tr>
+      <w:tr>
+        <w:trPr>
+          <w:cantSplit/>
+        </w:trPr>
+        <w:tc>
+          <w:tcPr>
+            <w:tcW w:type="dxa" w:w="2091"/>
+            <w:shd w:fill="F2F7F6" w:val="clear"/>
+            <w:tcMar>
+              <w:top w:type="dxa" w:w="80"/>
+              <w:left w:type="dxa" w:w="100"/>
+              <w:bottom w:type="dxa" w:w="80"/>
+              <w:right w:type="dxa" w:w="100"/>
+            </w:tcMar>
+            <w:vAlign w:val="top"/>
+          </w:tcPr>
+          <w:p>
+            <w:r>
+              <w:rPr>
                 <w:rFonts w:ascii="Calibri" w:cs="Calibri" w:eastAsia="Calibri" w:hAnsi="Calibri"/>
                 <w:b w:val="false"/>
                 <w:bCs w:val="false"/>
@@ -20355,7 +20532,7 @@
         </w:tc>
         <w:tc>
           <w:tcPr>
-            <w:tcW w:type="dxa" w:w="2181"/>
+            <w:tcW w:type="dxa" w:w="3027"/>
             <w:shd w:fill="F2F7F6" w:val="clear"/>
             <w:tcMar>
               <w:top w:type="dxa" w:w="80"/>
@@ -20381,7 +20558,7 @@
         </w:tc>
         <w:tc>
           <w:tcPr>
-            <w:tcW w:type="dxa" w:w="3617"/>
+            <w:tcW w:type="dxa" w:w="3467"/>
             <w:shd w:fill="F2F7F6" w:val="clear"/>
             <w:tcMar>
               <w:top w:type="dxa" w:w="80"/>
@@ -20407,7 +20584,7 @@
         </w:tc>
         <w:tc>
           <w:tcPr>
-            <w:tcW w:type="dxa" w:w="746"/>
+            <w:tcW w:type="dxa" w:w="715"/>
             <w:shd w:fill="F2F7F6" w:val="clear"/>
             <w:tcMar>
               <w:top w:type="dxa" w:w="80"/>
